--- a/Manual Técnico Sena Contigo Flutter.docx
+++ b/Manual Técnico Sena Contigo Flutter.docx
@@ -216,9 +216,8 @@
           <w:szCs w:val="32"/>
           <w:lang w:val="es-CO"/>
         </w:rPr>
-        <w:t xml:space="preserve"> </w:t>
-      </w:r>
-      <w:proofErr w:type="spellStart"/>
+        <w:t xml:space="preserve"> FrameWork Frontend </w:t>
+      </w:r>
       <w:r>
         <w:rPr>
           <w:b/>
@@ -227,53 +226,8 @@
           <w:szCs w:val="32"/>
           <w:lang w:val="es-CO"/>
         </w:rPr>
-        <w:t>FrameWork</w:t>
-      </w:r>
-      <w:proofErr w:type="spellEnd"/>
-      <w:r>
-        <w:rPr>
-          <w:b/>
-          <w:bCs/>
-          <w:sz w:val="32"/>
-          <w:szCs w:val="32"/>
-          <w:lang w:val="es-CO"/>
-        </w:rPr>
-        <w:t xml:space="preserve"> </w:t>
-      </w:r>
-      <w:proofErr w:type="spellStart"/>
-      <w:r>
-        <w:rPr>
-          <w:b/>
-          <w:bCs/>
-          <w:sz w:val="32"/>
-          <w:szCs w:val="32"/>
-          <w:lang w:val="es-CO"/>
-        </w:rPr>
-        <w:t>Frontend</w:t>
-      </w:r>
-      <w:proofErr w:type="spellEnd"/>
-      <w:r>
-        <w:rPr>
-          <w:b/>
-          <w:bCs/>
-          <w:sz w:val="32"/>
-          <w:szCs w:val="32"/>
-          <w:lang w:val="es-CO"/>
-        </w:rPr>
-        <w:t xml:space="preserve"> </w:t>
-      </w:r>
-      <w:proofErr w:type="spellStart"/>
-      <w:r>
-        <w:rPr>
-          <w:b/>
-          <w:bCs/>
-          <w:sz w:val="32"/>
-          <w:szCs w:val="32"/>
-          <w:lang w:val="es-CO"/>
-        </w:rPr>
         <w:t>Flutter</w:t>
       </w:r>
-      <w:proofErr w:type="spellEnd"/>
     </w:p>
     <w:p>
       <w:pPr>
@@ -500,7 +454,15 @@
             <w:rPr>
               <w:lang w:val="es-ES"/>
             </w:rPr>
-            <w:t>Contenido</w:t>
+            <w:t>Conte</w:t>
+          </w:r>
+          <w:bookmarkStart w:id="4" w:name="_GoBack"/>
+          <w:bookmarkEnd w:id="4"/>
+          <w:r>
+            <w:rPr>
+              <w:lang w:val="es-ES"/>
+            </w:rPr>
+            <w:t>nido</w:t>
           </w:r>
         </w:p>
         <w:p>
@@ -526,7 +488,7 @@
           <w:r>
             <w:fldChar w:fldCharType="separate"/>
           </w:r>
-          <w:hyperlink w:anchor="_Toc227775808" w:history="1">
+          <w:hyperlink w:anchor="_Toc227863816" w:history="1">
             <w:r>
               <w:rPr>
                 <w:rStyle w:val="Hipervnculo"/>
@@ -569,7 +531,7 @@
                 <w:noProof/>
                 <w:webHidden/>
               </w:rPr>
-              <w:instrText xml:space="preserve"> PAGEREF _Toc227775808 \h </w:instrText>
+              <w:instrText xml:space="preserve"> PAGEREF _Toc227863816 \h </w:instrText>
             </w:r>
             <w:r>
               <w:rPr>
@@ -613,7 +575,7 @@
               <w:szCs w:val="22"/>
             </w:rPr>
           </w:pPr>
-          <w:hyperlink w:anchor="_Toc227775809" w:history="1">
+          <w:hyperlink w:anchor="_Toc227863817" w:history="1">
             <w:r>
               <w:rPr>
                 <w:rStyle w:val="Hipervnculo"/>
@@ -641,7 +603,7 @@
                 <w:noProof/>
                 <w:webHidden/>
               </w:rPr>
-              <w:instrText xml:space="preserve"> PAGEREF _Toc227775809 \h </w:instrText>
+              <w:instrText xml:space="preserve"> PAGEREF _Toc227863817 \h </w:instrText>
             </w:r>
             <w:r>
               <w:rPr>
@@ -685,7 +647,7 @@
               <w:szCs w:val="22"/>
             </w:rPr>
           </w:pPr>
-          <w:hyperlink w:anchor="_Toc227775810" w:history="1">
+          <w:hyperlink w:anchor="_Toc227863818" w:history="1">
             <w:r>
               <w:rPr>
                 <w:rStyle w:val="Hipervnculo"/>
@@ -713,7 +675,7 @@
                 <w:noProof/>
                 <w:webHidden/>
               </w:rPr>
-              <w:instrText xml:space="preserve"> PAGEREF _Toc227775810 \h </w:instrText>
+              <w:instrText xml:space="preserve"> PAGEREF _Toc227863818 \h </w:instrText>
             </w:r>
             <w:r>
               <w:rPr>
@@ -757,7 +719,7 @@
               <w:szCs w:val="22"/>
             </w:rPr>
           </w:pPr>
-          <w:hyperlink w:anchor="_Toc227775811" w:history="1">
+          <w:hyperlink w:anchor="_Toc227863819" w:history="1">
             <w:r>
               <w:rPr>
                 <w:rStyle w:val="Hipervnculo"/>
@@ -785,7 +747,7 @@
                 <w:noProof/>
                 <w:webHidden/>
               </w:rPr>
-              <w:instrText xml:space="preserve"> PAGEREF _Toc227775811 \h </w:instrText>
+              <w:instrText xml:space="preserve"> PAGEREF _Toc227863819 \h </w:instrText>
             </w:r>
             <w:r>
               <w:rPr>
@@ -805,7 +767,7 @@
                 <w:noProof/>
                 <w:webHidden/>
               </w:rPr>
-              <w:t>9</w:t>
+              <w:t>8</w:t>
             </w:r>
             <w:r>
               <w:rPr>
@@ -829,7 +791,7 @@
               <w:szCs w:val="22"/>
             </w:rPr>
           </w:pPr>
-          <w:hyperlink w:anchor="_Toc227775812" w:history="1">
+          <w:hyperlink w:anchor="_Toc227863820" w:history="1">
             <w:r>
               <w:rPr>
                 <w:rStyle w:val="Hipervnculo"/>
@@ -857,7 +819,7 @@
                 <w:noProof/>
                 <w:webHidden/>
               </w:rPr>
-              <w:instrText xml:space="preserve"> PAGEREF _Toc227775812 \h </w:instrText>
+              <w:instrText xml:space="preserve"> PAGEREF _Toc227863820 \h </w:instrText>
             </w:r>
             <w:r>
               <w:rPr>
@@ -877,7 +839,7 @@
                 <w:noProof/>
                 <w:webHidden/>
               </w:rPr>
-              <w:t>12</w:t>
+              <w:t>11</w:t>
             </w:r>
             <w:r>
               <w:rPr>
@@ -901,7 +863,7 @@
               <w:szCs w:val="22"/>
             </w:rPr>
           </w:pPr>
-          <w:hyperlink w:anchor="_Toc227775813" w:history="1">
+          <w:hyperlink w:anchor="_Toc227863821" w:history="1">
             <w:r>
               <w:rPr>
                 <w:rStyle w:val="Hipervnculo"/>
@@ -929,7 +891,7 @@
                 <w:noProof/>
                 <w:webHidden/>
               </w:rPr>
-              <w:instrText xml:space="preserve"> PAGEREF _Toc227775813 \h </w:instrText>
+              <w:instrText xml:space="preserve"> PAGEREF _Toc227863821 \h </w:instrText>
             </w:r>
             <w:r>
               <w:rPr>
@@ -973,7 +935,7 @@
               <w:szCs w:val="22"/>
             </w:rPr>
           </w:pPr>
-          <w:hyperlink w:anchor="_Toc227775814" w:history="1">
+          <w:hyperlink w:anchor="_Toc227863822" w:history="1">
             <w:r>
               <w:rPr>
                 <w:rStyle w:val="Hipervnculo"/>
@@ -1001,7 +963,7 @@
                 <w:noProof/>
                 <w:webHidden/>
               </w:rPr>
-              <w:instrText xml:space="preserve"> PAGEREF _Toc227775814 \h </w:instrText>
+              <w:instrText xml:space="preserve"> PAGEREF _Toc227863822 \h </w:instrText>
             </w:r>
             <w:r>
               <w:rPr>
@@ -1045,7 +1007,7 @@
               <w:szCs w:val="22"/>
             </w:rPr>
           </w:pPr>
-          <w:hyperlink w:anchor="_Toc227775815" w:history="1">
+          <w:hyperlink w:anchor="_Toc227863823" w:history="1">
             <w:r>
               <w:rPr>
                 <w:rStyle w:val="Hipervnculo"/>
@@ -1073,7 +1035,7 @@
                 <w:noProof/>
                 <w:webHidden/>
               </w:rPr>
-              <w:instrText xml:space="preserve"> PAGEREF _Toc227775815 \h </w:instrText>
+              <w:instrText xml:space="preserve"> PAGEREF _Toc227863823 \h </w:instrText>
             </w:r>
             <w:r>
               <w:rPr>
@@ -1093,7 +1055,7 @@
                 <w:noProof/>
                 <w:webHidden/>
               </w:rPr>
-              <w:t>13</w:t>
+              <w:t>12</w:t>
             </w:r>
             <w:r>
               <w:rPr>
@@ -1117,7 +1079,7 @@
               <w:szCs w:val="22"/>
             </w:rPr>
           </w:pPr>
-          <w:hyperlink w:anchor="_Toc227775816" w:history="1">
+          <w:hyperlink w:anchor="_Toc227863824" w:history="1">
             <w:r>
               <w:rPr>
                 <w:rStyle w:val="Hipervnculo"/>
@@ -1145,7 +1107,7 @@
                 <w:noProof/>
                 <w:webHidden/>
               </w:rPr>
-              <w:instrText xml:space="preserve"> PAGEREF _Toc227775816 \h </w:instrText>
+              <w:instrText xml:space="preserve"> PAGEREF _Toc227863824 \h </w:instrText>
             </w:r>
             <w:r>
               <w:rPr>
@@ -1165,7 +1127,7 @@
                 <w:noProof/>
                 <w:webHidden/>
               </w:rPr>
-              <w:t>14</w:t>
+              <w:t>13</w:t>
             </w:r>
             <w:r>
               <w:rPr>
@@ -1189,7 +1151,7 @@
               <w:szCs w:val="22"/>
             </w:rPr>
           </w:pPr>
-          <w:hyperlink w:anchor="_Toc227775817" w:history="1">
+          <w:hyperlink w:anchor="_Toc227863825" w:history="1">
             <w:r>
               <w:rPr>
                 <w:rStyle w:val="Hipervnculo"/>
@@ -1217,7 +1179,7 @@
                 <w:noProof/>
                 <w:webHidden/>
               </w:rPr>
-              <w:instrText xml:space="preserve"> PAGEREF _Toc227775817 \h </w:instrText>
+              <w:instrText xml:space="preserve"> PAGEREF _Toc227863825 \h </w:instrText>
             </w:r>
             <w:r>
               <w:rPr>
@@ -1261,7 +1223,7 @@
               <w:szCs w:val="22"/>
             </w:rPr>
           </w:pPr>
-          <w:hyperlink w:anchor="_Toc227775818" w:history="1">
+          <w:hyperlink w:anchor="_Toc227863826" w:history="1">
             <w:r>
               <w:rPr>
                 <w:rStyle w:val="Hipervnculo"/>
@@ -1289,7 +1251,7 @@
                 <w:noProof/>
                 <w:webHidden/>
               </w:rPr>
-              <w:instrText xml:space="preserve"> PAGEREF _Toc227775818 \h </w:instrText>
+              <w:instrText xml:space="preserve"> PAGEREF _Toc227863826 \h </w:instrText>
             </w:r>
             <w:r>
               <w:rPr>
@@ -1309,7 +1271,7 @@
                 <w:noProof/>
                 <w:webHidden/>
               </w:rPr>
-              <w:t>15</w:t>
+              <w:t>14</w:t>
             </w:r>
             <w:r>
               <w:rPr>
@@ -1333,7 +1295,7 @@
               <w:szCs w:val="22"/>
             </w:rPr>
           </w:pPr>
-          <w:hyperlink w:anchor="_Toc227775819" w:history="1">
+          <w:hyperlink w:anchor="_Toc227863827" w:history="1">
             <w:r>
               <w:rPr>
                 <w:rStyle w:val="Hipervnculo"/>
@@ -1361,7 +1323,7 @@
                 <w:noProof/>
                 <w:webHidden/>
               </w:rPr>
-              <w:instrText xml:space="preserve"> PAGEREF _Toc227775819 \h </w:instrText>
+              <w:instrText xml:space="preserve"> PAGEREF _Toc227863827 \h </w:instrText>
             </w:r>
             <w:r>
               <w:rPr>
@@ -1381,7 +1343,7 @@
                 <w:noProof/>
                 <w:webHidden/>
               </w:rPr>
-              <w:t>16</w:t>
+              <w:t>15</w:t>
             </w:r>
             <w:r>
               <w:rPr>
@@ -1405,7 +1367,7 @@
               <w:szCs w:val="22"/>
             </w:rPr>
           </w:pPr>
-          <w:hyperlink w:anchor="_Toc227775820" w:history="1">
+          <w:hyperlink w:anchor="_Toc227863828" w:history="1">
             <w:r>
               <w:rPr>
                 <w:rStyle w:val="Hipervnculo"/>
@@ -1433,7 +1395,7 @@
                 <w:noProof/>
                 <w:webHidden/>
               </w:rPr>
-              <w:instrText xml:space="preserve"> PAGEREF _Toc227775820 \h </w:instrText>
+              <w:instrText xml:space="preserve"> PAGEREF _Toc227863828 \h </w:instrText>
             </w:r>
             <w:r>
               <w:rPr>
@@ -1453,7 +1415,7 @@
                 <w:noProof/>
                 <w:webHidden/>
               </w:rPr>
-              <w:t>16</w:t>
+              <w:t>15</w:t>
             </w:r>
             <w:r>
               <w:rPr>
@@ -1477,7 +1439,7 @@
               <w:szCs w:val="22"/>
             </w:rPr>
           </w:pPr>
-          <w:hyperlink w:anchor="_Toc227775821" w:history="1">
+          <w:hyperlink w:anchor="_Toc227863829" w:history="1">
             <w:r>
               <w:rPr>
                 <w:rStyle w:val="Hipervnculo"/>
@@ -1505,7 +1467,7 @@
                 <w:noProof/>
                 <w:webHidden/>
               </w:rPr>
-              <w:instrText xml:space="preserve"> PAGEREF _Toc227775821 \h </w:instrText>
+              <w:instrText xml:space="preserve"> PAGEREF _Toc227863829 \h </w:instrText>
             </w:r>
             <w:r>
               <w:rPr>
@@ -1549,7 +1511,7 @@
               <w:szCs w:val="22"/>
             </w:rPr>
           </w:pPr>
-          <w:hyperlink w:anchor="_Toc227775822" w:history="1">
+          <w:hyperlink w:anchor="_Toc227863830" w:history="1">
             <w:r>
               <w:rPr>
                 <w:rStyle w:val="Hipervnculo"/>
@@ -1577,7 +1539,7 @@
                 <w:noProof/>
                 <w:webHidden/>
               </w:rPr>
-              <w:instrText xml:space="preserve"> PAGEREF _Toc227775822 \h </w:instrText>
+              <w:instrText xml:space="preserve"> PAGEREF _Toc227863830 \h </w:instrText>
             </w:r>
             <w:r>
               <w:rPr>
@@ -1597,7 +1559,7 @@
                 <w:noProof/>
                 <w:webHidden/>
               </w:rPr>
-              <w:t>17</w:t>
+              <w:t>16</w:t>
             </w:r>
             <w:r>
               <w:rPr>
@@ -1621,7 +1583,7 @@
               <w:szCs w:val="22"/>
             </w:rPr>
           </w:pPr>
-          <w:hyperlink w:anchor="_Toc227775823" w:history="1">
+          <w:hyperlink w:anchor="_Toc227863831" w:history="1">
             <w:r>
               <w:rPr>
                 <w:rStyle w:val="Hipervnculo"/>
@@ -1649,7 +1611,7 @@
                 <w:noProof/>
                 <w:webHidden/>
               </w:rPr>
-              <w:instrText xml:space="preserve"> PAGEREF _Toc227775823 \h </w:instrText>
+              <w:instrText xml:space="preserve"> PAGEREF _Toc227863831 \h </w:instrText>
             </w:r>
             <w:r>
               <w:rPr>
@@ -1669,7 +1631,7 @@
                 <w:noProof/>
                 <w:webHidden/>
               </w:rPr>
-              <w:t>18</w:t>
+              <w:t>17</w:t>
             </w:r>
             <w:r>
               <w:rPr>
@@ -1693,7 +1655,7 @@
               <w:szCs w:val="22"/>
             </w:rPr>
           </w:pPr>
-          <w:hyperlink w:anchor="_Toc227775824" w:history="1">
+          <w:hyperlink w:anchor="_Toc227863832" w:history="1">
             <w:r>
               <w:rPr>
                 <w:rStyle w:val="Hipervnculo"/>
@@ -1721,7 +1683,7 @@
                 <w:noProof/>
                 <w:webHidden/>
               </w:rPr>
-              <w:instrText xml:space="preserve"> PAGEREF _Toc227775824 \h </w:instrText>
+              <w:instrText xml:space="preserve"> PAGEREF _Toc227863832 \h </w:instrText>
             </w:r>
             <w:r>
               <w:rPr>
@@ -1741,7 +1703,7 @@
                 <w:noProof/>
                 <w:webHidden/>
               </w:rPr>
-              <w:t>18</w:t>
+              <w:t>17</w:t>
             </w:r>
             <w:r>
               <w:rPr>
@@ -1765,7 +1727,7 @@
               <w:szCs w:val="22"/>
             </w:rPr>
           </w:pPr>
-          <w:hyperlink w:anchor="_Toc227775825" w:history="1">
+          <w:hyperlink w:anchor="_Toc227863833" w:history="1">
             <w:r>
               <w:rPr>
                 <w:rStyle w:val="Hipervnculo"/>
@@ -1793,7 +1755,7 @@
                 <w:noProof/>
                 <w:webHidden/>
               </w:rPr>
-              <w:instrText xml:space="preserve"> PAGEREF _Toc227775825 \h </w:instrText>
+              <w:instrText xml:space="preserve"> PAGEREF _Toc227863833 \h </w:instrText>
             </w:r>
             <w:r>
               <w:rPr>
@@ -1813,7 +1775,7 @@
                 <w:noProof/>
                 <w:webHidden/>
               </w:rPr>
-              <w:t>18</w:t>
+              <w:t>17</w:t>
             </w:r>
             <w:r>
               <w:rPr>
@@ -1837,7 +1799,7 @@
               <w:szCs w:val="22"/>
             </w:rPr>
           </w:pPr>
-          <w:hyperlink w:anchor="_Toc227775826" w:history="1">
+          <w:hyperlink w:anchor="_Toc227863834" w:history="1">
             <w:r>
               <w:rPr>
                 <w:rStyle w:val="Hipervnculo"/>
@@ -1865,7 +1827,7 @@
                 <w:noProof/>
                 <w:webHidden/>
               </w:rPr>
-              <w:instrText xml:space="preserve"> PAGEREF _Toc227775826 \h </w:instrText>
+              <w:instrText xml:space="preserve"> PAGEREF _Toc227863834 \h </w:instrText>
             </w:r>
             <w:r>
               <w:rPr>
@@ -1885,7 +1847,7 @@
                 <w:noProof/>
                 <w:webHidden/>
               </w:rPr>
-              <w:t>19</w:t>
+              <w:t>18</w:t>
             </w:r>
             <w:r>
               <w:rPr>
@@ -1909,7 +1871,7 @@
               <w:szCs w:val="22"/>
             </w:rPr>
           </w:pPr>
-          <w:hyperlink w:anchor="_Toc227775827" w:history="1">
+          <w:hyperlink w:anchor="_Toc227863835" w:history="1">
             <w:r>
               <w:rPr>
                 <w:rStyle w:val="Hipervnculo"/>
@@ -1937,7 +1899,7 @@
                 <w:noProof/>
                 <w:webHidden/>
               </w:rPr>
-              <w:instrText xml:space="preserve"> PAGEREF _Toc227775827 \h </w:instrText>
+              <w:instrText xml:space="preserve"> PAGEREF _Toc227863835 \h </w:instrText>
             </w:r>
             <w:r>
               <w:rPr>
@@ -1981,7 +1943,7 @@
               <w:szCs w:val="22"/>
             </w:rPr>
           </w:pPr>
-          <w:hyperlink w:anchor="_Toc227775828" w:history="1">
+          <w:hyperlink w:anchor="_Toc227863836" w:history="1">
             <w:r>
               <w:rPr>
                 <w:rStyle w:val="Hipervnculo"/>
@@ -2009,7 +1971,7 @@
                 <w:noProof/>
                 <w:webHidden/>
               </w:rPr>
-              <w:instrText xml:space="preserve"> PAGEREF _Toc227775828 \h </w:instrText>
+              <w:instrText xml:space="preserve"> PAGEREF _Toc227863836 \h </w:instrText>
             </w:r>
             <w:r>
               <w:rPr>
@@ -2029,7 +1991,7 @@
                 <w:noProof/>
                 <w:webHidden/>
               </w:rPr>
-              <w:t>20</w:t>
+              <w:t>19</w:t>
             </w:r>
             <w:r>
               <w:rPr>
@@ -2053,7 +2015,7 @@
               <w:szCs w:val="22"/>
             </w:rPr>
           </w:pPr>
-          <w:hyperlink w:anchor="_Toc227775829" w:history="1">
+          <w:hyperlink w:anchor="_Toc227863837" w:history="1">
             <w:r>
               <w:rPr>
                 <w:rStyle w:val="Hipervnculo"/>
@@ -2081,7 +2043,7 @@
                 <w:noProof/>
                 <w:webHidden/>
               </w:rPr>
-              <w:instrText xml:space="preserve"> PAGEREF _Toc227775829 \h </w:instrText>
+              <w:instrText xml:space="preserve"> PAGEREF _Toc227863837 \h </w:instrText>
             </w:r>
             <w:r>
               <w:rPr>
@@ -2125,7 +2087,7 @@
               <w:szCs w:val="22"/>
             </w:rPr>
           </w:pPr>
-          <w:hyperlink w:anchor="_Toc227775830" w:history="1">
+          <w:hyperlink w:anchor="_Toc227863838" w:history="1">
             <w:r>
               <w:rPr>
                 <w:rStyle w:val="Hipervnculo"/>
@@ -2153,7 +2115,7 @@
                 <w:noProof/>
                 <w:webHidden/>
               </w:rPr>
-              <w:instrText xml:space="preserve"> PAGEREF _Toc227775830 \h </w:instrText>
+              <w:instrText xml:space="preserve"> PAGEREF _Toc227863838 \h </w:instrText>
             </w:r>
             <w:r>
               <w:rPr>
@@ -2173,7 +2135,7 @@
                 <w:noProof/>
                 <w:webHidden/>
               </w:rPr>
-              <w:t>21</w:t>
+              <w:t>20</w:t>
             </w:r>
             <w:r>
               <w:rPr>
@@ -2197,7 +2159,7 @@
               <w:szCs w:val="22"/>
             </w:rPr>
           </w:pPr>
-          <w:hyperlink w:anchor="_Toc227775831" w:history="1">
+          <w:hyperlink w:anchor="_Toc227863839" w:history="1">
             <w:r>
               <w:rPr>
                 <w:rStyle w:val="Hipervnculo"/>
@@ -2225,7 +2187,7 @@
                 <w:noProof/>
                 <w:webHidden/>
               </w:rPr>
-              <w:instrText xml:space="preserve"> PAGEREF _Toc227775831 \h </w:instrText>
+              <w:instrText xml:space="preserve"> PAGEREF _Toc227863839 \h </w:instrText>
             </w:r>
             <w:r>
               <w:rPr>
@@ -2245,7 +2207,7 @@
                 <w:noProof/>
                 <w:webHidden/>
               </w:rPr>
-              <w:t>23</w:t>
+              <w:t>22</w:t>
             </w:r>
             <w:r>
               <w:rPr>
@@ -2269,7 +2231,7 @@
               <w:szCs w:val="22"/>
             </w:rPr>
           </w:pPr>
-          <w:hyperlink w:anchor="_Toc227775832" w:history="1">
+          <w:hyperlink w:anchor="_Toc227863840" w:history="1">
             <w:r>
               <w:rPr>
                 <w:rStyle w:val="Hipervnculo"/>
@@ -2297,7 +2259,7 @@
                 <w:noProof/>
                 <w:webHidden/>
               </w:rPr>
-              <w:instrText xml:space="preserve"> PAGEREF _Toc227775832 \h </w:instrText>
+              <w:instrText xml:space="preserve"> PAGEREF _Toc227863840 \h </w:instrText>
             </w:r>
             <w:r>
               <w:rPr>
@@ -2317,7 +2279,7 @@
                 <w:noProof/>
                 <w:webHidden/>
               </w:rPr>
-              <w:t>27</w:t>
+              <w:t>26</w:t>
             </w:r>
             <w:r>
               <w:rPr>
@@ -2341,7 +2303,7 @@
               <w:szCs w:val="22"/>
             </w:rPr>
           </w:pPr>
-          <w:hyperlink w:anchor="_Toc227775833" w:history="1">
+          <w:hyperlink w:anchor="_Toc227863841" w:history="1">
             <w:r>
               <w:rPr>
                 <w:rStyle w:val="Hipervnculo"/>
@@ -2369,7 +2331,7 @@
                 <w:noProof/>
                 <w:webHidden/>
               </w:rPr>
-              <w:instrText xml:space="preserve"> PAGEREF _Toc227775833 \h </w:instrText>
+              <w:instrText xml:space="preserve"> PAGEREF _Toc227863841 \h </w:instrText>
             </w:r>
             <w:r>
               <w:rPr>
@@ -2389,7 +2351,7 @@
                 <w:noProof/>
                 <w:webHidden/>
               </w:rPr>
-              <w:t>27</w:t>
+              <w:t>26</w:t>
             </w:r>
             <w:r>
               <w:rPr>
@@ -2413,7 +2375,7 @@
               <w:szCs w:val="22"/>
             </w:rPr>
           </w:pPr>
-          <w:hyperlink w:anchor="_Toc227775834" w:history="1">
+          <w:hyperlink w:anchor="_Toc227863842" w:history="1">
             <w:r>
               <w:rPr>
                 <w:rStyle w:val="Hipervnculo"/>
@@ -2441,7 +2403,7 @@
                 <w:noProof/>
                 <w:webHidden/>
               </w:rPr>
-              <w:instrText xml:space="preserve"> PAGEREF _Toc227775834 \h </w:instrText>
+              <w:instrText xml:space="preserve"> PAGEREF _Toc227863842 \h </w:instrText>
             </w:r>
             <w:r>
               <w:rPr>
@@ -2461,7 +2423,7 @@
                 <w:noProof/>
                 <w:webHidden/>
               </w:rPr>
-              <w:t>27</w:t>
+              <w:t>26</w:t>
             </w:r>
             <w:r>
               <w:rPr>
@@ -2485,7 +2447,7 @@
               <w:szCs w:val="22"/>
             </w:rPr>
           </w:pPr>
-          <w:hyperlink w:anchor="_Toc227775835" w:history="1">
+          <w:hyperlink w:anchor="_Toc227863843" w:history="1">
             <w:r>
               <w:rPr>
                 <w:rStyle w:val="Hipervnculo"/>
@@ -2513,7 +2475,7 @@
                 <w:noProof/>
                 <w:webHidden/>
               </w:rPr>
-              <w:instrText xml:space="preserve"> PAGEREF _Toc227775835 \h </w:instrText>
+              <w:instrText xml:space="preserve"> PAGEREF _Toc227863843 \h </w:instrText>
             </w:r>
             <w:r>
               <w:rPr>
@@ -2557,7 +2519,7 @@
               <w:szCs w:val="22"/>
             </w:rPr>
           </w:pPr>
-          <w:hyperlink w:anchor="_Toc227775836" w:history="1">
+          <w:hyperlink w:anchor="_Toc227863844" w:history="1">
             <w:r>
               <w:rPr>
                 <w:rStyle w:val="Hipervnculo"/>
@@ -2585,7 +2547,7 @@
                 <w:noProof/>
                 <w:webHidden/>
               </w:rPr>
-              <w:instrText xml:space="preserve"> PAGEREF _Toc227775836 \h </w:instrText>
+              <w:instrText xml:space="preserve"> PAGEREF _Toc227863844 \h </w:instrText>
             </w:r>
             <w:r>
               <w:rPr>
@@ -2605,7 +2567,7 @@
                 <w:noProof/>
                 <w:webHidden/>
               </w:rPr>
-              <w:t>28</w:t>
+              <w:t>27</w:t>
             </w:r>
             <w:r>
               <w:rPr>
@@ -2629,7 +2591,7 @@
               <w:szCs w:val="22"/>
             </w:rPr>
           </w:pPr>
-          <w:hyperlink w:anchor="_Toc227775837" w:history="1">
+          <w:hyperlink w:anchor="_Toc227863845" w:history="1">
             <w:r>
               <w:rPr>
                 <w:rStyle w:val="Hipervnculo"/>
@@ -2657,7 +2619,7 @@
                 <w:noProof/>
                 <w:webHidden/>
               </w:rPr>
-              <w:instrText xml:space="preserve"> PAGEREF _Toc227775837 \h </w:instrText>
+              <w:instrText xml:space="preserve"> PAGEREF _Toc227863845 \h </w:instrText>
             </w:r>
             <w:r>
               <w:rPr>
@@ -2677,7 +2639,7 @@
                 <w:noProof/>
                 <w:webHidden/>
               </w:rPr>
-              <w:t>28</w:t>
+              <w:t>27</w:t>
             </w:r>
             <w:r>
               <w:rPr>
@@ -2701,7 +2663,7 @@
               <w:szCs w:val="22"/>
             </w:rPr>
           </w:pPr>
-          <w:hyperlink w:anchor="_Toc227775838" w:history="1">
+          <w:hyperlink w:anchor="_Toc227863846" w:history="1">
             <w:r>
               <w:rPr>
                 <w:rStyle w:val="Hipervnculo"/>
@@ -2729,7 +2691,7 @@
                 <w:noProof/>
                 <w:webHidden/>
               </w:rPr>
-              <w:instrText xml:space="preserve"> PAGEREF _Toc227775838 \h </w:instrText>
+              <w:instrText xml:space="preserve"> PAGEREF _Toc227863846 \h </w:instrText>
             </w:r>
             <w:r>
               <w:rPr>
@@ -2773,7 +2735,7 @@
               <w:szCs w:val="22"/>
             </w:rPr>
           </w:pPr>
-          <w:hyperlink w:anchor="_Toc227775839" w:history="1">
+          <w:hyperlink w:anchor="_Toc227863847" w:history="1">
             <w:r>
               <w:rPr>
                 <w:rStyle w:val="Hipervnculo"/>
@@ -2801,7 +2763,7 @@
                 <w:noProof/>
                 <w:webHidden/>
               </w:rPr>
-              <w:instrText xml:space="preserve"> PAGEREF _Toc227775839 \h </w:instrText>
+              <w:instrText xml:space="preserve"> PAGEREF _Toc227863847 \h </w:instrText>
             </w:r>
             <w:r>
               <w:rPr>
@@ -2821,7 +2783,7 @@
                 <w:noProof/>
                 <w:webHidden/>
               </w:rPr>
-              <w:t>29</w:t>
+              <w:t>28</w:t>
             </w:r>
             <w:r>
               <w:rPr>
@@ -2845,7 +2807,7 @@
               <w:szCs w:val="22"/>
             </w:rPr>
           </w:pPr>
-          <w:hyperlink w:anchor="_Toc227775840" w:history="1">
+          <w:hyperlink w:anchor="_Toc227863848" w:history="1">
             <w:r>
               <w:rPr>
                 <w:rStyle w:val="Hipervnculo"/>
@@ -2873,7 +2835,7 @@
                 <w:noProof/>
                 <w:webHidden/>
               </w:rPr>
-              <w:instrText xml:space="preserve"> PAGEREF _Toc227775840 \h </w:instrText>
+              <w:instrText xml:space="preserve"> PAGEREF _Toc227863848 \h </w:instrText>
             </w:r>
             <w:r>
               <w:rPr>
@@ -2893,7 +2855,7 @@
                 <w:noProof/>
                 <w:webHidden/>
               </w:rPr>
-              <w:t>29</w:t>
+              <w:t>28</w:t>
             </w:r>
             <w:r>
               <w:rPr>
@@ -2917,7 +2879,7 @@
               <w:szCs w:val="22"/>
             </w:rPr>
           </w:pPr>
-          <w:hyperlink w:anchor="_Toc227775841" w:history="1">
+          <w:hyperlink w:anchor="_Toc227863849" w:history="1">
             <w:r>
               <w:rPr>
                 <w:rStyle w:val="Hipervnculo"/>
@@ -2945,7 +2907,7 @@
                 <w:noProof/>
                 <w:webHidden/>
               </w:rPr>
-              <w:instrText xml:space="preserve"> PAGEREF _Toc227775841 \h </w:instrText>
+              <w:instrText xml:space="preserve"> PAGEREF _Toc227863849 \h </w:instrText>
             </w:r>
             <w:r>
               <w:rPr>
@@ -2965,7 +2927,7 @@
                 <w:noProof/>
                 <w:webHidden/>
               </w:rPr>
-              <w:t>29</w:t>
+              <w:t>28</w:t>
             </w:r>
             <w:r>
               <w:rPr>
@@ -2989,7 +2951,7 @@
               <w:szCs w:val="22"/>
             </w:rPr>
           </w:pPr>
-          <w:hyperlink w:anchor="_Toc227775842" w:history="1">
+          <w:hyperlink w:anchor="_Toc227863850" w:history="1">
             <w:r>
               <w:rPr>
                 <w:rStyle w:val="Hipervnculo"/>
@@ -3017,7 +2979,7 @@
                 <w:noProof/>
                 <w:webHidden/>
               </w:rPr>
-              <w:instrText xml:space="preserve"> PAGEREF _Toc227775842 \h </w:instrText>
+              <w:instrText xml:space="preserve"> PAGEREF _Toc227863850 \h </w:instrText>
             </w:r>
             <w:r>
               <w:rPr>
@@ -3037,7 +2999,7 @@
                 <w:noProof/>
                 <w:webHidden/>
               </w:rPr>
-              <w:t>30</w:t>
+              <w:t>29</w:t>
             </w:r>
             <w:r>
               <w:rPr>
@@ -3061,7 +3023,7 @@
               <w:szCs w:val="22"/>
             </w:rPr>
           </w:pPr>
-          <w:hyperlink w:anchor="_Toc227775843" w:history="1">
+          <w:hyperlink w:anchor="_Toc227863851" w:history="1">
             <w:r>
               <w:rPr>
                 <w:rStyle w:val="Hipervnculo"/>
@@ -3089,7 +3051,7 @@
                 <w:noProof/>
                 <w:webHidden/>
               </w:rPr>
-              <w:instrText xml:space="preserve"> PAGEREF _Toc227775843 \h </w:instrText>
+              <w:instrText xml:space="preserve"> PAGEREF _Toc227863851 \h </w:instrText>
             </w:r>
             <w:r>
               <w:rPr>
@@ -3109,7 +3071,7 @@
                 <w:noProof/>
                 <w:webHidden/>
               </w:rPr>
-              <w:t>31</w:t>
+              <w:t>30</w:t>
             </w:r>
             <w:r>
               <w:rPr>
@@ -3133,7 +3095,7 @@
               <w:szCs w:val="22"/>
             </w:rPr>
           </w:pPr>
-          <w:hyperlink w:anchor="_Toc227775844" w:history="1">
+          <w:hyperlink w:anchor="_Toc227863852" w:history="1">
             <w:r>
               <w:rPr>
                 <w:rStyle w:val="Hipervnculo"/>
@@ -3161,7 +3123,7 @@
                 <w:noProof/>
                 <w:webHidden/>
               </w:rPr>
-              <w:instrText xml:space="preserve"> PAGEREF _Toc227775844 \h </w:instrText>
+              <w:instrText xml:space="preserve"> PAGEREF _Toc227863852 \h </w:instrText>
             </w:r>
             <w:r>
               <w:rPr>
@@ -3181,7 +3143,7 @@
                 <w:noProof/>
                 <w:webHidden/>
               </w:rPr>
-              <w:t>31</w:t>
+              <w:t>30</w:t>
             </w:r>
             <w:r>
               <w:rPr>
@@ -3205,7 +3167,7 @@
               <w:szCs w:val="22"/>
             </w:rPr>
           </w:pPr>
-          <w:hyperlink w:anchor="_Toc227775845" w:history="1">
+          <w:hyperlink w:anchor="_Toc227863853" w:history="1">
             <w:r>
               <w:rPr>
                 <w:rStyle w:val="Hipervnculo"/>
@@ -3233,7 +3195,7 @@
                 <w:noProof/>
                 <w:webHidden/>
               </w:rPr>
-              <w:instrText xml:space="preserve"> PAGEREF _Toc227775845 \h </w:instrText>
+              <w:instrText xml:space="preserve"> PAGEREF _Toc227863853 \h </w:instrText>
             </w:r>
             <w:r>
               <w:rPr>
@@ -3253,7 +3215,7 @@
                 <w:noProof/>
                 <w:webHidden/>
               </w:rPr>
-              <w:t>32</w:t>
+              <w:t>31</w:t>
             </w:r>
             <w:r>
               <w:rPr>
@@ -3277,7 +3239,7 @@
               <w:szCs w:val="22"/>
             </w:rPr>
           </w:pPr>
-          <w:hyperlink w:anchor="_Toc227775846" w:history="1">
+          <w:hyperlink w:anchor="_Toc227863854" w:history="1">
             <w:r>
               <w:rPr>
                 <w:rStyle w:val="Hipervnculo"/>
@@ -3305,7 +3267,7 @@
                 <w:noProof/>
                 <w:webHidden/>
               </w:rPr>
-              <w:instrText xml:space="preserve"> PAGEREF _Toc227775846 \h </w:instrText>
+              <w:instrText xml:space="preserve"> PAGEREF _Toc227863854 \h </w:instrText>
             </w:r>
             <w:r>
               <w:rPr>
@@ -3325,7 +3287,7 @@
                 <w:noProof/>
                 <w:webHidden/>
               </w:rPr>
-              <w:t>33</w:t>
+              <w:t>32</w:t>
             </w:r>
             <w:r>
               <w:rPr>
@@ -3349,7 +3311,7 @@
               <w:szCs w:val="22"/>
             </w:rPr>
           </w:pPr>
-          <w:hyperlink w:anchor="_Toc227775847" w:history="1">
+          <w:hyperlink w:anchor="_Toc227863855" w:history="1">
             <w:r>
               <w:rPr>
                 <w:rStyle w:val="Hipervnculo"/>
@@ -3377,7 +3339,7 @@
                 <w:noProof/>
                 <w:webHidden/>
               </w:rPr>
-              <w:instrText xml:space="preserve"> PAGEREF _Toc227775847 \h </w:instrText>
+              <w:instrText xml:space="preserve"> PAGEREF _Toc227863855 \h </w:instrText>
             </w:r>
             <w:r>
               <w:rPr>
@@ -3397,7 +3359,7 @@
                 <w:noProof/>
                 <w:webHidden/>
               </w:rPr>
-              <w:t>34</w:t>
+              <w:t>33</w:t>
             </w:r>
             <w:r>
               <w:rPr>
@@ -3421,7 +3383,7 @@
               <w:szCs w:val="22"/>
             </w:rPr>
           </w:pPr>
-          <w:hyperlink w:anchor="_Toc227775848" w:history="1">
+          <w:hyperlink w:anchor="_Toc227863856" w:history="1">
             <w:r>
               <w:rPr>
                 <w:rStyle w:val="Hipervnculo"/>
@@ -3449,7 +3411,7 @@
                 <w:noProof/>
                 <w:webHidden/>
               </w:rPr>
-              <w:instrText xml:space="preserve"> PAGEREF _Toc227775848 \h </w:instrText>
+              <w:instrText xml:space="preserve"> PAGEREF _Toc227863856 \h </w:instrText>
             </w:r>
             <w:r>
               <w:rPr>
@@ -3494,7 +3456,7 @@
               <w:szCs w:val="22"/>
             </w:rPr>
           </w:pPr>
-          <w:hyperlink w:anchor="_Toc227775849" w:history="1">
+          <w:hyperlink w:anchor="_Toc227863857" w:history="1">
             <w:r>
               <w:rPr>
                 <w:rStyle w:val="Hipervnculo"/>
@@ -3539,7 +3501,7 @@
                 <w:noProof/>
                 <w:webHidden/>
               </w:rPr>
-              <w:instrText xml:space="preserve"> PAGEREF _Toc227775849 \h </w:instrText>
+              <w:instrText xml:space="preserve"> PAGEREF _Toc227863857 \h </w:instrText>
             </w:r>
             <w:r>
               <w:rPr>
@@ -3583,7 +3545,7 @@
               <w:szCs w:val="22"/>
             </w:rPr>
           </w:pPr>
-          <w:hyperlink w:anchor="_Toc227775850" w:history="1">
+          <w:hyperlink w:anchor="_Toc227863858" w:history="1">
             <w:r>
               <w:rPr>
                 <w:rStyle w:val="Hipervnculo"/>
@@ -3611,7 +3573,7 @@
                 <w:noProof/>
                 <w:webHidden/>
               </w:rPr>
-              <w:instrText xml:space="preserve"> PAGEREF _Toc227775850 \h </w:instrText>
+              <w:instrText xml:space="preserve"> PAGEREF _Toc227863858 \h </w:instrText>
             </w:r>
             <w:r>
               <w:rPr>
@@ -3655,7 +3617,7 @@
               <w:szCs w:val="22"/>
             </w:rPr>
           </w:pPr>
-          <w:hyperlink w:anchor="_Toc227775851" w:history="1">
+          <w:hyperlink w:anchor="_Toc227863859" w:history="1">
             <w:r>
               <w:rPr>
                 <w:rStyle w:val="Hipervnculo"/>
@@ -3683,7 +3645,7 @@
                 <w:noProof/>
                 <w:webHidden/>
               </w:rPr>
-              <w:instrText xml:space="preserve"> PAGEREF _Toc227775851 \h </w:instrText>
+              <w:instrText xml:space="preserve"> PAGEREF _Toc227863859 \h </w:instrText>
             </w:r>
             <w:r>
               <w:rPr>
@@ -3727,7 +3689,7 @@
               <w:szCs w:val="22"/>
             </w:rPr>
           </w:pPr>
-          <w:hyperlink w:anchor="_Toc227775852" w:history="1">
+          <w:hyperlink w:anchor="_Toc227863860" w:history="1">
             <w:r>
               <w:rPr>
                 <w:rStyle w:val="Hipervnculo"/>
@@ -3755,7 +3717,7 @@
                 <w:noProof/>
                 <w:webHidden/>
               </w:rPr>
-              <w:instrText xml:space="preserve"> PAGEREF _Toc227775852 \h </w:instrText>
+              <w:instrText xml:space="preserve"> PAGEREF _Toc227863860 \h </w:instrText>
             </w:r>
             <w:r>
               <w:rPr>
@@ -3799,7 +3761,7 @@
               <w:szCs w:val="22"/>
             </w:rPr>
           </w:pPr>
-          <w:hyperlink w:anchor="_Toc227775853" w:history="1">
+          <w:hyperlink w:anchor="_Toc227863861" w:history="1">
             <w:r>
               <w:rPr>
                 <w:rStyle w:val="Hipervnculo"/>
@@ -3827,7 +3789,7 @@
                 <w:noProof/>
                 <w:webHidden/>
               </w:rPr>
-              <w:instrText xml:space="preserve"> PAGEREF _Toc227775853 \h </w:instrText>
+              <w:instrText xml:space="preserve"> PAGEREF _Toc227863861 \h </w:instrText>
             </w:r>
             <w:r>
               <w:rPr>
@@ -3871,7 +3833,7 @@
               <w:szCs w:val="22"/>
             </w:rPr>
           </w:pPr>
-          <w:hyperlink w:anchor="_Toc227775854" w:history="1">
+          <w:hyperlink w:anchor="_Toc227863862" w:history="1">
             <w:r>
               <w:rPr>
                 <w:rStyle w:val="Hipervnculo"/>
@@ -3899,7 +3861,7 @@
                 <w:noProof/>
                 <w:webHidden/>
               </w:rPr>
-              <w:instrText xml:space="preserve"> PAGEREF _Toc227775854 \h </w:instrText>
+              <w:instrText xml:space="preserve"> PAGEREF _Toc227863862 \h </w:instrText>
             </w:r>
             <w:r>
               <w:rPr>
@@ -3943,7 +3905,7 @@
               <w:szCs w:val="22"/>
             </w:rPr>
           </w:pPr>
-          <w:hyperlink w:anchor="_Toc227775855" w:history="1">
+          <w:hyperlink w:anchor="_Toc227863863" w:history="1">
             <w:r>
               <w:rPr>
                 <w:rStyle w:val="Hipervnculo"/>
@@ -3971,7 +3933,7 @@
                 <w:noProof/>
                 <w:webHidden/>
               </w:rPr>
-              <w:instrText xml:space="preserve"> PAGEREF _Toc227775855 \h </w:instrText>
+              <w:instrText xml:space="preserve"> PAGEREF _Toc227863863 \h </w:instrText>
             </w:r>
             <w:r>
               <w:rPr>
@@ -4015,7 +3977,7 @@
               <w:szCs w:val="22"/>
             </w:rPr>
           </w:pPr>
-          <w:hyperlink w:anchor="_Toc227775856" w:history="1">
+          <w:hyperlink w:anchor="_Toc227863864" w:history="1">
             <w:r>
               <w:rPr>
                 <w:rStyle w:val="Hipervnculo"/>
@@ -4043,7 +4005,7 @@
                 <w:noProof/>
                 <w:webHidden/>
               </w:rPr>
-              <w:instrText xml:space="preserve"> PAGEREF _Toc227775856 \h </w:instrText>
+              <w:instrText xml:space="preserve"> PAGEREF _Toc227863864 \h </w:instrText>
             </w:r>
             <w:r>
               <w:rPr>
@@ -4088,7 +4050,7 @@
               <w:szCs w:val="22"/>
             </w:rPr>
           </w:pPr>
-          <w:hyperlink w:anchor="_Toc227775857" w:history="1">
+          <w:hyperlink w:anchor="_Toc227863865" w:history="1">
             <w:r>
               <w:rPr>
                 <w:rStyle w:val="Hipervnculo"/>
@@ -4133,7 +4095,7 @@
                 <w:noProof/>
                 <w:webHidden/>
               </w:rPr>
-              <w:instrText xml:space="preserve"> PAGEREF _Toc227775857 \h </w:instrText>
+              <w:instrText xml:space="preserve"> PAGEREF _Toc227863865 \h </w:instrText>
             </w:r>
             <w:r>
               <w:rPr>
@@ -4177,14 +4139,14 @@
               <w:szCs w:val="22"/>
             </w:rPr>
           </w:pPr>
-          <w:hyperlink w:anchor="_Toc227775858" w:history="1">
+          <w:hyperlink w:anchor="_Toc227863866" w:history="1">
             <w:r>
               <w:rPr>
                 <w:rStyle w:val="Hipervnculo"/>
                 <w:noProof/>
                 <w:lang w:val="es-CO"/>
               </w:rPr>
-              <w:t>13.1. Autenticación con JSON Web Tokens (JWT)</w:t>
+              <w:t>12.1. Autenticación de Usuarios</w:t>
             </w:r>
             <w:r>
               <w:rPr>
@@ -4205,7 +4167,7 @@
                 <w:noProof/>
                 <w:webHidden/>
               </w:rPr>
-              <w:instrText xml:space="preserve"> PAGEREF _Toc227775858 \h </w:instrText>
+              <w:instrText xml:space="preserve"> PAGEREF _Toc227863866 \h </w:instrText>
             </w:r>
             <w:r>
               <w:rPr>
@@ -4249,14 +4211,14 @@
               <w:szCs w:val="22"/>
             </w:rPr>
           </w:pPr>
-          <w:hyperlink w:anchor="_Toc227775859" w:history="1">
+          <w:hyperlink w:anchor="_Toc227863867" w:history="1">
             <w:r>
               <w:rPr>
                 <w:rStyle w:val="Hipervnculo"/>
                 <w:noProof/>
                 <w:lang w:val="es-CO"/>
               </w:rPr>
-              <w:t>13.2. Autorización por Roles</w:t>
+              <w:t>12.2. Manejo de Tokens</w:t>
             </w:r>
             <w:r>
               <w:rPr>
@@ -4277,7 +4239,7 @@
                 <w:noProof/>
                 <w:webHidden/>
               </w:rPr>
-              <w:instrText xml:space="preserve"> PAGEREF _Toc227775859 \h </w:instrText>
+              <w:instrText xml:space="preserve"> PAGEREF _Toc227863867 \h </w:instrText>
             </w:r>
             <w:r>
               <w:rPr>
@@ -4321,14 +4283,14 @@
               <w:szCs w:val="22"/>
             </w:rPr>
           </w:pPr>
-          <w:hyperlink w:anchor="_Toc227775860" w:history="1">
+          <w:hyperlink w:anchor="_Toc227863868" w:history="1">
             <w:r>
               <w:rPr>
                 <w:rStyle w:val="Hipervnculo"/>
                 <w:noProof/>
                 <w:lang w:val="es-CO"/>
               </w:rPr>
-              <w:t>13.3. Middleware de Seguridad</w:t>
+              <w:t>12.3. Almacenamiento Seguro (Local)</w:t>
             </w:r>
             <w:r>
               <w:rPr>
@@ -4349,7 +4311,7 @@
                 <w:noProof/>
                 <w:webHidden/>
               </w:rPr>
-              <w:instrText xml:space="preserve"> PAGEREF _Toc227775860 \h </w:instrText>
+              <w:instrText xml:space="preserve"> PAGEREF _Toc227863868 \h </w:instrText>
             </w:r>
             <w:r>
               <w:rPr>
@@ -4393,14 +4355,14 @@
               <w:szCs w:val="22"/>
             </w:rPr>
           </w:pPr>
-          <w:hyperlink w:anchor="_Toc227775861" w:history="1">
+          <w:hyperlink w:anchor="_Toc227863869" w:history="1">
             <w:r>
               <w:rPr>
                 <w:rStyle w:val="Hipervnculo"/>
                 <w:noProof/>
                 <w:lang w:val="es-CO"/>
               </w:rPr>
-              <w:t>13.4. Validación de Datos</w:t>
+              <w:t>12.4. Comunicación Segura (HTTPS)</w:t>
             </w:r>
             <w:r>
               <w:rPr>
@@ -4421,7 +4383,7 @@
                 <w:noProof/>
                 <w:webHidden/>
               </w:rPr>
-              <w:instrText xml:space="preserve"> PAGEREF _Toc227775861 \h </w:instrText>
+              <w:instrText xml:space="preserve"> PAGEREF _Toc227863869 \h </w:instrText>
             </w:r>
             <w:r>
               <w:rPr>
@@ -4441,7 +4403,7 @@
                 <w:noProof/>
                 <w:webHidden/>
               </w:rPr>
-              <w:t>41</w:t>
+              <w:t>40</w:t>
             </w:r>
             <w:r>
               <w:rPr>
@@ -4465,21 +4427,14 @@
               <w:szCs w:val="22"/>
             </w:rPr>
           </w:pPr>
-          <w:hyperlink w:anchor="_Toc227775862" w:history="1">
+          <w:hyperlink w:anchor="_Toc227863870" w:history="1">
             <w:r>
               <w:rPr>
                 <w:rStyle w:val="Hipervnculo"/>
                 <w:noProof/>
                 <w:lang w:val="es-CO"/>
               </w:rPr>
-              <w:t xml:space="preserve">13.5. </w:t>
-            </w:r>
-            <w:r>
-              <w:rPr>
-                <w:rStyle w:val="Hipervnculo"/>
-                <w:noProof/>
-              </w:rPr>
-              <w:t>Protección de Variables Sensibles</w:t>
+              <w:t>12.5. Control de Acceso por Roles</w:t>
             </w:r>
             <w:r>
               <w:rPr>
@@ -4500,7 +4455,7 @@
                 <w:noProof/>
                 <w:webHidden/>
               </w:rPr>
-              <w:instrText xml:space="preserve"> PAGEREF _Toc227775862 \h </w:instrText>
+              <w:instrText xml:space="preserve"> PAGEREF _Toc227863870 \h </w:instrText>
             </w:r>
             <w:r>
               <w:rPr>
@@ -4544,14 +4499,14 @@
               <w:szCs w:val="22"/>
             </w:rPr>
           </w:pPr>
-          <w:hyperlink w:anchor="_Toc227775863" w:history="1">
+          <w:hyperlink w:anchor="_Toc227863871" w:history="1">
             <w:r>
               <w:rPr>
                 <w:rStyle w:val="Hipervnculo"/>
                 <w:noProof/>
                 <w:lang w:val="es-CO"/>
               </w:rPr>
-              <w:t>13.6. Seguridad en la Comunicación</w:t>
+              <w:t>12.6. Validación de Datos</w:t>
             </w:r>
             <w:r>
               <w:rPr>
@@ -4572,7 +4527,7 @@
                 <w:noProof/>
                 <w:webHidden/>
               </w:rPr>
-              <w:instrText xml:space="preserve"> PAGEREF _Toc227775863 \h </w:instrText>
+              <w:instrText xml:space="preserve"> PAGEREF _Toc227863871 \h </w:instrText>
             </w:r>
             <w:r>
               <w:rPr>
@@ -4616,14 +4571,14 @@
               <w:szCs w:val="22"/>
             </w:rPr>
           </w:pPr>
-          <w:hyperlink w:anchor="_Toc227775864" w:history="1">
+          <w:hyperlink w:anchor="_Toc227863872" w:history="1">
             <w:r>
               <w:rPr>
                 <w:rStyle w:val="Hipervnculo"/>
                 <w:noProof/>
                 <w:lang w:val="es-CO"/>
               </w:rPr>
-              <w:t>13.7. Manejo de Errores</w:t>
+              <w:t>12.7. Cierre de Sesión Seguro</w:t>
             </w:r>
             <w:r>
               <w:rPr>
@@ -4644,7 +4599,79 @@
                 <w:noProof/>
                 <w:webHidden/>
               </w:rPr>
-              <w:instrText xml:space="preserve"> PAGEREF _Toc227775864 \h </w:instrText>
+              <w:instrText xml:space="preserve"> PAGEREF _Toc227863872 \h </w:instrText>
+            </w:r>
+            <w:r>
+              <w:rPr>
+                <w:noProof/>
+                <w:webHidden/>
+              </w:rPr>
+            </w:r>
+            <w:r>
+              <w:rPr>
+                <w:noProof/>
+                <w:webHidden/>
+              </w:rPr>
+              <w:fldChar w:fldCharType="separate"/>
+            </w:r>
+            <w:r>
+              <w:rPr>
+                <w:noProof/>
+                <w:webHidden/>
+              </w:rPr>
+              <w:t>42</w:t>
+            </w:r>
+            <w:r>
+              <w:rPr>
+                <w:noProof/>
+                <w:webHidden/>
+              </w:rPr>
+              <w:fldChar w:fldCharType="end"/>
+            </w:r>
+          </w:hyperlink>
+        </w:p>
+        <w:p>
+          <w:pPr>
+            <w:pStyle w:val="TDC2"/>
+            <w:tabs>
+              <w:tab w:val="right" w:leader="dot" w:pos="9666"/>
+            </w:tabs>
+            <w:rPr>
+              <w:rFonts w:asciiTheme="minorHAnsi" w:eastAsiaTheme="minorEastAsia" w:hAnsiTheme="minorHAnsi" w:cstheme="minorBidi"/>
+              <w:noProof/>
+              <w:sz w:val="22"/>
+              <w:szCs w:val="22"/>
+            </w:rPr>
+          </w:pPr>
+          <w:hyperlink w:anchor="_Toc227863873" w:history="1">
+            <w:r>
+              <w:rPr>
+                <w:rStyle w:val="Hipervnculo"/>
+                <w:noProof/>
+                <w:lang w:val="es-CO"/>
+              </w:rPr>
+              <w:t>12.7. Protección de Código</w:t>
+            </w:r>
+            <w:r>
+              <w:rPr>
+                <w:noProof/>
+                <w:webHidden/>
+              </w:rPr>
+              <w:tab/>
+            </w:r>
+            <w:r>
+              <w:rPr>
+                <w:noProof/>
+                <w:webHidden/>
+              </w:rPr>
+              <w:fldChar w:fldCharType="begin"/>
+            </w:r>
+            <w:r>
+              <w:rPr>
+                <w:noProof/>
+                <w:webHidden/>
+              </w:rPr>
+              <w:instrText xml:space="preserve"> PAGEREF _Toc227863873 \h </w:instrText>
             </w:r>
             <w:r>
               <w:rPr>
@@ -4705,16 +4732,16 @@
           <w:lang w:val="es-CO"/>
         </w:rPr>
       </w:pPr>
-      <w:bookmarkStart w:id="4" w:name="_ax1x1zhwq2zn" w:colFirst="0" w:colLast="0"/>
-      <w:bookmarkStart w:id="5" w:name="_vwjrlqj1xbra" w:colFirst="0" w:colLast="0"/>
-      <w:bookmarkStart w:id="6" w:name="_y08g5p1mcji3" w:colFirst="0" w:colLast="0"/>
-      <w:bookmarkStart w:id="7" w:name="_ck2y9nizskrd" w:colFirst="0" w:colLast="0"/>
-      <w:bookmarkStart w:id="8" w:name="_b87v2yljygwa" w:colFirst="0" w:colLast="0"/>
-      <w:bookmarkEnd w:id="4"/>
+      <w:bookmarkStart w:id="5" w:name="_ax1x1zhwq2zn" w:colFirst="0" w:colLast="0"/>
+      <w:bookmarkStart w:id="6" w:name="_vwjrlqj1xbra" w:colFirst="0" w:colLast="0"/>
+      <w:bookmarkStart w:id="7" w:name="_y08g5p1mcji3" w:colFirst="0" w:colLast="0"/>
+      <w:bookmarkStart w:id="8" w:name="_ck2y9nizskrd" w:colFirst="0" w:colLast="0"/>
+      <w:bookmarkStart w:id="9" w:name="_b87v2yljygwa" w:colFirst="0" w:colLast="0"/>
       <w:bookmarkEnd w:id="5"/>
       <w:bookmarkEnd w:id="6"/>
       <w:bookmarkEnd w:id="7"/>
       <w:bookmarkEnd w:id="8"/>
+      <w:bookmarkEnd w:id="9"/>
     </w:p>
     <w:p>
       <w:pPr>
@@ -4731,73 +4758,39 @@
           <w:numId w:val="1"/>
         </w:numPr>
       </w:pPr>
-      <w:bookmarkStart w:id="9" w:name="_Toc227775808"/>
-      <w:proofErr w:type="spellStart"/>
+      <w:bookmarkStart w:id="10" w:name="_Toc227863816"/>
       <w:r>
         <w:lastRenderedPageBreak/>
         <w:t>Introducción</w:t>
       </w:r>
-      <w:bookmarkEnd w:id="9"/>
-      <w:proofErr w:type="spellEnd"/>
-    </w:p>
-    <w:p>
-      <w:pPr>
-        <w:rPr>
-          <w:lang w:val="es-CO"/>
-        </w:rPr>
-      </w:pPr>
-    </w:p>
-    <w:p>
-      <w:pPr>
-        <w:rPr>
-          <w:lang w:val="es-CO"/>
-        </w:rPr>
-      </w:pPr>
-      <w:r>
-        <w:rPr>
-          <w:lang w:val="es-CO"/>
-        </w:rPr>
-        <w:t xml:space="preserve">Este documento técnico tiene como propósito fundamental proporcionar una descripción detallada del </w:t>
-      </w:r>
-      <w:proofErr w:type="spellStart"/>
-      <w:r>
-        <w:rPr>
-          <w:lang w:val="es-CO"/>
-        </w:rPr>
-        <w:t>frontend</w:t>
-      </w:r>
-      <w:proofErr w:type="spellEnd"/>
-      <w:r>
-        <w:rPr>
-          <w:lang w:val="es-CO"/>
-        </w:rPr>
-        <w:t xml:space="preserve"> del proyecto SENA Contigo: Plataforma de Apoyo y Retención de Aprendices, desarrollado mediante el </w:t>
-      </w:r>
-      <w:proofErr w:type="spellStart"/>
+      <w:bookmarkEnd w:id="10"/>
+    </w:p>
+    <w:p>
+      <w:pPr>
+        <w:rPr>
+          <w:lang w:val="es-CO"/>
+        </w:rPr>
+      </w:pPr>
+    </w:p>
+    <w:p>
+      <w:pPr>
+        <w:rPr>
+          <w:lang w:val="es-CO"/>
+        </w:rPr>
+      </w:pPr>
+      <w:r>
+        <w:rPr>
+          <w:lang w:val="es-CO"/>
+        </w:rPr>
+        <w:t xml:space="preserve">Este documento técnico tiene como propósito fundamental proporcionar una descripción detallada del frontend del proyecto SENA Contigo: Plataforma de Apoyo y Retención de Aprendices, desarrollado mediante el </w:t>
+      </w:r>
       <w:r>
         <w:rPr>
           <w:b/>
           <w:lang w:val="es-CO"/>
         </w:rPr>
-        <w:t>framework</w:t>
-      </w:r>
-      <w:proofErr w:type="spellEnd"/>
-      <w:r>
-        <w:rPr>
-          <w:b/>
-          <w:lang w:val="es-CO"/>
-        </w:rPr>
-        <w:t xml:space="preserve"> </w:t>
-      </w:r>
-      <w:proofErr w:type="spellStart"/>
-      <w:r>
-        <w:rPr>
-          <w:b/>
-          <w:lang w:val="es-CO"/>
-        </w:rPr>
-        <w:t>Flutter</w:t>
-      </w:r>
-      <w:proofErr w:type="spellEnd"/>
+        <w:t>framework Flutter</w:t>
+      </w:r>
       <w:r>
         <w:rPr>
           <w:lang w:val="es-CO"/>
@@ -4977,49 +4970,7 @@
         <w:rPr>
           <w:lang w:val="es-CO"/>
         </w:rPr>
-        <w:t xml:space="preserve">La aplicación ha sido desarrollada utilizando el </w:t>
-      </w:r>
-      <w:proofErr w:type="spellStart"/>
-      <w:r>
-        <w:rPr>
-          <w:lang w:val="es-CO"/>
-        </w:rPr>
-        <w:t>framework</w:t>
-      </w:r>
-      <w:proofErr w:type="spellEnd"/>
-      <w:r>
-        <w:rPr>
-          <w:lang w:val="es-CO"/>
-        </w:rPr>
-        <w:t xml:space="preserve"> </w:t>
-      </w:r>
-      <w:proofErr w:type="spellStart"/>
-      <w:r>
-        <w:rPr>
-          <w:lang w:val="es-CO"/>
-        </w:rPr>
-        <w:t>Flutter</w:t>
-      </w:r>
-      <w:proofErr w:type="spellEnd"/>
-      <w:r>
-        <w:rPr>
-          <w:lang w:val="es-CO"/>
-        </w:rPr>
-        <w:t xml:space="preserve">, implementando una arquitectura basada en el patrón reactivo con gestión de estado mediante </w:t>
-      </w:r>
-      <w:proofErr w:type="spellStart"/>
-      <w:r>
-        <w:rPr>
-          <w:lang w:val="es-CO"/>
-        </w:rPr>
-        <w:t>GetX</w:t>
-      </w:r>
-      <w:proofErr w:type="spellEnd"/>
-      <w:r>
-        <w:rPr>
-          <w:lang w:val="es-CO"/>
-        </w:rPr>
-        <w:t>, lo cual permite una comunicación eficiente entre la interfaz de usuario y la lógica de la aplicación.</w:t>
+        <w:t>La aplicación ha sido desarrollada utilizando el framework Flutter, implementando una arquitectura basada en el patrón reactivo con gestión de estado mediante GetX, lo cual permite una comunicación eficiente entre la interfaz de usuario y la lógica de la aplicación.</w:t>
       </w:r>
     </w:p>
     <w:p>
@@ -5078,19 +5029,11 @@
           <w:lang w:val="es-CO"/>
         </w:rPr>
       </w:pPr>
-      <w:proofErr w:type="spellStart"/>
-      <w:r>
-        <w:rPr>
-          <w:lang w:val="es-CO"/>
-        </w:rPr>
-        <w:t>Token</w:t>
-      </w:r>
-      <w:proofErr w:type="spellEnd"/>
-      <w:r>
-        <w:rPr>
-          <w:lang w:val="es-CO"/>
-        </w:rPr>
-        <w:t xml:space="preserve"> de acceso</w:t>
+      <w:r>
+        <w:rPr>
+          <w:lang w:val="es-CO"/>
+        </w:rPr>
+        <w:t>Token de acceso</w:t>
       </w:r>
     </w:p>
     <w:p>
@@ -5146,35 +5089,7 @@
         <w:rPr>
           <w:lang w:val="es-CO"/>
         </w:rPr>
-        <w:t xml:space="preserve">La aplicación consume los servicios expuestos por la API REST desarrollada en Node.js, permitiendo una integración completa entre el </w:t>
-      </w:r>
-      <w:proofErr w:type="spellStart"/>
-      <w:r>
-        <w:rPr>
-          <w:lang w:val="es-CO"/>
-        </w:rPr>
-        <w:t>frontend</w:t>
-      </w:r>
-      <w:proofErr w:type="spellEnd"/>
-      <w:r>
-        <w:rPr>
-          <w:lang w:val="es-CO"/>
-        </w:rPr>
-        <w:t xml:space="preserve"> y el </w:t>
-      </w:r>
-      <w:proofErr w:type="spellStart"/>
-      <w:r>
-        <w:rPr>
-          <w:lang w:val="es-CO"/>
-        </w:rPr>
-        <w:t>backend</w:t>
-      </w:r>
-      <w:proofErr w:type="spellEnd"/>
-      <w:r>
-        <w:rPr>
-          <w:lang w:val="es-CO"/>
-        </w:rPr>
-        <w:t xml:space="preserve"> del sistema.</w:t>
+        <w:t>La aplicación consume los servicios expuestos por la API REST desarrollada en Node.js, permitiendo una integración completa entre el frontend y el backend del sistema.</w:t>
       </w:r>
     </w:p>
     <w:p>
@@ -5329,14 +5244,14 @@
           <w:lang w:val="es-CO"/>
         </w:rPr>
       </w:pPr>
-      <w:bookmarkStart w:id="10" w:name="_Toc227775809"/>
+      <w:bookmarkStart w:id="11" w:name="_Toc227863817"/>
       <w:r>
         <w:rPr>
           <w:lang w:val="es-CO"/>
         </w:rPr>
         <w:t>2. Objetivo</w:t>
       </w:r>
-      <w:bookmarkEnd w:id="10"/>
+      <w:bookmarkEnd w:id="11"/>
     </w:p>
     <w:p>
       <w:pPr>
@@ -5363,17 +5278,8 @@
           <w:b/>
           <w:lang w:val="es-CO"/>
         </w:rPr>
-        <w:t xml:space="preserve">aplicación móvil desarrollada en </w:t>
-      </w:r>
-      <w:proofErr w:type="spellStart"/>
-      <w:r>
-        <w:rPr>
-          <w:b/>
-          <w:lang w:val="es-CO"/>
-        </w:rPr>
-        <w:t>Flutter</w:t>
-      </w:r>
-      <w:proofErr w:type="spellEnd"/>
+        <w:t>aplicación móvil desarrollada en Flutter</w:t>
+      </w:r>
       <w:r>
         <w:rPr>
           <w:lang w:val="es-CO"/>
@@ -5384,21 +5290,7 @@
         <w:rPr>
           <w:lang w:val="es-CO"/>
         </w:rPr>
-        <w:t xml:space="preserve">ución del </w:t>
-      </w:r>
-      <w:proofErr w:type="spellStart"/>
-      <w:r>
-        <w:rPr>
-          <w:lang w:val="es-CO"/>
-        </w:rPr>
-        <w:t>frontend</w:t>
-      </w:r>
-      <w:proofErr w:type="spellEnd"/>
-      <w:r>
-        <w:rPr>
-          <w:lang w:val="es-CO"/>
-        </w:rPr>
-        <w:t xml:space="preserve"> del sistema.</w:t>
+        <w:t>ución del frontend del sistema.</w:t>
       </w:r>
     </w:p>
     <w:p>
@@ -5533,16 +5425,8 @@
         <w:rPr>
           <w:lang w:val="es-CO"/>
         </w:rPr>
-        <w:t xml:space="preserve">• La actualización reactiva de datos mediante el uso de gestión de estado con </w:t>
-      </w:r>
-      <w:proofErr w:type="spellStart"/>
-      <w:r>
-        <w:rPr>
-          <w:lang w:val="es-CO"/>
-        </w:rPr>
-        <w:t>GetX</w:t>
-      </w:r>
-      <w:proofErr w:type="spellEnd"/>
+        <w:t>• La actualización reactiva de datos mediante el uso de gestión de estado con GetX</w:t>
+      </w:r>
     </w:p>
     <w:p>
       <w:pPr>
@@ -5572,7 +5456,7 @@
           <w:lang w:val="es-CO"/>
         </w:rPr>
       </w:pPr>
-      <w:bookmarkStart w:id="11" w:name="_Toc227775810"/>
+      <w:bookmarkStart w:id="12" w:name="_Toc227863818"/>
       <w:r>
         <w:rPr>
           <w:lang w:val="es-CO"/>
@@ -5580,7 +5464,7 @@
         <w:lastRenderedPageBreak/>
         <w:t>3. Alcance</w:t>
       </w:r>
-      <w:bookmarkEnd w:id="11"/>
+      <w:bookmarkEnd w:id="12"/>
     </w:p>
     <w:p>
       <w:pPr>
@@ -5593,21 +5477,7 @@
         <w:rPr>
           <w:lang w:val="es-CO"/>
         </w:rPr>
-        <w:t xml:space="preserve">El alcance de la aplicación móvil desarrollada en </w:t>
-      </w:r>
-      <w:proofErr w:type="spellStart"/>
-      <w:r>
-        <w:rPr>
-          <w:lang w:val="es-CO"/>
-        </w:rPr>
-        <w:t>Flutter</w:t>
-      </w:r>
-      <w:proofErr w:type="spellEnd"/>
-      <w:r>
-        <w:rPr>
-          <w:lang w:val="es-CO"/>
-        </w:rPr>
-        <w:t xml:space="preserve"> para el sistema </w:t>
+        <w:t xml:space="preserve">El alcance de la aplicación móvil desarrollada en Flutter para el sistema </w:t>
       </w:r>
       <w:r>
         <w:rPr>
@@ -5620,21 +5490,7 @@
         <w:rPr>
           <w:lang w:val="es-CO"/>
         </w:rPr>
-        <w:t xml:space="preserve"> abarca la implementación de un </w:t>
-      </w:r>
-      <w:proofErr w:type="spellStart"/>
-      <w:r>
-        <w:rPr>
-          <w:lang w:val="es-CO"/>
-        </w:rPr>
-        <w:t>frontend</w:t>
-      </w:r>
-      <w:proofErr w:type="spellEnd"/>
-      <w:r>
-        <w:rPr>
-          <w:lang w:val="es-CO"/>
-        </w:rPr>
-        <w:t xml:space="preserve"> dinámico que permite la interacción entre los usuarios y la API REST, facilitando la visualización, gestión y actualización de</w:t>
+        <w:t xml:space="preserve"> abarca la implementación de un frontend dinámico que permite la interacción entre los usuarios y la API REST, facilitando la visualización, gestión y actualización de</w:t>
       </w:r>
       <w:r>
         <w:rPr>
@@ -5654,21 +5510,7 @@
         <w:rPr>
           <w:lang w:val="es-CO"/>
         </w:rPr>
-        <w:t xml:space="preserve">La aplicación está diseñada bajo una arquitectura modular basada en el patrón reactivo utilizando </w:t>
-      </w:r>
-      <w:proofErr w:type="spellStart"/>
-      <w:r>
-        <w:rPr>
-          <w:lang w:val="es-CO"/>
-        </w:rPr>
-        <w:t>GetX</w:t>
-      </w:r>
-      <w:proofErr w:type="spellEnd"/>
-      <w:r>
-        <w:rPr>
-          <w:lang w:val="es-CO"/>
-        </w:rPr>
-        <w:t>, lo que permite una adecuada gestión del estado, separación de responsabilidad</w:t>
+        <w:t>La aplicación está diseñada bajo una arquitectura modular basada en el patrón reactivo utilizando GetX, lo que permite una adecuada gestión del estado, separación de responsabilidad</w:t>
       </w:r>
       <w:r>
         <w:rPr>
@@ -5688,21 +5530,7 @@
         <w:rPr>
           <w:lang w:val="es-CO"/>
         </w:rPr>
-        <w:t xml:space="preserve">El sistema </w:t>
-      </w:r>
-      <w:proofErr w:type="spellStart"/>
-      <w:r>
-        <w:rPr>
-          <w:lang w:val="es-CO"/>
-        </w:rPr>
-        <w:t>frontend</w:t>
-      </w:r>
-      <w:proofErr w:type="spellEnd"/>
-      <w:r>
-        <w:rPr>
-          <w:lang w:val="es-CO"/>
-        </w:rPr>
-        <w:t xml:space="preserve"> se encuentra estructurado en los siguientes módulos principales:</w:t>
+        <w:t>El sistema frontend se encuentra estructurado en los siguientes módulos principales:</w:t>
       </w:r>
     </w:p>
     <w:p>
@@ -5724,23 +5552,7 @@
           <w:b/>
           <w:lang w:val="es-CO"/>
         </w:rPr>
-        <w:t xml:space="preserve">Carpeta </w:t>
-      </w:r>
-      <w:proofErr w:type="spellStart"/>
-      <w:r>
-        <w:rPr>
-          <w:b/>
-          <w:lang w:val="es-CO"/>
-        </w:rPr>
-        <w:t>controllers</w:t>
-      </w:r>
-      <w:proofErr w:type="spellEnd"/>
-      <w:r>
-        <w:rPr>
-          <w:b/>
-          <w:lang w:val="es-CO"/>
-        </w:rPr>
-        <w:t>/</w:t>
+        <w:t>Carpeta controllers/</w:t>
       </w:r>
     </w:p>
     <w:p>
@@ -5754,27 +5566,13 @@
         <w:rPr>
           <w:lang w:val="es-CO"/>
         </w:rPr>
-        <w:t xml:space="preserve">Contiene los controladores de la aplicación, siendo el más importante el controlador principal que gestiona el estado global mediante </w:t>
-      </w:r>
-      <w:proofErr w:type="spellStart"/>
-      <w:r>
-        <w:rPr>
-          <w:lang w:val="es-CO"/>
-        </w:rPr>
-        <w:t>G</w:t>
-      </w:r>
-      <w:r>
-        <w:rPr>
-          <w:lang w:val="es-CO"/>
-        </w:rPr>
-        <w:t>etX</w:t>
-      </w:r>
-      <w:proofErr w:type="spellEnd"/>
-      <w:r>
-        <w:rPr>
-          <w:lang w:val="es-CO"/>
-        </w:rPr>
-        <w:t>.</w:t>
+        <w:t>Contiene los controladores de la aplicación, siendo el más importante el controlador principal que gestiona el estado global mediante G</w:t>
+      </w:r>
+      <w:r>
+        <w:rPr>
+          <w:lang w:val="es-CO"/>
+        </w:rPr>
+        <w:t>etX.</w:t>
       </w:r>
     </w:p>
     <w:p>
@@ -5832,21 +5630,7 @@
         <w:rPr>
           <w:lang w:val="es-CO"/>
         </w:rPr>
-        <w:t xml:space="preserve">Almacenamiento del </w:t>
-      </w:r>
-      <w:proofErr w:type="spellStart"/>
-      <w:r>
-        <w:rPr>
-          <w:lang w:val="es-CO"/>
-        </w:rPr>
-        <w:t>token</w:t>
-      </w:r>
-      <w:proofErr w:type="spellEnd"/>
-      <w:r>
-        <w:rPr>
-          <w:lang w:val="es-CO"/>
-        </w:rPr>
-        <w:t xml:space="preserve"> de autenticación</w:t>
+        <w:t>Almacenamiento del token de autenticación</w:t>
       </w:r>
     </w:p>
     <w:p>
@@ -5927,14 +5711,12 @@
           <w:lang w:val="es-CO"/>
         </w:rPr>
       </w:pPr>
-      <w:proofErr w:type="spellStart"/>
       <w:r>
         <w:rPr>
           <w:lang w:val="es-CO"/>
         </w:rPr>
         <w:t>ReactController.dart</w:t>
       </w:r>
-      <w:proofErr w:type="spellEnd"/>
     </w:p>
     <w:p>
       <w:pPr>
@@ -5955,23 +5737,7 @@
           <w:b/>
           <w:lang w:val="es-CO"/>
         </w:rPr>
-        <w:t xml:space="preserve">Carpeta </w:t>
-      </w:r>
-      <w:proofErr w:type="spellStart"/>
-      <w:r>
-        <w:rPr>
-          <w:b/>
-          <w:lang w:val="es-CO"/>
-        </w:rPr>
-        <w:t>views</w:t>
-      </w:r>
-      <w:proofErr w:type="spellEnd"/>
-      <w:r>
-        <w:rPr>
-          <w:b/>
-          <w:lang w:val="es-CO"/>
-        </w:rPr>
-        <w:t>/</w:t>
+        <w:t>Carpeta views/</w:t>
       </w:r>
     </w:p>
     <w:p>
@@ -6255,16 +6021,8 @@
         <w:rPr>
           <w:lang w:val="es-CO"/>
         </w:rPr>
-        <w:t xml:space="preserve">Vista de </w:t>
-      </w:r>
-      <w:proofErr w:type="spellStart"/>
-      <w:r>
-        <w:rPr>
-          <w:lang w:val="es-CO"/>
-        </w:rPr>
-        <w:t>login</w:t>
-      </w:r>
-      <w:proofErr w:type="spellEnd"/>
+        <w:t>Vista de login</w:t>
+      </w:r>
     </w:p>
     <w:p>
       <w:pPr>
@@ -6369,13 +6127,8 @@
         </w:numPr>
         <w:spacing w:before="240" w:after="240"/>
       </w:pPr>
-      <w:proofErr w:type="spellStart"/>
-      <w:r>
-        <w:t>Peticiones</w:t>
-      </w:r>
-      <w:proofErr w:type="spellEnd"/>
-      <w:r>
-        <w:t xml:space="preserve"> </w:t>
+      <w:r>
+        <w:t xml:space="preserve">Peticiones </w:t>
       </w:r>
       <w:r>
         <w:rPr>
@@ -6400,21 +6153,7 @@
         <w:rPr>
           <w:lang w:val="es-CO"/>
         </w:rPr>
-        <w:t xml:space="preserve">Envío del </w:t>
-      </w:r>
-      <w:proofErr w:type="spellStart"/>
-      <w:r>
-        <w:rPr>
-          <w:lang w:val="es-CO"/>
-        </w:rPr>
-        <w:t>token</w:t>
-      </w:r>
-      <w:proofErr w:type="spellEnd"/>
-      <w:r>
-        <w:rPr>
-          <w:lang w:val="es-CO"/>
-        </w:rPr>
-        <w:t xml:space="preserve"> de autenticación</w:t>
+        <w:t>Envío del token de autenticación</w:t>
       </w:r>
     </w:p>
     <w:p>
@@ -6447,35 +6186,7 @@
         <w:rPr>
           <w:lang w:val="es-CO"/>
         </w:rPr>
-        <w:t xml:space="preserve">Cada archivo está organizado por entidad del sistema, facilitando la comunicación entre la aplicación </w:t>
-      </w:r>
-      <w:proofErr w:type="spellStart"/>
-      <w:r>
-        <w:rPr>
-          <w:lang w:val="es-CO"/>
-        </w:rPr>
-        <w:t>Flutter</w:t>
-      </w:r>
-      <w:proofErr w:type="spellEnd"/>
-      <w:r>
-        <w:rPr>
-          <w:lang w:val="es-CO"/>
-        </w:rPr>
-        <w:t xml:space="preserve"> y el </w:t>
-      </w:r>
-      <w:proofErr w:type="spellStart"/>
-      <w:r>
-        <w:rPr>
-          <w:lang w:val="es-CO"/>
-        </w:rPr>
-        <w:t>backend</w:t>
-      </w:r>
-      <w:proofErr w:type="spellEnd"/>
-      <w:r>
-        <w:rPr>
-          <w:lang w:val="es-CO"/>
-        </w:rPr>
-        <w:t>.</w:t>
+        <w:t>Cada archivo está organizado por entidad del sistema, facilitando la comunicación entre la aplicación Flutter y el backend.</w:t>
       </w:r>
     </w:p>
     <w:p>
@@ -6496,19 +6207,8 @@
           <w:b/>
           <w:lang w:val="es-CO"/>
         </w:rPr>
-        <w:t xml:space="preserve">Archivo </w:t>
-      </w:r>
-      <w:proofErr w:type="spellStart"/>
-      <w:proofErr w:type="gramStart"/>
-      <w:r>
-        <w:rPr>
-          <w:b/>
-          <w:lang w:val="es-CO"/>
-        </w:rPr>
-        <w:t>main.dart</w:t>
-      </w:r>
-      <w:proofErr w:type="spellEnd"/>
-      <w:proofErr w:type="gramEnd"/>
+        <w:t>Archivo main.dart</w:t>
+      </w:r>
     </w:p>
     <w:p>
       <w:pPr>
@@ -6527,21 +6227,7 @@
         <w:rPr>
           <w:lang w:val="es-CO"/>
         </w:rPr>
-        <w:t xml:space="preserve">cipal de la aplicación </w:t>
-      </w:r>
-      <w:proofErr w:type="spellStart"/>
-      <w:r>
-        <w:rPr>
-          <w:lang w:val="es-CO"/>
-        </w:rPr>
-        <w:t>Flutter</w:t>
-      </w:r>
-      <w:proofErr w:type="spellEnd"/>
-      <w:r>
-        <w:rPr>
-          <w:lang w:val="es-CO"/>
-        </w:rPr>
-        <w:t>.</w:t>
+        <w:t>cipal de la aplicación Flutter.</w:t>
       </w:r>
     </w:p>
     <w:p>
@@ -6593,30 +6279,8 @@
         <w:rPr>
           <w:lang w:val="es-CO"/>
         </w:rPr>
-        <w:t>Inyectar el controlador principal (</w:t>
-      </w:r>
-      <w:proofErr w:type="spellStart"/>
-      <w:r>
-        <w:rPr>
-          <w:lang w:val="es-CO"/>
-        </w:rPr>
-        <w:t>ReactController</w:t>
-      </w:r>
-      <w:proofErr w:type="spellEnd"/>
-      <w:r>
-        <w:rPr>
-          <w:lang w:val="es-CO"/>
-        </w:rPr>
-        <w:t xml:space="preserve">) en memoria mediante </w:t>
-      </w:r>
-      <w:proofErr w:type="spellStart"/>
-      <w:r>
-        <w:rPr>
-          <w:lang w:val="es-CO"/>
-        </w:rPr>
-        <w:t>GetX</w:t>
-      </w:r>
-      <w:proofErr w:type="spellEnd"/>
+        <w:t>Inyectar el controlador principal (ReactController) en memoria mediante GetX</w:t>
+      </w:r>
     </w:p>
     <w:p>
       <w:pPr>
@@ -6667,21 +6331,7 @@
         <w:rPr>
           <w:lang w:val="es-CO"/>
         </w:rPr>
-        <w:t>También define la lista de páginas (</w:t>
-      </w:r>
-      <w:proofErr w:type="spellStart"/>
-      <w:r>
-        <w:rPr>
-          <w:lang w:val="es-CO"/>
-        </w:rPr>
-        <w:t>menuPages</w:t>
-      </w:r>
-      <w:proofErr w:type="spellEnd"/>
-      <w:r>
-        <w:rPr>
-          <w:lang w:val="es-CO"/>
-        </w:rPr>
-        <w:t>) que permite la navegación dinámica entre los diferentes módulos del sistema.</w:t>
+        <w:t>También define la lista de páginas (menuPages) que permite la navegación dinámica entre los diferentes módulos del sistema.</w:t>
       </w:r>
     </w:p>
     <w:p>
@@ -6702,23 +6352,7 @@
           <w:b/>
           <w:lang w:val="es-CO"/>
         </w:rPr>
-        <w:t>Gestión de Estado (</w:t>
-      </w:r>
-      <w:proofErr w:type="spellStart"/>
-      <w:r>
-        <w:rPr>
-          <w:b/>
-          <w:lang w:val="es-CO"/>
-        </w:rPr>
-        <w:t>GetX</w:t>
-      </w:r>
-      <w:proofErr w:type="spellEnd"/>
-      <w:r>
-        <w:rPr>
-          <w:b/>
-          <w:lang w:val="es-CO"/>
-        </w:rPr>
-        <w:t>)</w:t>
+        <w:t>Gestión de Estado (GetX)</w:t>
       </w:r>
     </w:p>
     <w:p>
@@ -6732,21 +6366,7 @@
         <w:rPr>
           <w:lang w:val="es-CO"/>
         </w:rPr>
-        <w:t xml:space="preserve">La aplicación utiliza </w:t>
-      </w:r>
-      <w:proofErr w:type="spellStart"/>
-      <w:r>
-        <w:rPr>
-          <w:lang w:val="es-CO"/>
-        </w:rPr>
-        <w:t>GetX</w:t>
-      </w:r>
-      <w:proofErr w:type="spellEnd"/>
-      <w:r>
-        <w:rPr>
-          <w:lang w:val="es-CO"/>
-        </w:rPr>
-        <w:t xml:space="preserve"> como solu</w:t>
+        <w:t>La aplicación utiliza GetX como solu</w:t>
       </w:r>
       <w:r>
         <w:rPr>
@@ -6998,21 +6618,7 @@
         <w:rPr>
           <w:lang w:val="es-CO"/>
         </w:rPr>
-        <w:t xml:space="preserve">ada en </w:t>
-      </w:r>
-      <w:proofErr w:type="spellStart"/>
-      <w:r>
-        <w:rPr>
-          <w:lang w:val="es-CO"/>
-        </w:rPr>
-        <w:t>token</w:t>
-      </w:r>
-      <w:proofErr w:type="spellEnd"/>
-      <w:r>
-        <w:rPr>
-          <w:lang w:val="es-CO"/>
-        </w:rPr>
-        <w:t xml:space="preserve"> (JWT), el cual es:</w:t>
+        <w:t>ada en token (JWT), el cual es:</w:t>
       </w:r>
     </w:p>
     <w:p>
@@ -7084,35 +6690,7 @@
         <w:rPr>
           <w:lang w:val="es-CO"/>
         </w:rPr>
-        <w:t xml:space="preserve">El alcance del </w:t>
-      </w:r>
-      <w:proofErr w:type="spellStart"/>
-      <w:r>
-        <w:rPr>
-          <w:lang w:val="es-CO"/>
-        </w:rPr>
-        <w:t>frontend</w:t>
-      </w:r>
-      <w:proofErr w:type="spellEnd"/>
-      <w:r>
-        <w:rPr>
-          <w:lang w:val="es-CO"/>
-        </w:rPr>
-        <w:t xml:space="preserve"> en </w:t>
-      </w:r>
-      <w:proofErr w:type="spellStart"/>
-      <w:r>
-        <w:rPr>
-          <w:lang w:val="es-CO"/>
-        </w:rPr>
-        <w:t>Flutter</w:t>
-      </w:r>
-      <w:proofErr w:type="spellEnd"/>
-      <w:r>
-        <w:rPr>
-          <w:lang w:val="es-CO"/>
-        </w:rPr>
-        <w:t xml:space="preserve"> se centra en proporcionar una aplicación móvil modular, reactiva y eficiente que permita interactuar con la API</w:t>
+        <w:t>El alcance del frontend en Flutter se centra en proporcionar una aplicación móvil modular, reactiva y eficiente que permita interactuar con la API</w:t>
       </w:r>
       <w:r>
         <w:rPr>
@@ -7147,7 +6725,6 @@
         </w:rPr>
         <w:t xml:space="preserve">Gracias a su arquitectura basada en </w:t>
       </w:r>
-      <w:proofErr w:type="spellStart"/>
       <w:r>
         <w:rPr>
           <w:b/>
@@ -7155,14 +6732,12 @@
         </w:rPr>
         <w:t>GetX</w:t>
       </w:r>
-      <w:proofErr w:type="spellEnd"/>
       <w:r>
         <w:rPr>
           <w:lang w:val="es-CO"/>
         </w:rPr>
         <w:t xml:space="preserve">, la aplicación logra una correcta gestión del estado, una navegación fluida y una integración eficiente con el </w:t>
       </w:r>
-      <w:proofErr w:type="spellStart"/>
       <w:r>
         <w:rPr>
           <w:b/>
@@ -7170,7 +6745,6 @@
         </w:rPr>
         <w:t>backend</w:t>
       </w:r>
-      <w:proofErr w:type="spellEnd"/>
       <w:r>
         <w:rPr>
           <w:lang w:val="es-CO"/>
@@ -7187,14 +6761,14 @@
           <w:lang w:val="es-CO"/>
         </w:rPr>
       </w:pPr>
-      <w:bookmarkStart w:id="12" w:name="_Toc227775811"/>
+      <w:bookmarkStart w:id="13" w:name="_Toc227863819"/>
       <w:r>
         <w:rPr>
           <w:lang w:val="es-CO"/>
         </w:rPr>
         <w:t>4. Ámbito de la Aplicación</w:t>
       </w:r>
-      <w:bookmarkEnd w:id="12"/>
+      <w:bookmarkEnd w:id="13"/>
     </w:p>
     <w:p>
       <w:pPr>
@@ -7231,62 +6805,30 @@
           <w:bCs/>
           <w:lang w:val="es-CO"/>
         </w:rPr>
-        <w:t xml:space="preserve">, en su componente móvil, está desarrollado como una aplicación multiplataforma utilizando </w:t>
-      </w:r>
-      <w:proofErr w:type="spellStart"/>
-      <w:r>
+        <w:t>, en su componente móvil, está desarrollado como una aplicación multiplataforma utilizando Flutter, diseñada para permitir la interacción de los usuarios con la API REST del sistema de manera ágil, segura y en tiempo real.</w:t>
+      </w:r>
+    </w:p>
+    <w:p>
+      <w:pPr>
         <w:rPr>
           <w:bCs/>
           <w:lang w:val="es-CO"/>
         </w:rPr>
-        <w:t>Flutter</w:t>
-      </w:r>
-      <w:proofErr w:type="spellEnd"/>
-      <w:r>
+      </w:pPr>
+    </w:p>
+    <w:p>
+      <w:pPr>
         <w:rPr>
           <w:bCs/>
           <w:lang w:val="es-CO"/>
         </w:rPr>
-        <w:t>, diseñada para permitir la interacción de los usuarios con la API REST del sistema de manera ágil, segura y en tiempo real.</w:t>
-      </w:r>
-    </w:p>
-    <w:p>
-      <w:pPr>
+      </w:pPr>
+      <w:r>
         <w:rPr>
           <w:bCs/>
           <w:lang w:val="es-CO"/>
         </w:rPr>
-      </w:pPr>
-    </w:p>
-    <w:p>
-      <w:pPr>
-        <w:rPr>
-          <w:bCs/>
-          <w:lang w:val="es-CO"/>
-        </w:rPr>
-      </w:pPr>
-      <w:r>
-        <w:rPr>
-          <w:bCs/>
-          <w:lang w:val="es-CO"/>
-        </w:rPr>
-        <w:t xml:space="preserve">La aplicación móvil actúa como la capa de presentación del sistema, encargándose de mostrar la información, gestionar la interacción del usuario y consumir los servicios proporcionados por el </w:t>
-      </w:r>
-      <w:proofErr w:type="spellStart"/>
-      <w:r>
-        <w:rPr>
-          <w:bCs/>
-          <w:lang w:val="es-CO"/>
-        </w:rPr>
-        <w:t>backend</w:t>
-      </w:r>
-      <w:proofErr w:type="spellEnd"/>
-      <w:r>
-        <w:rPr>
-          <w:bCs/>
-          <w:lang w:val="es-CO"/>
-        </w:rPr>
-        <w:t>.</w:t>
+        <w:t>La aplicación móvil actúa como la capa de presentación del sistema, encargándose de mostrar la información, gestionar la interacción del usuario y consumir los servicios proporcionados por el backend.</w:t>
       </w:r>
     </w:p>
     <w:p>
@@ -7324,23 +6866,7 @@
           <w:bCs/>
           <w:lang w:val="es-CO"/>
         </w:rPr>
-        <w:t xml:space="preserve"> con capa de servicios, permitiendo una estructura organizada, escalable y </w:t>
-      </w:r>
-      <w:proofErr w:type="spellStart"/>
-      <w:r>
-        <w:rPr>
-          <w:bCs/>
-          <w:lang w:val="es-CO"/>
-        </w:rPr>
-        <w:t>mantenible</w:t>
-      </w:r>
-      <w:proofErr w:type="spellEnd"/>
-      <w:r>
-        <w:rPr>
-          <w:bCs/>
-          <w:lang w:val="es-CO"/>
-        </w:rPr>
-        <w:t>.</w:t>
+        <w:t xml:space="preserve"> con capa de servicios, permitiendo una estructura organizada, escalable y mantenible.</w:t>
       </w:r>
     </w:p>
     <w:p>
@@ -7399,23 +6925,7 @@
           <w:bCs/>
           <w:lang w:val="es-CO"/>
         </w:rPr>
-        <w:t xml:space="preserve">El entorno tecnológico de la aplicación se define por el siguiente </w:t>
-      </w:r>
-      <w:proofErr w:type="spellStart"/>
-      <w:r>
-        <w:rPr>
-          <w:bCs/>
-          <w:lang w:val="es-CO"/>
-        </w:rPr>
-        <w:t>stack</w:t>
-      </w:r>
-      <w:proofErr w:type="spellEnd"/>
-      <w:r>
-        <w:rPr>
-          <w:bCs/>
-          <w:lang w:val="es-CO"/>
-        </w:rPr>
-        <w:t>:</w:t>
+        <w:t>El entorno tecnológico de la aplicación se define por el siguiente stack:</w:t>
       </w:r>
     </w:p>
     <w:p>
@@ -7468,7 +6978,6 @@
         </w:rPr>
         <w:t xml:space="preserve">La aplicación está desarrollada en </w:t>
       </w:r>
-      <w:proofErr w:type="spellStart"/>
       <w:r>
         <w:rPr>
           <w:b/>
@@ -7476,26 +6985,11 @@
         </w:rPr>
         <w:t>Dart</w:t>
       </w:r>
-      <w:proofErr w:type="spellEnd"/>
-      <w:r>
-        <w:rPr>
-          <w:lang w:val="es-CO"/>
-        </w:rPr>
-        <w:t xml:space="preserve">, lenguaje utilizado por </w:t>
-      </w:r>
-      <w:proofErr w:type="spellStart"/>
-      <w:r>
-        <w:rPr>
-          <w:lang w:val="es-CO"/>
-        </w:rPr>
-        <w:t>Flutter</w:t>
-      </w:r>
-      <w:proofErr w:type="spellEnd"/>
-      <w:r>
-        <w:rPr>
-          <w:lang w:val="es-CO"/>
-        </w:rPr>
-        <w:t>, el cual permite construir interfaces modernas, reactivas y de alto rendimiento.</w:t>
+      <w:r>
+        <w:rPr>
+          <w:lang w:val="es-CO"/>
+        </w:rPr>
+        <w:t>, lenguaje utilizado por Flutter, el cual permite construir interfaces modernas, reactivas y de alto rendimiento.</w:t>
       </w:r>
     </w:p>
     <w:p>
@@ -7546,7 +7040,6 @@
         </w:rPr>
         <w:t xml:space="preserve">Se utiliza </w:t>
       </w:r>
-      <w:proofErr w:type="spellStart"/>
       <w:r>
         <w:rPr>
           <w:rStyle w:val="Textoennegrita"/>
@@ -7554,26 +7047,11 @@
         </w:rPr>
         <w:t>Flutter</w:t>
       </w:r>
-      <w:proofErr w:type="spellEnd"/>
-      <w:r>
-        <w:rPr>
-          <w:lang w:val="es-CO"/>
-        </w:rPr>
-        <w:t xml:space="preserve">, un </w:t>
-      </w:r>
-      <w:proofErr w:type="spellStart"/>
-      <w:r>
-        <w:rPr>
-          <w:lang w:val="es-CO"/>
-        </w:rPr>
-        <w:t>framework</w:t>
-      </w:r>
-      <w:proofErr w:type="spellEnd"/>
-      <w:r>
-        <w:rPr>
-          <w:lang w:val="es-CO"/>
-        </w:rPr>
-        <w:t xml:space="preserve"> de código abierto que permite el desarrollo de aplicaciones multiplataforma (Android, iOS, Web).</w:t>
+      <w:r>
+        <w:rPr>
+          <w:lang w:val="es-CO"/>
+        </w:rPr>
+        <w:t>, un framework de código abierto que permite el desarrollo de aplicaciones multiplataforma (Android, iOS, Web).</w:t>
       </w:r>
     </w:p>
     <w:p>
@@ -7591,19 +7069,11 @@
           <w:lang w:val="es-CO"/>
         </w:rPr>
       </w:pPr>
-      <w:proofErr w:type="spellStart"/>
-      <w:r>
-        <w:rPr>
-          <w:lang w:val="es-CO"/>
-        </w:rPr>
-        <w:t>Flutter</w:t>
-      </w:r>
-      <w:proofErr w:type="spellEnd"/>
-      <w:r>
-        <w:rPr>
-          <w:lang w:val="es-CO"/>
-        </w:rPr>
-        <w:t xml:space="preserve"> se encarga de:</w:t>
+      <w:r>
+        <w:rPr>
+          <w:lang w:val="es-CO"/>
+        </w:rPr>
+        <w:t>Flutter se encarga de:</w:t>
       </w:r>
     </w:p>
     <w:p>
@@ -7643,19 +7113,11 @@
           <w:lang w:val="es-CO"/>
         </w:rPr>
       </w:pPr>
-      <w:proofErr w:type="spellStart"/>
-      <w:r>
-        <w:rPr>
-          <w:lang w:val="es-CO"/>
-        </w:rPr>
-        <w:t>Renderizado</w:t>
-      </w:r>
-      <w:proofErr w:type="spellEnd"/>
-      <w:r>
-        <w:rPr>
-          <w:lang w:val="es-CO"/>
-        </w:rPr>
-        <w:t xml:space="preserve"> de componentes visuales</w:t>
+      <w:r>
+        <w:rPr>
+          <w:lang w:val="es-CO"/>
+        </w:rPr>
+        <w:t>Renderizado de componentes visuales</w:t>
       </w:r>
     </w:p>
     <w:p>
@@ -7767,16 +7229,8 @@
         <w:rPr>
           <w:lang w:val="es-CO"/>
         </w:rPr>
-        <w:t xml:space="preserve">Gestión de estado reactiva con </w:t>
-      </w:r>
-      <w:proofErr w:type="spellStart"/>
-      <w:r>
-        <w:rPr>
-          <w:lang w:val="es-CO"/>
-        </w:rPr>
-        <w:t>GetX</w:t>
-      </w:r>
-      <w:proofErr w:type="spellEnd"/>
+        <w:t>Gestión de estado reactiva con GetX</w:t>
+      </w:r>
     </w:p>
     <w:p>
       <w:pPr>
@@ -7793,35 +7247,7 @@
         <w:rPr>
           <w:lang w:val="es-CO"/>
         </w:rPr>
-        <w:t>Separación modular por carpetas (</w:t>
-      </w:r>
-      <w:proofErr w:type="spellStart"/>
-      <w:r>
-        <w:rPr>
-          <w:lang w:val="es-CO"/>
-        </w:rPr>
-        <w:t>controllers</w:t>
-      </w:r>
-      <w:proofErr w:type="spellEnd"/>
-      <w:r>
-        <w:rPr>
-          <w:lang w:val="es-CO"/>
-        </w:rPr>
-        <w:t xml:space="preserve">, </w:t>
-      </w:r>
-      <w:proofErr w:type="spellStart"/>
-      <w:r>
-        <w:rPr>
-          <w:lang w:val="es-CO"/>
-        </w:rPr>
-        <w:t>views</w:t>
-      </w:r>
-      <w:proofErr w:type="spellEnd"/>
-      <w:r>
-        <w:rPr>
-          <w:lang w:val="es-CO"/>
-        </w:rPr>
-        <w:t>, api)</w:t>
+        <w:t>Separación modular por carpetas (controllers, views, api)</w:t>
       </w:r>
     </w:p>
     <w:p>
@@ -7979,21 +7405,7 @@
         <w:rPr>
           <w:lang w:val="es-CO"/>
         </w:rPr>
-        <w:t xml:space="preserve">Se utiliza </w:t>
-      </w:r>
-      <w:proofErr w:type="spellStart"/>
-      <w:r>
-        <w:rPr>
-          <w:lang w:val="es-CO"/>
-        </w:rPr>
-        <w:t>GetX</w:t>
-      </w:r>
-      <w:proofErr w:type="spellEnd"/>
-      <w:r>
-        <w:rPr>
-          <w:lang w:val="es-CO"/>
-        </w:rPr>
-        <w:t xml:space="preserve"> como solución principal para la gestión de estado.</w:t>
+        <w:t>Se utiliza GetX como solución principal para la gestión de estado.</w:t>
       </w:r>
     </w:p>
     <w:p>
@@ -8096,21 +7508,7 @@
         <w:rPr>
           <w:lang w:val="es-CO"/>
         </w:rPr>
-        <w:t xml:space="preserve">Centralización de información global (usuario, </w:t>
-      </w:r>
-      <w:proofErr w:type="spellStart"/>
-      <w:r>
-        <w:rPr>
-          <w:lang w:val="es-CO"/>
-        </w:rPr>
-        <w:t>token</w:t>
-      </w:r>
-      <w:proofErr w:type="spellEnd"/>
-      <w:r>
-        <w:rPr>
-          <w:lang w:val="es-CO"/>
-        </w:rPr>
-        <w:t>, listas)</w:t>
+        <w:t>Centralización de información global (usuario, token, listas)</w:t>
       </w:r>
     </w:p>
     <w:p>
@@ -8132,21 +7530,7 @@
         <w:rPr>
           <w:lang w:val="es-CO"/>
         </w:rPr>
-        <w:t>El controlador principal (</w:t>
-      </w:r>
-      <w:proofErr w:type="spellStart"/>
-      <w:r>
-        <w:rPr>
-          <w:lang w:val="es-CO"/>
-        </w:rPr>
-        <w:t>ReactController</w:t>
-      </w:r>
-      <w:proofErr w:type="spellEnd"/>
-      <w:r>
-        <w:rPr>
-          <w:lang w:val="es-CO"/>
-        </w:rPr>
-        <w:t>) gestiona el estado general del sistema.</w:t>
+        <w:t>El controlador principal (ReactController) gestiona el estado general del sistema.</w:t>
       </w:r>
     </w:p>
     <w:p>
@@ -8228,13 +7612,8 @@
           <w:numId w:val="21"/>
         </w:numPr>
       </w:pPr>
-      <w:proofErr w:type="spellStart"/>
-      <w:r>
-        <w:t>Métodos</w:t>
-      </w:r>
-      <w:proofErr w:type="spellEnd"/>
-      <w:r>
-        <w:t xml:space="preserve"> GET, POST, PUT y DELETE </w:t>
+      <w:r>
+        <w:t xml:space="preserve">Métodos GET, POST, PUT y DELETE </w:t>
       </w:r>
     </w:p>
     <w:p>
@@ -8252,21 +7631,7 @@
         <w:rPr>
           <w:lang w:val="es-CO"/>
         </w:rPr>
-        <w:t xml:space="preserve">Envío de </w:t>
-      </w:r>
-      <w:proofErr w:type="spellStart"/>
-      <w:r>
-        <w:rPr>
-          <w:lang w:val="es-CO"/>
-        </w:rPr>
-        <w:t>token</w:t>
-      </w:r>
-      <w:proofErr w:type="spellEnd"/>
-      <w:r>
-        <w:rPr>
-          <w:lang w:val="es-CO"/>
-        </w:rPr>
-        <w:t xml:space="preserve"> de autenticación (JWT) </w:t>
+        <w:t xml:space="preserve">Envío de token de autenticación (JWT) </w:t>
       </w:r>
     </w:p>
     <w:p>
@@ -8506,19 +7871,11 @@
           <w:lang w:val="es-CO"/>
         </w:rPr>
       </w:pPr>
-      <w:proofErr w:type="spellStart"/>
-      <w:r>
-        <w:rPr>
-          <w:lang w:val="es-CO"/>
-        </w:rPr>
-        <w:t>Flutter</w:t>
-      </w:r>
-      <w:proofErr w:type="spellEnd"/>
-      <w:r>
-        <w:rPr>
-          <w:lang w:val="es-CO"/>
-        </w:rPr>
-        <w:t xml:space="preserve"> permite generar:</w:t>
+      <w:r>
+        <w:rPr>
+          <w:lang w:val="es-CO"/>
+        </w:rPr>
+        <w:t>Flutter permite generar:</w:t>
       </w:r>
       <w:r>
         <w:rPr>
@@ -8638,17 +7995,8 @@
           <w:b/>
           <w:lang w:val="es-CO"/>
         </w:rPr>
-        <w:t xml:space="preserve">Comunicación con </w:t>
-      </w:r>
-      <w:proofErr w:type="spellStart"/>
-      <w:r>
-        <w:rPr>
-          <w:b/>
-          <w:lang w:val="es-CO"/>
-        </w:rPr>
-        <w:t>Backend</w:t>
-      </w:r>
-      <w:proofErr w:type="spellEnd"/>
+        <w:t>Comunicación con Backend</w:t>
+      </w:r>
     </w:p>
     <w:p>
       <w:pPr>
@@ -8814,21 +8162,7 @@
         <w:rPr>
           <w:lang w:val="es-CO"/>
         </w:rPr>
-        <w:t xml:space="preserve">El sistema hace uso de diversas herramientas del ecosistema </w:t>
-      </w:r>
-      <w:proofErr w:type="spellStart"/>
-      <w:r>
-        <w:rPr>
-          <w:lang w:val="es-CO"/>
-        </w:rPr>
-        <w:t>Flutter</w:t>
-      </w:r>
-      <w:proofErr w:type="spellEnd"/>
-      <w:r>
-        <w:rPr>
-          <w:lang w:val="es-CO"/>
-        </w:rPr>
-        <w:t>, tales como:</w:t>
+        <w:t>El sistema hace uso de diversas herramientas del ecosistema Flutter, tales como:</w:t>
       </w:r>
     </w:p>
     <w:p>
@@ -8852,19 +8186,11 @@
           <w:lang w:val="es-CO"/>
         </w:rPr>
       </w:pPr>
-      <w:proofErr w:type="spellStart"/>
-      <w:r>
-        <w:rPr>
-          <w:lang w:val="es-CO"/>
-        </w:rPr>
-        <w:t>GetX</w:t>
-      </w:r>
-      <w:proofErr w:type="spellEnd"/>
-      <w:r>
-        <w:rPr>
-          <w:lang w:val="es-CO"/>
-        </w:rPr>
-        <w:t xml:space="preserve"> → Gestión de estado y navegación</w:t>
+      <w:r>
+        <w:rPr>
+          <w:lang w:val="es-CO"/>
+        </w:rPr>
+        <w:t>GetX → Gestión de estado y navegación</w:t>
       </w:r>
     </w:p>
     <w:p>
@@ -8929,21 +8255,7 @@
         <w:rPr>
           <w:lang w:val="es-CO"/>
         </w:rPr>
-        <w:t xml:space="preserve"> está desarrollada bajo un </w:t>
-      </w:r>
-      <w:proofErr w:type="spellStart"/>
-      <w:r>
-        <w:rPr>
-          <w:lang w:val="es-CO"/>
-        </w:rPr>
-        <w:t>stack</w:t>
-      </w:r>
-      <w:proofErr w:type="spellEnd"/>
-      <w:r>
-        <w:rPr>
-          <w:lang w:val="es-CO"/>
-        </w:rPr>
-        <w:t xml:space="preserve"> tecnológico moderno que permite construir una solución eficiente, escalable y fácil de mantene</w:t>
+        <w:t xml:space="preserve"> está desarrollada bajo un stack tecnológico moderno que permite construir una solución eficiente, escalable y fácil de mantene</w:t>
       </w:r>
       <w:r>
         <w:rPr>
@@ -8963,49 +8275,7 @@
         <w:rPr>
           <w:lang w:val="es-CO"/>
         </w:rPr>
-        <w:t xml:space="preserve">El uso de </w:t>
-      </w:r>
-      <w:proofErr w:type="spellStart"/>
-      <w:r>
-        <w:rPr>
-          <w:lang w:val="es-CO"/>
-        </w:rPr>
-        <w:t>Flutter</w:t>
-      </w:r>
-      <w:proofErr w:type="spellEnd"/>
-      <w:r>
-        <w:rPr>
-          <w:lang w:val="es-CO"/>
-        </w:rPr>
-        <w:t xml:space="preserve"> junto con </w:t>
-      </w:r>
-      <w:proofErr w:type="spellStart"/>
-      <w:r>
-        <w:rPr>
-          <w:lang w:val="es-CO"/>
-        </w:rPr>
-        <w:t>GetX</w:t>
-      </w:r>
-      <w:proofErr w:type="spellEnd"/>
-      <w:r>
-        <w:rPr>
-          <w:lang w:val="es-CO"/>
-        </w:rPr>
-        <w:t xml:space="preserve"> permite una arquitectura limpia y reactiva, garantizando una experiencia de usuario fluida y una integración sólida con el </w:t>
-      </w:r>
-      <w:proofErr w:type="spellStart"/>
-      <w:r>
-        <w:rPr>
-          <w:lang w:val="es-CO"/>
-        </w:rPr>
-        <w:t>backend</w:t>
-      </w:r>
-      <w:proofErr w:type="spellEnd"/>
-      <w:r>
-        <w:rPr>
-          <w:lang w:val="es-CO"/>
-        </w:rPr>
-        <w:t xml:space="preserve"> del sistema.</w:t>
+        <w:t>El uso de Flutter junto con GetX permite una arquitectura limpia y reactiva, garantizando una experiencia de usuario fluida y una integración sólida con el backend del sistema.</w:t>
       </w:r>
     </w:p>
     <w:p>
@@ -9023,7 +8293,7 @@
           <w:lang w:val="es-CO"/>
         </w:rPr>
       </w:pPr>
-      <w:bookmarkStart w:id="13" w:name="_Toc227775812"/>
+      <w:bookmarkStart w:id="14" w:name="_Toc227863820"/>
       <w:r>
         <w:rPr>
           <w:lang w:val="es-CO"/>
@@ -9036,7 +8306,7 @@
         </w:rPr>
         <w:t xml:space="preserve"> (API)</w:t>
       </w:r>
-      <w:bookmarkEnd w:id="13"/>
+      <w:bookmarkEnd w:id="14"/>
       <w:r>
         <w:rPr>
           <w:lang w:val="es-CO"/>
@@ -9074,21 +8344,7 @@
         <w:rPr>
           <w:lang w:val="es-CO"/>
         </w:rPr>
-        <w:t xml:space="preserve"> está construida bajo una arquitectura reactiva utilizando </w:t>
-      </w:r>
-      <w:proofErr w:type="spellStart"/>
-      <w:r>
-        <w:rPr>
-          <w:lang w:val="es-CO"/>
-        </w:rPr>
-        <w:t>GetX</w:t>
-      </w:r>
-      <w:proofErr w:type="spellEnd"/>
-      <w:r>
-        <w:rPr>
-          <w:lang w:val="es-CO"/>
-        </w:rPr>
-        <w:t>, la cual permite gestionar el estado, la navegación y la lógica de la aplicación de manera centralizada.</w:t>
+        <w:t xml:space="preserve"> está construida bajo una arquitectura reactiva utilizando GetX, la cual permite gestionar el estado, la navegación y la lógica de la aplicación de manera centralizada.</w:t>
       </w:r>
     </w:p>
     <w:p>
@@ -9124,14 +8380,12 @@
           <w:lang w:val="es-CO"/>
         </w:rPr>
       </w:pPr>
-      <w:proofErr w:type="spellStart"/>
       <w:r>
         <w:rPr>
           <w:lang w:val="es-CO"/>
         </w:rPr>
         <w:t>ReactController.dart</w:t>
       </w:r>
-      <w:proofErr w:type="spellEnd"/>
     </w:p>
     <w:p>
       <w:pPr>
@@ -9170,35 +8424,21 @@
           <w:lang w:val="es-CO"/>
         </w:rPr>
       </w:pPr>
-      <w:bookmarkStart w:id="14" w:name="_Toc227775813"/>
+      <w:bookmarkStart w:id="15" w:name="_Toc227863821"/>
       <w:r>
         <w:rPr>
           <w:lang w:val="es-CO"/>
         </w:rPr>
         <w:lastRenderedPageBreak/>
-        <w:t>5.</w:t>
-      </w:r>
-      <w:proofErr w:type="gramStart"/>
-      <w:r>
-        <w:rPr>
-          <w:lang w:val="es-CO"/>
-        </w:rPr>
-        <w:t>1.</w:t>
-      </w:r>
-      <w:r>
-        <w:rPr>
-          <w:lang w:val="es-CO"/>
-        </w:rPr>
-        <w:t>Enfoque</w:t>
-      </w:r>
-      <w:proofErr w:type="gramEnd"/>
-      <w:r>
-        <w:rPr>
-          <w:lang w:val="es-CO"/>
-        </w:rPr>
-        <w:t xml:space="preserve"> Arquitectónico</w:t>
-      </w:r>
-      <w:bookmarkEnd w:id="14"/>
+        <w:t>5.1.</w:t>
+      </w:r>
+      <w:r>
+        <w:rPr>
+          <w:lang w:val="es-CO"/>
+        </w:rPr>
+        <w:t>Enfoque Arquitectónico</w:t>
+      </w:r>
+      <w:bookmarkEnd w:id="15"/>
     </w:p>
     <w:p>
       <w:pPr>
@@ -9237,35 +8477,7 @@
         <w:rPr>
           <w:lang w:val="es-CO"/>
         </w:rPr>
-        <w:t>Separación por módulos (</w:t>
-      </w:r>
-      <w:proofErr w:type="spellStart"/>
-      <w:r>
-        <w:rPr>
-          <w:lang w:val="es-CO"/>
-        </w:rPr>
-        <w:t>views</w:t>
-      </w:r>
-      <w:proofErr w:type="spellEnd"/>
-      <w:r>
-        <w:rPr>
-          <w:lang w:val="es-CO"/>
-        </w:rPr>
-        <w:t xml:space="preserve">, </w:t>
-      </w:r>
-      <w:proofErr w:type="spellStart"/>
-      <w:r>
-        <w:rPr>
-          <w:lang w:val="es-CO"/>
-        </w:rPr>
-        <w:t>controllers</w:t>
-      </w:r>
-      <w:proofErr w:type="spellEnd"/>
-      <w:r>
-        <w:rPr>
-          <w:lang w:val="es-CO"/>
-        </w:rPr>
-        <w:t>, api)</w:t>
+        <w:t>Separación por módulos (views, controllers, api)</w:t>
       </w:r>
     </w:p>
     <w:p>
@@ -9326,7 +8538,6 @@
         </w:rPr>
         <w:t xml:space="preserve">El uso de </w:t>
       </w:r>
-      <w:proofErr w:type="spellStart"/>
       <w:r>
         <w:rPr>
           <w:b/>
@@ -9334,7 +8545,6 @@
         </w:rPr>
         <w:t>GetX</w:t>
       </w:r>
-      <w:proofErr w:type="spellEnd"/>
       <w:r>
         <w:rPr>
           <w:lang w:val="es-CO"/>
@@ -9356,7 +8566,7 @@
           <w:lang w:val="es-CO"/>
         </w:rPr>
       </w:pPr>
-      <w:bookmarkStart w:id="15" w:name="_Toc227775814"/>
+      <w:bookmarkStart w:id="16" w:name="_Toc227863822"/>
       <w:r>
         <w:rPr>
           <w:lang w:val="es-CO"/>
@@ -9369,7 +8579,7 @@
         </w:rPr>
         <w:t>Inicialización del Controlador</w:t>
       </w:r>
-      <w:bookmarkEnd w:id="15"/>
+      <w:bookmarkEnd w:id="16"/>
       <w:r>
         <w:rPr>
           <w:lang w:val="es-CO"/>
@@ -9407,21 +8617,7 @@
         <w:rPr>
           <w:lang w:val="es-CO"/>
         </w:rPr>
-        <w:t>, donde la aplicación móvil (</w:t>
-      </w:r>
-      <w:proofErr w:type="spellStart"/>
-      <w:r>
-        <w:rPr>
-          <w:lang w:val="es-CO"/>
-        </w:rPr>
-        <w:t>Flutter</w:t>
-      </w:r>
-      <w:proofErr w:type="spellEnd"/>
-      <w:r>
-        <w:rPr>
-          <w:lang w:val="es-CO"/>
-        </w:rPr>
-        <w:t>) consume la API mediante solicitudes HTTP.</w:t>
+        <w:t>, donde la aplicación móvil (Flutter) consume la API mediante solicitudes HTTP.</w:t>
       </w:r>
     </w:p>
     <w:p>
@@ -9443,8 +8639,6 @@
         </w:rPr>
         <w:t xml:space="preserve">El controlador se inicializa al inicio de la aplicación en el archivo </w:t>
       </w:r>
-      <w:proofErr w:type="spellStart"/>
-      <w:proofErr w:type="gramStart"/>
       <w:r>
         <w:rPr>
           <w:rStyle w:val="CdigoHTML"/>
@@ -9453,8 +8647,6 @@
         </w:rPr>
         <w:t>main.dart</w:t>
       </w:r>
-      <w:proofErr w:type="spellEnd"/>
-      <w:proofErr w:type="gramEnd"/>
       <w:r>
         <w:rPr>
           <w:lang w:val="es-CO"/>
@@ -9470,7 +8662,6 @@
       </w:pPr>
     </w:p>
     <w:p>
-      <w:proofErr w:type="spellStart"/>
       <w:r>
         <w:rPr>
           <w:rStyle w:val="t"/>
@@ -9486,25 +8677,17 @@
         </w:rPr>
         <w:t>put</w:t>
       </w:r>
-      <w:proofErr w:type="spellEnd"/>
       <w:r>
         <w:t>(</w:t>
       </w:r>
-      <w:proofErr w:type="spellStart"/>
-      <w:proofErr w:type="gramStart"/>
       <w:r>
         <w:rPr>
           <w:rStyle w:val="t"/>
         </w:rPr>
         <w:t>ReactController</w:t>
       </w:r>
-      <w:proofErr w:type="spellEnd"/>
-      <w:r>
-        <w:t>(</w:t>
-      </w:r>
-      <w:proofErr w:type="gramEnd"/>
-      <w:r>
-        <w:t>));</w:t>
+      <w:r>
+        <w:t>());</w:t>
       </w:r>
     </w:p>
     <w:p/>
@@ -9596,14 +8779,14 @@
           <w:lang w:val="es-CO"/>
         </w:rPr>
       </w:pPr>
-      <w:bookmarkStart w:id="16" w:name="_Toc227775815"/>
+      <w:bookmarkStart w:id="17" w:name="_Toc227863823"/>
       <w:r>
         <w:rPr>
           <w:lang w:val="es-CO"/>
         </w:rPr>
         <w:t>5.3 Variables Reactivas</w:t>
       </w:r>
-      <w:bookmarkEnd w:id="16"/>
+      <w:bookmarkEnd w:id="17"/>
     </w:p>
     <w:p>
       <w:pPr>
@@ -9623,43 +8806,7 @@
         <w:rPr>
           <w:lang w:val="es-CO"/>
         </w:rPr>
-        <w:t xml:space="preserve">El </w:t>
-      </w:r>
-      <w:proofErr w:type="spellStart"/>
-      <w:r>
-        <w:rPr>
-          <w:lang w:val="es-CO"/>
-        </w:rPr>
-        <w:t>ReactController</w:t>
-      </w:r>
-      <w:proofErr w:type="spellEnd"/>
-      <w:r>
-        <w:rPr>
-          <w:lang w:val="es-CO"/>
-        </w:rPr>
-        <w:t xml:space="preserve"> utiliza variables reactivas </w:t>
-      </w:r>
-      <w:proofErr w:type="gramStart"/>
-      <w:r>
-        <w:rPr>
-          <w:lang w:val="es-CO"/>
-        </w:rPr>
-        <w:t>(.</w:t>
-      </w:r>
-      <w:proofErr w:type="spellStart"/>
-      <w:r>
-        <w:rPr>
-          <w:lang w:val="es-CO"/>
-        </w:rPr>
-        <w:t>obs</w:t>
-      </w:r>
-      <w:proofErr w:type="spellEnd"/>
-      <w:proofErr w:type="gramEnd"/>
-      <w:r>
-        <w:rPr>
-          <w:lang w:val="es-CO"/>
-        </w:rPr>
-        <w:t>) para gestionar el estado dinámico de la aplicación.</w:t>
+        <w:t>El ReactController utiliza variables reactivas (.obs) para gestionar el estado dinámico de la aplicación.</w:t>
       </w:r>
     </w:p>
     <w:p>
@@ -9716,21 +8863,7 @@
         <w:rPr>
           <w:lang w:val="es-CO"/>
         </w:rPr>
-        <w:t>_</w:t>
-      </w:r>
-      <w:proofErr w:type="spellStart"/>
-      <w:r>
-        <w:rPr>
-          <w:lang w:val="es-CO"/>
-        </w:rPr>
-        <w:t>tituloAppBar</w:t>
-      </w:r>
-      <w:proofErr w:type="spellEnd"/>
-      <w:r>
-        <w:rPr>
-          <w:lang w:val="es-CO"/>
-        </w:rPr>
-        <w:t xml:space="preserve"> → Maneja el título dinámico de la interfaz</w:t>
+        <w:t>_tituloAppBar → Maneja el título dinámico de la interfaz</w:t>
       </w:r>
     </w:p>
     <w:p>
@@ -9748,35 +8881,7 @@
         <w:rPr>
           <w:lang w:val="es-CO"/>
         </w:rPr>
-        <w:t>_</w:t>
-      </w:r>
-      <w:proofErr w:type="spellStart"/>
-      <w:r>
-        <w:rPr>
-          <w:lang w:val="es-CO"/>
-        </w:rPr>
-        <w:t>token</w:t>
-      </w:r>
-      <w:proofErr w:type="spellEnd"/>
-      <w:r>
-        <w:rPr>
-          <w:lang w:val="es-CO"/>
-        </w:rPr>
-        <w:t xml:space="preserve"> → Almacena el </w:t>
-      </w:r>
-      <w:proofErr w:type="spellStart"/>
-      <w:r>
-        <w:rPr>
-          <w:lang w:val="es-CO"/>
-        </w:rPr>
-        <w:t>token</w:t>
-      </w:r>
-      <w:proofErr w:type="spellEnd"/>
-      <w:r>
-        <w:rPr>
-          <w:lang w:val="es-CO"/>
-        </w:rPr>
-        <w:t xml:space="preserve"> de autenticación</w:t>
+        <w:t>_token → Almacena el token de autenticación</w:t>
       </w:r>
     </w:p>
     <w:p>
@@ -10063,7 +9168,7 @@
           <w:lang w:val="es-CO"/>
         </w:rPr>
       </w:pPr>
-      <w:bookmarkStart w:id="17" w:name="_Toc227775816"/>
+      <w:bookmarkStart w:id="18" w:name="_Toc227863824"/>
       <w:r>
         <w:rPr>
           <w:lang w:val="es-CO"/>
@@ -10076,7 +9181,7 @@
         </w:rPr>
         <w:t>Métodos SET (Actualización de Estado)</w:t>
       </w:r>
-      <w:bookmarkEnd w:id="17"/>
+      <w:bookmarkEnd w:id="18"/>
     </w:p>
     <w:p>
       <w:pPr>
@@ -10134,7 +9239,7 @@
           <w:noProof/>
         </w:rPr>
         <w:drawing>
-          <wp:inline distT="0" distB="0" distL="0" distR="0" wp14:anchorId="39BA8FA4" wp14:editId="45255434">
+          <wp:inline distT="0" distB="0" distL="0" distR="0" wp14:anchorId="24965869" wp14:editId="36CA6FB7">
             <wp:extent cx="2743200" cy="2479853"/>
             <wp:effectExtent l="0" t="0" r="0" b="0"/>
             <wp:docPr id="1" name="Imagen 1"/>
@@ -10287,7 +9392,7 @@
           <w:lang w:val="es-CO"/>
         </w:rPr>
       </w:pPr>
-      <w:bookmarkStart w:id="18" w:name="_Toc227775817"/>
+      <w:bookmarkStart w:id="19" w:name="_Toc227863825"/>
       <w:r>
         <w:rPr>
           <w:lang w:val="es-CO"/>
@@ -10306,7 +9411,7 @@
         </w:rPr>
         <w:t>Métodos GET (Acceso a Datos)</w:t>
       </w:r>
-      <w:bookmarkEnd w:id="18"/>
+      <w:bookmarkEnd w:id="19"/>
     </w:p>
     <w:p>
       <w:pPr>
@@ -10329,7 +9434,6 @@
         </w:rPr>
         <w:t xml:space="preserve">Se implementan métodos </w:t>
       </w:r>
-      <w:proofErr w:type="spellStart"/>
       <w:r>
         <w:rPr>
           <w:rStyle w:val="CdigoHTML"/>
@@ -10339,7 +9443,6 @@
         </w:rPr>
         <w:t>get</w:t>
       </w:r>
-      <w:proofErr w:type="spellEnd"/>
       <w:r>
         <w:rPr>
           <w:lang w:val="es-CO"/>
@@ -10368,7 +9471,7 @@
           <w:noProof/>
         </w:rPr>
         <w:drawing>
-          <wp:inline distT="0" distB="0" distL="0" distR="0" wp14:anchorId="441C2FA0" wp14:editId="085BD3B6">
+          <wp:inline distT="0" distB="0" distL="0" distR="0" wp14:anchorId="0F2C8278" wp14:editId="3995F7E8">
             <wp:extent cx="3729546" cy="2114550"/>
             <wp:effectExtent l="0" t="0" r="4445" b="0"/>
             <wp:docPr id="11" name="Imagen 11"/>
@@ -10503,7 +9606,7 @@
           <w:lang w:val="es-CO"/>
         </w:rPr>
       </w:pPr>
-      <w:bookmarkStart w:id="19" w:name="_Toc227775818"/>
+      <w:bookmarkStart w:id="20" w:name="_Toc227863826"/>
       <w:r>
         <w:rPr>
           <w:lang w:val="es-CO"/>
@@ -10516,7 +9619,7 @@
         </w:rPr>
         <w:t>Gestión de Autenticación</w:t>
       </w:r>
-      <w:bookmarkEnd w:id="19"/>
+      <w:bookmarkEnd w:id="20"/>
     </w:p>
     <w:p>
       <w:pPr>
@@ -10584,35 +9687,7 @@
         <w:rPr>
           <w:lang w:val="es-CO"/>
         </w:rPr>
-        <w:t xml:space="preserve">Almacenamiento del </w:t>
-      </w:r>
-      <w:proofErr w:type="spellStart"/>
-      <w:r>
-        <w:rPr>
-          <w:lang w:val="es-CO"/>
-        </w:rPr>
-        <w:t>token</w:t>
-      </w:r>
-      <w:proofErr w:type="spellEnd"/>
-      <w:r>
-        <w:rPr>
-          <w:lang w:val="es-CO"/>
-        </w:rPr>
-        <w:t xml:space="preserve"> (</w:t>
-      </w:r>
-      <w:proofErr w:type="spellStart"/>
-      <w:r>
-        <w:rPr>
-          <w:lang w:val="es-CO"/>
-        </w:rPr>
-        <w:t>setToken</w:t>
-      </w:r>
-      <w:proofErr w:type="spellEnd"/>
-      <w:r>
-        <w:rPr>
-          <w:lang w:val="es-CO"/>
-        </w:rPr>
-        <w:t>)</w:t>
+        <w:t>Almacenamiento del token (setToken)</w:t>
       </w:r>
     </w:p>
     <w:p>
@@ -10630,21 +9705,7 @@
         <w:rPr>
           <w:lang w:val="es-CO"/>
         </w:rPr>
-        <w:t>Almacenamiento del usuario (</w:t>
-      </w:r>
-      <w:proofErr w:type="spellStart"/>
-      <w:r>
-        <w:rPr>
-          <w:lang w:val="es-CO"/>
-        </w:rPr>
-        <w:t>setUser</w:t>
-      </w:r>
-      <w:proofErr w:type="spellEnd"/>
-      <w:r>
-        <w:rPr>
-          <w:lang w:val="es-CO"/>
-        </w:rPr>
-        <w:t>)</w:t>
+        <w:t>Almacenamiento del usuario (setUser)</w:t>
       </w:r>
     </w:p>
     <w:p>
@@ -10662,21 +9723,7 @@
         <w:rPr>
           <w:lang w:val="es-CO"/>
         </w:rPr>
-        <w:t>Verificación de sesión (</w:t>
-      </w:r>
-      <w:proofErr w:type="spellStart"/>
-      <w:r>
-        <w:rPr>
-          <w:lang w:val="es-CO"/>
-        </w:rPr>
-        <w:t>isAuthenticated</w:t>
-      </w:r>
-      <w:proofErr w:type="spellEnd"/>
-      <w:r>
-        <w:rPr>
-          <w:lang w:val="es-CO"/>
-        </w:rPr>
-        <w:t>)</w:t>
+        <w:t>Verificación de sesión (isAuthenticated)</w:t>
       </w:r>
     </w:p>
     <w:p>
@@ -10692,33 +9739,11 @@
           <w:b/>
         </w:rPr>
       </w:pPr>
-      <w:proofErr w:type="spellStart"/>
       <w:r>
         <w:rPr>
           <w:b/>
         </w:rPr>
-        <w:t>Cierre</w:t>
-      </w:r>
-      <w:proofErr w:type="spellEnd"/>
-      <w:r>
-        <w:rPr>
-          <w:b/>
-        </w:rPr>
-        <w:t xml:space="preserve"> de </w:t>
-      </w:r>
-      <w:proofErr w:type="spellStart"/>
-      <w:r>
-        <w:rPr>
-          <w:b/>
-        </w:rPr>
-        <w:t>sesión</w:t>
-      </w:r>
-      <w:proofErr w:type="spellEnd"/>
-      <w:r>
-        <w:rPr>
-          <w:b/>
-        </w:rPr>
-        <w:t>:</w:t>
+        <w:t>Cierre de sesión:</w:t>
       </w:r>
     </w:p>
     <w:p>
@@ -10743,7 +9768,7 @@
         </w:rPr>
         <w:lastRenderedPageBreak/>
         <w:drawing>
-          <wp:inline distT="0" distB="0" distL="0" distR="0" wp14:anchorId="45D5A4A4" wp14:editId="3019F1E9">
+          <wp:inline distT="0" distB="0" distL="0" distR="0" wp14:anchorId="49544F9B" wp14:editId="427EBC5C">
             <wp:extent cx="4010025" cy="1490379"/>
             <wp:effectExtent l="0" t="0" r="0" b="0"/>
             <wp:docPr id="12" name="Imagen 12"/>
@@ -10816,7 +9841,7 @@
           <w:lang w:val="es-CO"/>
         </w:rPr>
       </w:pPr>
-      <w:bookmarkStart w:id="20" w:name="_Toc227775819"/>
+      <w:bookmarkStart w:id="21" w:name="_Toc227863827"/>
       <w:r>
         <w:rPr>
           <w:lang w:val="es-CO"/>
@@ -10829,7 +9854,7 @@
         </w:rPr>
         <w:t>Gestión de Autenticación</w:t>
       </w:r>
-      <w:bookmarkEnd w:id="20"/>
+      <w:bookmarkEnd w:id="21"/>
     </w:p>
     <w:p>
       <w:pPr>
@@ -10867,29 +9892,8 @@
           <w:numId w:val="34"/>
         </w:numPr>
       </w:pPr>
-      <w:proofErr w:type="spellStart"/>
-      <w:r>
-        <w:t>Nombre</w:t>
-      </w:r>
-      <w:proofErr w:type="spellEnd"/>
-      <w:r>
-        <w:t xml:space="preserve"> </w:t>
-      </w:r>
-      <w:proofErr w:type="spellStart"/>
-      <w:r>
-        <w:t>completo</w:t>
-      </w:r>
-      <w:proofErr w:type="spellEnd"/>
-      <w:r>
-        <w:t xml:space="preserve"> (</w:t>
-      </w:r>
-      <w:proofErr w:type="spellStart"/>
-      <w:r>
-        <w:t>fullName</w:t>
-      </w:r>
-      <w:proofErr w:type="spellEnd"/>
-      <w:r>
-        <w:t>)</w:t>
+      <w:r>
+        <w:t>Nombre completo (fullName)</w:t>
       </w:r>
     </w:p>
     <w:p>
@@ -10900,21 +9904,8 @@
           <w:numId w:val="34"/>
         </w:numPr>
       </w:pPr>
-      <w:proofErr w:type="spellStart"/>
-      <w:r>
-        <w:t>Rol</w:t>
-      </w:r>
-      <w:proofErr w:type="spellEnd"/>
-      <w:r>
-        <w:t xml:space="preserve"> (</w:t>
-      </w:r>
-      <w:proofErr w:type="spellStart"/>
-      <w:r>
-        <w:t>userRole</w:t>
-      </w:r>
-      <w:proofErr w:type="spellEnd"/>
-      <w:r>
-        <w:t>)</w:t>
+      <w:r>
+        <w:t>Rol (userRole)</w:t>
       </w:r>
     </w:p>
     <w:p>
@@ -10926,15 +9917,7 @@
         </w:numPr>
       </w:pPr>
       <w:r>
-        <w:t>Email (</w:t>
-      </w:r>
-      <w:proofErr w:type="spellStart"/>
-      <w:r>
-        <w:t>userEmail</w:t>
-      </w:r>
-      <w:proofErr w:type="spellEnd"/>
-      <w:r>
-        <w:t>)</w:t>
+        <w:t>Email (userEmail)</w:t>
       </w:r>
     </w:p>
     <w:p>
@@ -10952,21 +9935,7 @@
         <w:rPr>
           <w:lang w:val="es-CO"/>
         </w:rPr>
-        <w:t>ID (</w:t>
-      </w:r>
-      <w:proofErr w:type="spellStart"/>
-      <w:r>
-        <w:rPr>
-          <w:lang w:val="es-CO"/>
-        </w:rPr>
-        <w:t>userId</w:t>
-      </w:r>
-      <w:proofErr w:type="spellEnd"/>
-      <w:r>
-        <w:rPr>
-          <w:lang w:val="es-CO"/>
-        </w:rPr>
-        <w:t>)</w:t>
+        <w:t>ID (userId)</w:t>
       </w:r>
     </w:p>
     <w:p>
@@ -11003,7 +9972,7 @@
           <w:lang w:val="es-CO"/>
         </w:rPr>
       </w:pPr>
-      <w:bookmarkStart w:id="21" w:name="_Toc227775820"/>
+      <w:bookmarkStart w:id="22" w:name="_Toc227863828"/>
       <w:r>
         <w:rPr>
           <w:lang w:val="es-CO"/>
@@ -11016,7 +9985,7 @@
         </w:rPr>
         <w:t>Gestión de Autenticación</w:t>
       </w:r>
-      <w:bookmarkEnd w:id="21"/>
+      <w:bookmarkEnd w:id="22"/>
     </w:p>
     <w:p>
       <w:pPr>
@@ -11056,7 +10025,7 @@
           <w:noProof/>
         </w:rPr>
         <w:drawing>
-          <wp:inline distT="0" distB="0" distL="0" distR="0" wp14:anchorId="6E623250" wp14:editId="48310985">
+          <wp:inline distT="0" distB="0" distL="0" distR="0" wp14:anchorId="130CE11A" wp14:editId="70246774">
             <wp:extent cx="6144260" cy="675640"/>
             <wp:effectExtent l="0" t="0" r="8890" b="0"/>
             <wp:docPr id="13" name="Imagen 13"/>
@@ -11194,7 +10163,7 @@
           <w:lang w:val="es-CO"/>
         </w:rPr>
       </w:pPr>
-      <w:bookmarkStart w:id="22" w:name="_Toc227775821"/>
+      <w:bookmarkStart w:id="23" w:name="_Toc227863829"/>
       <w:r>
         <w:rPr>
           <w:lang w:val="es-CO"/>
@@ -11208,7 +10177,7 @@
         </w:rPr>
         <w:t>Gestión de Estado Global</w:t>
       </w:r>
-      <w:bookmarkEnd w:id="22"/>
+      <w:bookmarkEnd w:id="23"/>
     </w:p>
     <w:p>
       <w:pPr>
@@ -11245,7 +10214,6 @@
           <w:lang w:val="es-CO"/>
         </w:rPr>
       </w:pPr>
-      <w:proofErr w:type="spellStart"/>
       <w:r>
         <w:rPr>
           <w:rStyle w:val="t"/>
@@ -11254,7 +10222,6 @@
         </w:rPr>
         <w:t>Map</w:t>
       </w:r>
-      <w:proofErr w:type="spellEnd"/>
       <w:r>
         <w:rPr>
           <w:rStyle w:val="n"/>
@@ -11263,7 +10230,6 @@
         </w:rPr>
         <w:t>&lt;</w:t>
       </w:r>
-      <w:proofErr w:type="spellStart"/>
       <w:r>
         <w:rPr>
           <w:rStyle w:val="s"/>
@@ -11272,7 +10238,6 @@
         </w:rPr>
         <w:t>String</w:t>
       </w:r>
-      <w:proofErr w:type="spellEnd"/>
       <w:r>
         <w:rPr>
           <w:b/>
@@ -11280,7 +10245,6 @@
         </w:rPr>
         <w:t xml:space="preserve">, </w:t>
       </w:r>
-      <w:proofErr w:type="spellStart"/>
       <w:r>
         <w:rPr>
           <w:rStyle w:val="s"/>
@@ -11289,7 +10253,6 @@
         </w:rPr>
         <w:t>dynamic</w:t>
       </w:r>
-      <w:proofErr w:type="spellEnd"/>
       <w:r>
         <w:rPr>
           <w:rStyle w:val="n"/>
@@ -11305,7 +10268,6 @@
         </w:rPr>
         <w:t xml:space="preserve"> </w:t>
       </w:r>
-      <w:proofErr w:type="spellStart"/>
       <w:r>
         <w:rPr>
           <w:rStyle w:val="n"/>
@@ -11314,7 +10276,6 @@
         </w:rPr>
         <w:t>get</w:t>
       </w:r>
-      <w:proofErr w:type="spellEnd"/>
       <w:r>
         <w:rPr>
           <w:b/>
@@ -11322,7 +10283,6 @@
         </w:rPr>
         <w:t xml:space="preserve"> </w:t>
       </w:r>
-      <w:proofErr w:type="spellStart"/>
       <w:r>
         <w:rPr>
           <w:rStyle w:val="t"/>
@@ -11331,7 +10291,6 @@
         </w:rPr>
         <w:t>authStatus</w:t>
       </w:r>
-      <w:proofErr w:type="spellEnd"/>
     </w:p>
     <w:p>
       <w:pPr>
@@ -11369,8 +10328,6 @@
           <w:lang w:val="es-CO"/>
         </w:rPr>
       </w:pPr>
-      <w:proofErr w:type="spellStart"/>
-      <w:proofErr w:type="gramStart"/>
       <w:r>
         <w:rPr>
           <w:rStyle w:val="t"/>
@@ -11379,29 +10336,20 @@
         </w:rPr>
         <w:t>printAuthStatus</w:t>
       </w:r>
-      <w:proofErr w:type="spellEnd"/>
       <w:r>
         <w:rPr>
           <w:b/>
           <w:lang w:val="es-CO"/>
         </w:rPr>
-        <w:t>(</w:t>
-      </w:r>
-      <w:proofErr w:type="gramEnd"/>
-      <w:r>
+        <w:t>();</w:t>
+      </w:r>
+    </w:p>
+    <w:p>
+      <w:pPr>
         <w:rPr>
           <w:b/>
           <w:lang w:val="es-CO"/>
         </w:rPr>
-        <w:t>);</w:t>
-      </w:r>
-    </w:p>
-    <w:p>
-      <w:pPr>
-        <w:rPr>
-          <w:b/>
-          <w:lang w:val="es-CO"/>
-        </w:rPr>
       </w:pPr>
     </w:p>
     <w:p>
@@ -11431,7 +10379,7 @@
           <w:lang w:val="es-CO"/>
         </w:rPr>
       </w:pPr>
-      <w:bookmarkStart w:id="23" w:name="_Toc227775822"/>
+      <w:bookmarkStart w:id="24" w:name="_Toc227863830"/>
       <w:r>
         <w:rPr>
           <w:lang w:val="es-CO"/>
@@ -11444,7 +10392,7 @@
         </w:rPr>
         <w:t>Limpieza de Datos</w:t>
       </w:r>
-      <w:bookmarkEnd w:id="23"/>
+      <w:bookmarkEnd w:id="24"/>
     </w:p>
     <w:p>
       <w:pPr>
@@ -11485,7 +10433,7 @@
           <w:noProof/>
         </w:rPr>
         <w:drawing>
-          <wp:inline distT="0" distB="0" distL="0" distR="0" wp14:anchorId="1C4700DF" wp14:editId="6AF91E69">
+          <wp:inline distT="0" distB="0" distL="0" distR="0" wp14:anchorId="3FA1B225" wp14:editId="393C0996">
             <wp:extent cx="3039572" cy="2562225"/>
             <wp:effectExtent l="0" t="0" r="8890" b="0"/>
             <wp:docPr id="17" name="Imagen 17"/>
@@ -11565,14 +10513,12 @@
           <w:lang w:val="es-CO"/>
         </w:rPr>
       </w:pPr>
-      <w:proofErr w:type="spellStart"/>
       <w:r>
         <w:rPr>
           <w:lang w:val="es-CO"/>
         </w:rPr>
         <w:t>Token</w:t>
       </w:r>
-      <w:proofErr w:type="spellEnd"/>
     </w:p>
     <w:p>
       <w:pPr>
@@ -11667,7 +10613,6 @@
         </w:rPr>
         <w:t xml:space="preserve">La arquitectura basada en </w:t>
       </w:r>
-      <w:proofErr w:type="spellStart"/>
       <w:r>
         <w:rPr>
           <w:b/>
@@ -11675,14 +10620,12 @@
         </w:rPr>
         <w:t>GetX</w:t>
       </w:r>
-      <w:proofErr w:type="spellEnd"/>
       <w:r>
         <w:rPr>
           <w:lang w:val="es-CO"/>
         </w:rPr>
         <w:t xml:space="preserve"> y el uso del </w:t>
       </w:r>
-      <w:proofErr w:type="spellStart"/>
       <w:r>
         <w:rPr>
           <w:b/>
@@ -11690,7 +10633,6 @@
         </w:rPr>
         <w:t>ReactController</w:t>
       </w:r>
-      <w:proofErr w:type="spellEnd"/>
       <w:r>
         <w:rPr>
           <w:lang w:val="es-CO"/>
@@ -11754,14 +10696,12 @@
           <w:lang w:val="es-CO"/>
         </w:rPr>
       </w:pPr>
-      <w:proofErr w:type="spellStart"/>
       <w:r>
         <w:rPr>
           <w:lang w:val="es-CO"/>
         </w:rPr>
         <w:t>Mantenible</w:t>
       </w:r>
-      <w:proofErr w:type="spellEnd"/>
     </w:p>
     <w:p>
       <w:pPr>
@@ -11837,14 +10777,14 @@
           <w:lang w:val="es-CO"/>
         </w:rPr>
       </w:pPr>
-      <w:bookmarkStart w:id="24" w:name="_Toc227775823"/>
+      <w:bookmarkStart w:id="25" w:name="_Toc227863831"/>
       <w:r>
         <w:rPr>
           <w:lang w:val="es-CO"/>
         </w:rPr>
         <w:t>6.  Estructura del Proyecto</w:t>
       </w:r>
-      <w:bookmarkEnd w:id="24"/>
+      <w:bookmarkEnd w:id="25"/>
       <w:r>
         <w:rPr>
           <w:lang w:val="es-CO"/>
@@ -11906,7 +10846,7 @@
           <w:lang w:val="es-CO"/>
         </w:rPr>
       </w:pPr>
-      <w:bookmarkStart w:id="25" w:name="_Toc227775824"/>
+      <w:bookmarkStart w:id="26" w:name="_Toc227863832"/>
       <w:r>
         <w:rPr>
           <w:lang w:val="es-CO"/>
@@ -11919,7 +10859,7 @@
         </w:rPr>
         <w:t>Estructura General</w:t>
       </w:r>
-      <w:bookmarkEnd w:id="25"/>
+      <w:bookmarkEnd w:id="26"/>
     </w:p>
     <w:p>
       <w:pPr>
@@ -11942,19 +10882,11 @@
           <w:lang w:val="es-CO"/>
         </w:rPr>
       </w:pPr>
-      <w:proofErr w:type="spellStart"/>
-      <w:r>
-        <w:rPr>
-          <w:lang w:val="es-CO"/>
-        </w:rPr>
-        <w:t>lib</w:t>
-      </w:r>
-      <w:proofErr w:type="spellEnd"/>
-      <w:r>
-        <w:rPr>
-          <w:lang w:val="es-CO"/>
-        </w:rPr>
-        <w:t>/</w:t>
+      <w:r>
+        <w:rPr>
+          <w:lang w:val="es-CO"/>
+        </w:rPr>
+        <w:t>lib/</w:t>
       </w:r>
       <w:r>
         <w:rPr>
@@ -11975,42 +10907,14 @@
           <w:lang w:val="es-CO"/>
         </w:rPr>
         <w:br/>
-        <w:t xml:space="preserve">├── </w:t>
-      </w:r>
-      <w:proofErr w:type="spellStart"/>
-      <w:r>
-        <w:rPr>
-          <w:lang w:val="es-CO"/>
-        </w:rPr>
-        <w:t>controllers</w:t>
-      </w:r>
-      <w:proofErr w:type="spellEnd"/>
-      <w:r>
-        <w:rPr>
-          <w:lang w:val="es-CO"/>
-        </w:rPr>
-        <w:t>/</w:t>
+        <w:t>├── controllers/</w:t>
       </w:r>
       <w:r>
         <w:rPr>
           <w:lang w:val="es-CO"/>
         </w:rPr>
         <w:br/>
-        <w:t xml:space="preserve">├── </w:t>
-      </w:r>
-      <w:proofErr w:type="spellStart"/>
-      <w:r>
-        <w:rPr>
-          <w:lang w:val="es-CO"/>
-        </w:rPr>
-        <w:t>views</w:t>
-      </w:r>
-      <w:proofErr w:type="spellEnd"/>
-      <w:r>
-        <w:rPr>
-          <w:lang w:val="es-CO"/>
-        </w:rPr>
-        <w:t>/</w:t>
+        <w:t>├── views/</w:t>
       </w:r>
       <w:r>
         <w:rPr>
@@ -12024,58 +10928,22 @@
           <w:lang w:val="es-CO"/>
         </w:rPr>
         <w:br/>
-        <w:t xml:space="preserve">├── </w:t>
-      </w:r>
-      <w:proofErr w:type="spellStart"/>
-      <w:r>
-        <w:rPr>
-          <w:lang w:val="es-CO"/>
-        </w:rPr>
-        <w:t>routes</w:t>
-      </w:r>
-      <w:proofErr w:type="spellEnd"/>
-      <w:r>
-        <w:rPr>
-          <w:lang w:val="es-CO"/>
-        </w:rPr>
-        <w:t>/</w:t>
+        <w:t>├── routes/</w:t>
       </w:r>
       <w:r>
         <w:rPr>
           <w:lang w:val="es-CO"/>
         </w:rPr>
         <w:br/>
-        <w:t xml:space="preserve">├── </w:t>
-      </w:r>
-      <w:proofErr w:type="spellStart"/>
-      <w:r>
-        <w:rPr>
-          <w:lang w:val="es-CO"/>
-        </w:rPr>
-        <w:t>utils</w:t>
-      </w:r>
-      <w:proofErr w:type="spellEnd"/>
-      <w:r>
-        <w:rPr>
-          <w:lang w:val="es-CO"/>
-        </w:rPr>
-        <w:t>/</w:t>
+        <w:t>├── utils/</w:t>
       </w:r>
       <w:r>
         <w:rPr>
           <w:lang w:val="es-CO"/>
         </w:rPr>
         <w:br/>
-        <w:t xml:space="preserve">└── </w:t>
-      </w:r>
-      <w:proofErr w:type="spellStart"/>
-      <w:r>
-        <w:rPr>
-          <w:lang w:val="es-CO"/>
-        </w:rPr>
-        <w:t>main.dart</w:t>
-      </w:r>
-      <w:proofErr w:type="spellEnd"/>
+        <w:t>└── main.dart</w:t>
+      </w:r>
     </w:p>
     <w:p>
       <w:pPr>
@@ -12098,47 +10966,33 @@
           <w:lang w:val="es-CO"/>
         </w:rPr>
       </w:pPr>
-      <w:bookmarkStart w:id="26" w:name="_Toc227775825"/>
+      <w:bookmarkStart w:id="27" w:name="_Toc227863833"/>
       <w:r>
         <w:rPr>
           <w:lang w:val="es-CO"/>
         </w:rPr>
         <w:t>6.2 Carpeta api/</w:t>
       </w:r>
-      <w:bookmarkEnd w:id="26"/>
-    </w:p>
-    <w:p>
-      <w:pPr>
-        <w:rPr>
-          <w:lang w:val="es-CO"/>
-        </w:rPr>
-      </w:pPr>
-    </w:p>
-    <w:p>
-      <w:pPr>
-        <w:rPr>
-          <w:lang w:val="es-CO"/>
-        </w:rPr>
-      </w:pPr>
-      <w:r>
-        <w:rPr>
-          <w:lang w:val="es-CO"/>
-        </w:rPr>
-        <w:t xml:space="preserve">Esta carpeta se encarga de toda la comunicación con el </w:t>
-      </w:r>
-      <w:proofErr w:type="spellStart"/>
-      <w:r>
-        <w:rPr>
-          <w:lang w:val="es-CO"/>
-        </w:rPr>
-        <w:t>backend</w:t>
-      </w:r>
-      <w:proofErr w:type="spellEnd"/>
-      <w:r>
-        <w:rPr>
-          <w:lang w:val="es-CO"/>
-        </w:rPr>
-        <w:t>.</w:t>
+      <w:bookmarkEnd w:id="27"/>
+    </w:p>
+    <w:p>
+      <w:pPr>
+        <w:rPr>
+          <w:lang w:val="es-CO"/>
+        </w:rPr>
+      </w:pPr>
+    </w:p>
+    <w:p>
+      <w:pPr>
+        <w:rPr>
+          <w:lang w:val="es-CO"/>
+        </w:rPr>
+      </w:pPr>
+      <w:r>
+        <w:rPr>
+          <w:lang w:val="es-CO"/>
+        </w:rPr>
+        <w:t>Esta carpeta se encarga de toda la comunicación con el backend.</w:t>
       </w:r>
     </w:p>
     <w:p>
@@ -12204,13 +11058,8 @@
           <w:numId w:val="38"/>
         </w:numPr>
       </w:pPr>
-      <w:proofErr w:type="spellStart"/>
-      <w:r>
-        <w:t>Métodos</w:t>
-      </w:r>
-      <w:proofErr w:type="spellEnd"/>
-      <w:r>
-        <w:t xml:space="preserve"> HTTP (GET, POST, PUT, DELETE)</w:t>
+      <w:r>
+        <w:t>Métodos HTTP (GET, POST, PUT, DELETE)</w:t>
       </w:r>
     </w:p>
     <w:p>
@@ -12228,16 +11077,8 @@
         <w:rPr>
           <w:lang w:val="es-CO"/>
         </w:rPr>
-        <w:t xml:space="preserve">Configuración de </w:t>
-      </w:r>
-      <w:proofErr w:type="spellStart"/>
-      <w:r>
-        <w:rPr>
-          <w:lang w:val="es-CO"/>
-        </w:rPr>
-        <w:t>endpoints</w:t>
-      </w:r>
-      <w:proofErr w:type="spellEnd"/>
+        <w:t>Configuración de endpoints</w:t>
+      </w:r>
     </w:p>
     <w:p>
       <w:pPr>
@@ -12340,21 +11181,7 @@
         <w:rPr>
           <w:lang w:val="es-CO"/>
         </w:rPr>
-        <w:t xml:space="preserve">Aquí es donde conectamos </w:t>
-      </w:r>
-      <w:proofErr w:type="spellStart"/>
-      <w:r>
-        <w:rPr>
-          <w:lang w:val="es-CO"/>
-        </w:rPr>
-        <w:t>Flutter</w:t>
-      </w:r>
-      <w:proofErr w:type="spellEnd"/>
-      <w:r>
-        <w:rPr>
-          <w:lang w:val="es-CO"/>
-        </w:rPr>
-        <w:t xml:space="preserve"> con la</w:t>
+        <w:t>Aquí es donde conectamos Flutter con la</w:t>
       </w:r>
       <w:r>
         <w:rPr>
@@ -12389,7 +11216,7 @@
           <w:lang w:val="es-CO"/>
         </w:rPr>
       </w:pPr>
-      <w:bookmarkStart w:id="27" w:name="_Toc227775826"/>
+      <w:bookmarkStart w:id="28" w:name="_Toc227863834"/>
       <w:r>
         <w:rPr>
           <w:lang w:val="es-CO"/>
@@ -12402,7 +11229,6 @@
         </w:rPr>
         <w:t xml:space="preserve">Carpeta </w:t>
       </w:r>
-      <w:proofErr w:type="spellStart"/>
       <w:r>
         <w:rPr>
           <w:rStyle w:val="CdigoHTML"/>
@@ -12411,20 +11237,9 @@
           <w:szCs w:val="28"/>
           <w:lang w:val="es-CO"/>
         </w:rPr>
-        <w:t>controllers</w:t>
-      </w:r>
-      <w:proofErr w:type="spellEnd"/>
-      <w:r>
-        <w:rPr>
-          <w:rStyle w:val="CdigoHTML"/>
-          <w:rFonts w:ascii="Arial" w:eastAsia="Arial" w:hAnsi="Arial" w:cs="Arial"/>
-          <w:sz w:val="28"/>
-          <w:szCs w:val="28"/>
-          <w:lang w:val="es-CO"/>
-        </w:rPr>
-        <w:t>/</w:t>
-      </w:r>
-      <w:bookmarkEnd w:id="27"/>
+        <w:t>controllers/</w:t>
+      </w:r>
+      <w:bookmarkEnd w:id="28"/>
     </w:p>
     <w:p>
       <w:pPr>
@@ -12487,19 +11302,11 @@
           <w:lang w:val="es-CO"/>
         </w:rPr>
       </w:pPr>
-      <w:proofErr w:type="spellStart"/>
-      <w:r>
-        <w:rPr>
-          <w:lang w:val="es-CO"/>
-        </w:rPr>
-        <w:t>ReactController.dart</w:t>
-      </w:r>
-      <w:proofErr w:type="spellEnd"/>
-      <w:r>
-        <w:rPr>
-          <w:lang w:val="es-CO"/>
-        </w:rPr>
-        <w:t xml:space="preserve"> (controlador principal)</w:t>
+      <w:r>
+        <w:rPr>
+          <w:lang w:val="es-CO"/>
+        </w:rPr>
+        <w:t>ReactController.dart (controlador principal)</w:t>
       </w:r>
     </w:p>
     <w:p>
@@ -12612,19 +11419,9 @@
           <w:numId w:val="40"/>
         </w:numPr>
       </w:pPr>
-      <w:proofErr w:type="spellStart"/>
-      <w:r>
-        <w:t>Manejar</w:t>
-      </w:r>
-      <w:proofErr w:type="spellEnd"/>
-      <w:r>
-        <w:t xml:space="preserve"> </w:t>
-      </w:r>
-      <w:proofErr w:type="spellStart"/>
-      <w:r>
-        <w:t>autenticación</w:t>
-      </w:r>
-      <w:proofErr w:type="spellEnd"/>
+      <w:r>
+        <w:t>Manejar autenticación</w:t>
+      </w:r>
     </w:p>
     <w:p/>
     <w:p>
@@ -12683,7 +11480,7 @@
           <w:lang w:val="es-CO"/>
         </w:rPr>
       </w:pPr>
-      <w:bookmarkStart w:id="28" w:name="_Toc227775827"/>
+      <w:bookmarkStart w:id="29" w:name="_Toc227863835"/>
       <w:r>
         <w:rPr>
           <w:lang w:val="es-CO"/>
@@ -12697,7 +11494,6 @@
         </w:rPr>
         <w:t xml:space="preserve">Carpeta </w:t>
       </w:r>
-      <w:proofErr w:type="spellStart"/>
       <w:r>
         <w:rPr>
           <w:rStyle w:val="CdigoHTML"/>
@@ -12706,20 +11502,9 @@
           <w:szCs w:val="28"/>
           <w:lang w:val="es-CO"/>
         </w:rPr>
-        <w:t>views</w:t>
-      </w:r>
-      <w:proofErr w:type="spellEnd"/>
-      <w:r>
-        <w:rPr>
-          <w:rStyle w:val="CdigoHTML"/>
-          <w:rFonts w:ascii="Arial" w:eastAsia="Arial" w:hAnsi="Arial" w:cs="Arial"/>
-          <w:sz w:val="28"/>
-          <w:szCs w:val="28"/>
-          <w:lang w:val="es-CO"/>
-        </w:rPr>
-        <w:t>/</w:t>
-      </w:r>
-      <w:bookmarkEnd w:id="28"/>
+        <w:t>views/</w:t>
+      </w:r>
+      <w:bookmarkEnd w:id="29"/>
     </w:p>
     <w:p>
       <w:pPr>
@@ -12774,14 +11559,12 @@
           <w:lang w:val="es-CO"/>
         </w:rPr>
       </w:pPr>
-      <w:proofErr w:type="spellStart"/>
       <w:r>
         <w:rPr>
           <w:lang w:val="es-CO"/>
         </w:rPr>
         <w:t>Login</w:t>
       </w:r>
-      <w:proofErr w:type="spellEnd"/>
     </w:p>
     <w:p>
       <w:pPr>
@@ -12794,14 +11577,12 @@
           <w:lang w:val="es-CO"/>
         </w:rPr>
       </w:pPr>
-      <w:proofErr w:type="spellStart"/>
       <w:r>
         <w:rPr>
           <w:lang w:val="es-CO"/>
         </w:rPr>
         <w:t>Dashboard</w:t>
       </w:r>
-      <w:proofErr w:type="spellEnd"/>
     </w:p>
     <w:p>
       <w:pPr>
@@ -12952,19 +11733,11 @@
           <w:lang w:val="es-CO"/>
         </w:rPr>
       </w:pPr>
-      <w:proofErr w:type="spellStart"/>
-      <w:r>
-        <w:rPr>
-          <w:lang w:val="es-CO"/>
-        </w:rPr>
-        <w:t>Renderizar</w:t>
-      </w:r>
-      <w:proofErr w:type="spellEnd"/>
-      <w:r>
-        <w:rPr>
-          <w:lang w:val="es-CO"/>
-        </w:rPr>
-        <w:t xml:space="preserve"> información dinámica</w:t>
+      <w:r>
+        <w:rPr>
+          <w:lang w:val="es-CO"/>
+        </w:rPr>
+        <w:t>Renderizar información dinámica</w:t>
       </w:r>
     </w:p>
     <w:p>
@@ -12998,7 +11771,7 @@
           <w:lang w:val="es-CO"/>
         </w:rPr>
       </w:pPr>
-      <w:bookmarkStart w:id="29" w:name="_Toc227775828"/>
+      <w:bookmarkStart w:id="30" w:name="_Toc227863836"/>
       <w:r>
         <w:rPr>
           <w:lang w:val="es-CO"/>
@@ -13013,23 +11786,9 @@
           <w:szCs w:val="28"/>
           <w:lang w:val="es-CO"/>
         </w:rPr>
-        <w:t xml:space="preserve">Archivo </w:t>
-      </w:r>
-      <w:proofErr w:type="spellStart"/>
-      <w:proofErr w:type="gramStart"/>
-      <w:r>
-        <w:rPr>
-          <w:rStyle w:val="CdigoHTML"/>
-          <w:rFonts w:ascii="Arial" w:eastAsia="Arial" w:hAnsi="Arial" w:cs="Arial"/>
-          <w:sz w:val="28"/>
-          <w:szCs w:val="28"/>
-          <w:lang w:val="es-CO"/>
-        </w:rPr>
-        <w:t>main.dart</w:t>
-      </w:r>
-      <w:bookmarkEnd w:id="29"/>
-      <w:proofErr w:type="spellEnd"/>
-      <w:proofErr w:type="gramEnd"/>
+        <w:t>Archivo main.dart</w:t>
+      </w:r>
+      <w:bookmarkEnd w:id="30"/>
     </w:p>
     <w:p>
       <w:pPr>
@@ -13096,16 +11855,8 @@
         <w:rPr>
           <w:lang w:val="es-CO"/>
         </w:rPr>
-        <w:t xml:space="preserve">Inicializar </w:t>
-      </w:r>
-      <w:proofErr w:type="spellStart"/>
-      <w:r>
-        <w:rPr>
-          <w:lang w:val="es-CO"/>
-        </w:rPr>
-        <w:t>Flutter</w:t>
-      </w:r>
-      <w:proofErr w:type="spellEnd"/>
+        <w:t>Inicializar Flutter</w:t>
+      </w:r>
     </w:p>
     <w:p>
       <w:pPr>
@@ -13122,16 +11873,8 @@
         <w:rPr>
           <w:lang w:val="es-CO"/>
         </w:rPr>
-        <w:t xml:space="preserve">Inyectar el </w:t>
-      </w:r>
-      <w:proofErr w:type="spellStart"/>
-      <w:r>
-        <w:rPr>
-          <w:lang w:val="es-CO"/>
-        </w:rPr>
-        <w:t>ReactController</w:t>
-      </w:r>
-      <w:proofErr w:type="spellEnd"/>
+        <w:t>Inyectar el ReactController</w:t>
+      </w:r>
     </w:p>
     <w:p>
       <w:pPr>
@@ -13177,37 +11920,14 @@
       </w:pPr>
     </w:p>
     <w:p>
-      <w:proofErr w:type="spellStart"/>
-      <w:r>
-        <w:t>Ejemplo</w:t>
-      </w:r>
-      <w:proofErr w:type="spellEnd"/>
-      <w:r>
-        <w:t xml:space="preserve"> clave:</w:t>
+      <w:r>
+        <w:t>Ejemplo clave:</w:t>
       </w:r>
     </w:p>
     <w:p/>
     <w:p>
-      <w:proofErr w:type="spellStart"/>
-      <w:r>
-        <w:t>Get.put</w:t>
-      </w:r>
-      <w:proofErr w:type="spellEnd"/>
-      <w:r>
-        <w:t>(</w:t>
-      </w:r>
-      <w:proofErr w:type="spellStart"/>
-      <w:proofErr w:type="gramStart"/>
-      <w:r>
-        <w:t>ReactController</w:t>
-      </w:r>
-      <w:proofErr w:type="spellEnd"/>
-      <w:r>
-        <w:t>(</w:t>
-      </w:r>
-      <w:proofErr w:type="gramEnd"/>
-      <w:r>
-        <w:t>));</w:t>
+      <w:r>
+        <w:t>Get.put(ReactController());</w:t>
       </w:r>
     </w:p>
     <w:p/>
@@ -13259,7 +11979,7 @@
           <w:lang w:val="es-CO"/>
         </w:rPr>
       </w:pPr>
-      <w:bookmarkStart w:id="30" w:name="_Toc227775829"/>
+      <w:bookmarkStart w:id="31" w:name="_Toc227863837"/>
       <w:r>
         <w:rPr>
           <w:lang w:val="es-CO"/>
@@ -13279,7 +11999,7 @@
         </w:rPr>
         <w:t xml:space="preserve"> Flujo de la Aplicación</w:t>
       </w:r>
-      <w:bookmarkEnd w:id="30"/>
+      <w:bookmarkEnd w:id="31"/>
     </w:p>
     <w:p>
       <w:pPr>
@@ -13323,21 +12043,7 @@
         <w:rPr>
           <w:lang w:val="es-CO"/>
         </w:rPr>
-        <w:t>El usuario interactúa con una vista (</w:t>
-      </w:r>
-      <w:proofErr w:type="spellStart"/>
-      <w:r>
-        <w:rPr>
-          <w:lang w:val="es-CO"/>
-        </w:rPr>
-        <w:t>views</w:t>
-      </w:r>
-      <w:proofErr w:type="spellEnd"/>
-      <w:r>
-        <w:rPr>
-          <w:lang w:val="es-CO"/>
-        </w:rPr>
-        <w:t>/)</w:t>
+        <w:t>El usuario interactúa con una vista (views/)</w:t>
       </w:r>
     </w:p>
     <w:p>
@@ -13355,21 +12061,7 @@
         <w:rPr>
           <w:lang w:val="es-CO"/>
         </w:rPr>
-        <w:t>La vista solicita información al controlador (</w:t>
-      </w:r>
-      <w:proofErr w:type="spellStart"/>
-      <w:r>
-        <w:rPr>
-          <w:lang w:val="es-CO"/>
-        </w:rPr>
-        <w:t>controllers</w:t>
-      </w:r>
-      <w:proofErr w:type="spellEnd"/>
-      <w:r>
-        <w:rPr>
-          <w:lang w:val="es-CO"/>
-        </w:rPr>
-        <w:t>/)</w:t>
+        <w:t>La vista solicita información al controlador (controllers/)</w:t>
       </w:r>
     </w:p>
     <w:p>
@@ -13593,7 +12285,7 @@
           <w:lang w:val="es-CO"/>
         </w:rPr>
       </w:pPr>
-      <w:bookmarkStart w:id="31" w:name="_Toc227775830"/>
+      <w:bookmarkStart w:id="32" w:name="_Toc227863838"/>
       <w:r>
         <w:rPr>
           <w:lang w:val="es-CO"/>
@@ -13610,140 +12302,102 @@
         <w:rPr>
           <w:lang w:val="es-CO"/>
         </w:rPr>
-        <w:t xml:space="preserve">Aplicación </w:t>
-      </w:r>
-      <w:proofErr w:type="spellStart"/>
-      <w:r>
-        <w:rPr>
+        <w:t>Aplicación Flutter</w:t>
+      </w:r>
+      <w:r>
+        <w:rPr>
+          <w:lang w:val="es-CO"/>
+        </w:rPr>
+        <w:t>)</w:t>
+      </w:r>
+      <w:bookmarkEnd w:id="32"/>
+      <w:r>
+        <w:rPr>
+          <w:lang w:val="es-CO"/>
+        </w:rPr>
+        <w:t xml:space="preserve"> </w:t>
+      </w:r>
+    </w:p>
+    <w:p>
+      <w:pPr>
+        <w:rPr>
+          <w:lang w:val="es-CO"/>
+        </w:rPr>
+      </w:pPr>
+    </w:p>
+    <w:p>
+      <w:pPr>
+        <w:rPr>
+          <w:lang w:val="es-CO"/>
+        </w:rPr>
+      </w:pPr>
+      <w:r>
+        <w:rPr>
+          <w:lang w:val="es-CO"/>
+        </w:rPr>
+        <w:t xml:space="preserve">La aplicación móvil de </w:t>
+      </w:r>
+      <w:r>
+        <w:rPr>
+          <w:b/>
+          <w:lang w:val="es-CO"/>
+        </w:rPr>
+        <w:t>SENA Contigo</w:t>
+      </w:r>
+      <w:r>
+        <w:rPr>
+          <w:lang w:val="es-CO"/>
+        </w:rPr>
+        <w:t xml:space="preserve"> se apoya en un conjunto de librerías y herramientas del ecosistema Flutter, las cuales permiten garantizar un desarrollo eficiente, una arquitectura organizada y una correcta integración con la API REST del sistema.</w:t>
+      </w:r>
+    </w:p>
+    <w:p>
+      <w:pPr>
+        <w:rPr>
+          <w:lang w:val="es-CO"/>
+        </w:rPr>
+      </w:pPr>
+    </w:p>
+    <w:p>
+      <w:pPr>
+        <w:rPr>
+          <w:lang w:val="es-CO"/>
+        </w:rPr>
+      </w:pPr>
+      <w:r>
+        <w:rPr>
+          <w:lang w:val="es-CO"/>
+        </w:rPr>
+        <w:t>A continuación, se describen las principales dependencias utilizadas en el desarrollo del frontend:</w:t>
+      </w:r>
+    </w:p>
+    <w:p>
+      <w:pPr>
+        <w:rPr>
+          <w:lang w:val="es-CO"/>
+        </w:rPr>
+      </w:pPr>
+    </w:p>
+    <w:p>
+      <w:pPr>
+        <w:rPr>
+          <w:lang w:val="es-CO"/>
+        </w:rPr>
+      </w:pPr>
+    </w:p>
+    <w:p>
+      <w:pPr>
+        <w:rPr>
+          <w:lang w:val="es-CO"/>
+        </w:rPr>
+      </w:pPr>
+      <w:r>
+        <w:rPr>
+          <w:b/>
           <w:lang w:val="es-CO"/>
         </w:rPr>
         <w:t>Flutter</w:t>
       </w:r>
-      <w:proofErr w:type="spellEnd"/>
-      <w:r>
-        <w:rPr>
-          <w:lang w:val="es-CO"/>
-        </w:rPr>
-        <w:t>)</w:t>
-      </w:r>
-      <w:bookmarkEnd w:id="31"/>
-      <w:r>
-        <w:rPr>
-          <w:lang w:val="es-CO"/>
-        </w:rPr>
-        <w:t xml:space="preserve"> </w:t>
-      </w:r>
-    </w:p>
-    <w:p>
-      <w:pPr>
-        <w:rPr>
-          <w:lang w:val="es-CO"/>
-        </w:rPr>
-      </w:pPr>
-    </w:p>
-    <w:p>
-      <w:pPr>
-        <w:rPr>
-          <w:lang w:val="es-CO"/>
-        </w:rPr>
-      </w:pPr>
-      <w:r>
-        <w:rPr>
-          <w:lang w:val="es-CO"/>
-        </w:rPr>
-        <w:t xml:space="preserve">La aplicación móvil de </w:t>
-      </w:r>
-      <w:r>
-        <w:rPr>
-          <w:b/>
-          <w:lang w:val="es-CO"/>
-        </w:rPr>
-        <w:t>SENA Contigo</w:t>
-      </w:r>
-      <w:r>
-        <w:rPr>
-          <w:lang w:val="es-CO"/>
-        </w:rPr>
-        <w:t xml:space="preserve"> se apoya en un conjunto de librerías y herramientas del ecosistema </w:t>
-      </w:r>
-      <w:proofErr w:type="spellStart"/>
-      <w:r>
-        <w:rPr>
-          <w:lang w:val="es-CO"/>
-        </w:rPr>
-        <w:t>Flutter</w:t>
-      </w:r>
-      <w:proofErr w:type="spellEnd"/>
-      <w:r>
-        <w:rPr>
-          <w:lang w:val="es-CO"/>
-        </w:rPr>
-        <w:t>, las cuales permiten garantizar un desarrollo eficiente, una arquitectura organizada y una correcta integración con la API REST del sistema.</w:t>
-      </w:r>
-    </w:p>
-    <w:p>
-      <w:pPr>
-        <w:rPr>
-          <w:lang w:val="es-CO"/>
-        </w:rPr>
-      </w:pPr>
-    </w:p>
-    <w:p>
-      <w:pPr>
-        <w:rPr>
-          <w:lang w:val="es-CO"/>
-        </w:rPr>
-      </w:pPr>
-      <w:r>
-        <w:rPr>
-          <w:lang w:val="es-CO"/>
-        </w:rPr>
-        <w:t xml:space="preserve">A continuación, se describen las principales dependencias utilizadas en el desarrollo del </w:t>
-      </w:r>
-      <w:proofErr w:type="spellStart"/>
-      <w:r>
-        <w:rPr>
-          <w:lang w:val="es-CO"/>
-        </w:rPr>
-        <w:t>frontend</w:t>
-      </w:r>
-      <w:proofErr w:type="spellEnd"/>
-      <w:r>
-        <w:rPr>
-          <w:lang w:val="es-CO"/>
-        </w:rPr>
-        <w:t>:</w:t>
-      </w:r>
-    </w:p>
-    <w:p>
-      <w:pPr>
-        <w:rPr>
-          <w:lang w:val="es-CO"/>
-        </w:rPr>
-      </w:pPr>
-    </w:p>
-    <w:p>
-      <w:pPr>
-        <w:rPr>
-          <w:lang w:val="es-CO"/>
-        </w:rPr>
-      </w:pPr>
-    </w:p>
-    <w:p>
-      <w:pPr>
-        <w:rPr>
-          <w:lang w:val="es-CO"/>
-        </w:rPr>
-      </w:pPr>
-      <w:proofErr w:type="spellStart"/>
-      <w:r>
-        <w:rPr>
-          <w:b/>
-          <w:lang w:val="es-CO"/>
-        </w:rPr>
-        <w:t>Flutter</w:t>
-      </w:r>
-      <w:proofErr w:type="spellEnd"/>
       <w:r>
         <w:rPr>
           <w:b/>
@@ -13837,19 +12491,11 @@
           <w:lang w:val="es-CO"/>
         </w:rPr>
       </w:pPr>
-      <w:proofErr w:type="spellStart"/>
-      <w:r>
-        <w:rPr>
-          <w:lang w:val="es-CO"/>
-        </w:rPr>
-        <w:t>Renderizado</w:t>
-      </w:r>
-      <w:proofErr w:type="spellEnd"/>
-      <w:r>
-        <w:rPr>
-          <w:lang w:val="es-CO"/>
-        </w:rPr>
-        <w:t xml:space="preserve"> de interfaces de alto rendimiento</w:t>
+      <w:r>
+        <w:rPr>
+          <w:lang w:val="es-CO"/>
+        </w:rPr>
+        <w:t>Renderizado de interfaces de alto rendimiento</w:t>
       </w:r>
     </w:p>
     <w:p>
@@ -13868,21 +12514,7 @@
           <w:lang w:val="es-CO"/>
         </w:rPr>
         <w:lastRenderedPageBreak/>
-        <w:t xml:space="preserve">Componentes visuales (Material </w:t>
-      </w:r>
-      <w:proofErr w:type="spellStart"/>
-      <w:r>
-        <w:rPr>
-          <w:lang w:val="es-CO"/>
-        </w:rPr>
-        <w:t>Design</w:t>
-      </w:r>
-      <w:proofErr w:type="spellEnd"/>
-      <w:r>
-        <w:rPr>
-          <w:lang w:val="es-CO"/>
-        </w:rPr>
-        <w:t>)</w:t>
+        <w:t>Componentes visuales (Material Design)</w:t>
       </w:r>
     </w:p>
     <w:p>
@@ -13918,21 +12550,7 @@
         <w:rPr>
           <w:lang w:val="es-CO"/>
         </w:rPr>
-        <w:t xml:space="preserve">Hot </w:t>
-      </w:r>
-      <w:proofErr w:type="spellStart"/>
-      <w:r>
-        <w:rPr>
-          <w:lang w:val="es-CO"/>
-        </w:rPr>
-        <w:t>Reload</w:t>
-      </w:r>
-      <w:proofErr w:type="spellEnd"/>
-      <w:r>
-        <w:rPr>
-          <w:lang w:val="es-CO"/>
-        </w:rPr>
-        <w:t xml:space="preserve"> para desarrollo rápido</w:t>
+        <w:t>Hot Reload para desarrollo rápido</w:t>
       </w:r>
     </w:p>
     <w:p>
@@ -13950,7 +12568,6 @@
           <w:lang w:val="es-CO"/>
         </w:rPr>
       </w:pPr>
-      <w:proofErr w:type="spellStart"/>
       <w:r>
         <w:rPr>
           <w:b/>
@@ -13958,7 +12575,6 @@
         </w:rPr>
         <w:t>Dart</w:t>
       </w:r>
-      <w:proofErr w:type="spellEnd"/>
       <w:r>
         <w:rPr>
           <w:b/>
@@ -13997,7 +12613,6 @@
         </w:rPr>
         <w:t xml:space="preserve">Lenguaje de programación utilizado por </w:t>
       </w:r>
-      <w:proofErr w:type="spellStart"/>
       <w:r>
         <w:rPr>
           <w:b/>
@@ -14006,7 +12621,6 @@
         </w:rPr>
         <w:t>Flutter</w:t>
       </w:r>
-      <w:proofErr w:type="spellEnd"/>
       <w:r>
         <w:rPr>
           <w:bCs/>
@@ -14083,71 +12697,7 @@
           <w:bCs/>
           <w:lang w:val="es-CO"/>
         </w:rPr>
-        <w:t xml:space="preserve">Manejo de </w:t>
-      </w:r>
-      <w:proofErr w:type="spellStart"/>
-      <w:r>
-        <w:rPr>
-          <w:bCs/>
-          <w:lang w:val="es-CO"/>
-        </w:rPr>
-        <w:t>asincronía</w:t>
-      </w:r>
-      <w:proofErr w:type="spellEnd"/>
-      <w:r>
-        <w:rPr>
-          <w:bCs/>
-          <w:lang w:val="es-CO"/>
-        </w:rPr>
-        <w:t xml:space="preserve"> (</w:t>
-      </w:r>
-      <w:proofErr w:type="spellStart"/>
-      <w:r>
-        <w:rPr>
-          <w:bCs/>
-          <w:lang w:val="es-CO"/>
-        </w:rPr>
-        <w:t>Future</w:t>
-      </w:r>
-      <w:proofErr w:type="spellEnd"/>
-      <w:r>
-        <w:rPr>
-          <w:bCs/>
-          <w:lang w:val="es-CO"/>
-        </w:rPr>
-        <w:t xml:space="preserve">, </w:t>
-      </w:r>
-      <w:proofErr w:type="spellStart"/>
-      <w:r>
-        <w:rPr>
-          <w:bCs/>
-          <w:lang w:val="es-CO"/>
-        </w:rPr>
-        <w:t>async</w:t>
-      </w:r>
-      <w:proofErr w:type="spellEnd"/>
-      <w:r>
-        <w:rPr>
-          <w:bCs/>
-          <w:lang w:val="es-CO"/>
-        </w:rPr>
-        <w:t>/</w:t>
-      </w:r>
-      <w:proofErr w:type="spellStart"/>
-      <w:r>
-        <w:rPr>
-          <w:bCs/>
-          <w:lang w:val="es-CO"/>
-        </w:rPr>
-        <w:t>await</w:t>
-      </w:r>
-      <w:proofErr w:type="spellEnd"/>
-      <w:r>
-        <w:rPr>
-          <w:bCs/>
-          <w:lang w:val="es-CO"/>
-        </w:rPr>
-        <w:t xml:space="preserve">) </w:t>
+        <w:t xml:space="preserve">Manejo de asincronía (Future, async/await) </w:t>
       </w:r>
     </w:p>
     <w:p>
@@ -14191,7 +12741,6 @@
           <w:lang w:val="es-CO"/>
         </w:rPr>
       </w:pPr>
-      <w:proofErr w:type="spellStart"/>
       <w:r>
         <w:rPr>
           <w:b/>
@@ -14200,7 +12749,6 @@
         </w:rPr>
         <w:t>GetX</w:t>
       </w:r>
-      <w:proofErr w:type="spellEnd"/>
       <w:r>
         <w:rPr>
           <w:b/>
@@ -14300,29 +12848,7 @@
         <w:rPr>
           <w:lang w:val="es-CO"/>
         </w:rPr>
-        <w:t xml:space="preserve">Manejo de estado reactivo </w:t>
-      </w:r>
-      <w:proofErr w:type="gramStart"/>
-      <w:r>
-        <w:rPr>
-          <w:lang w:val="es-CO"/>
-        </w:rPr>
-        <w:t>(.</w:t>
-      </w:r>
-      <w:proofErr w:type="spellStart"/>
-      <w:r>
-        <w:rPr>
-          <w:lang w:val="es-CO"/>
-        </w:rPr>
-        <w:t>obs</w:t>
-      </w:r>
-      <w:proofErr w:type="spellEnd"/>
-      <w:proofErr w:type="gramEnd"/>
-      <w:r>
-        <w:rPr>
-          <w:lang w:val="es-CO"/>
-        </w:rPr>
-        <w:t>)</w:t>
+        <w:t>Manejo de estado reactivo (.obs)</w:t>
       </w:r>
     </w:p>
     <w:p>
@@ -14358,35 +12884,7 @@
         <w:rPr>
           <w:lang w:val="es-CO"/>
         </w:rPr>
-        <w:t>Inyección de controladores (</w:t>
-      </w:r>
-      <w:proofErr w:type="spellStart"/>
-      <w:r>
-        <w:rPr>
-          <w:lang w:val="es-CO"/>
-        </w:rPr>
-        <w:t>Dependency</w:t>
-      </w:r>
-      <w:proofErr w:type="spellEnd"/>
-      <w:r>
-        <w:rPr>
-          <w:lang w:val="es-CO"/>
-        </w:rPr>
-        <w:t xml:space="preserve"> </w:t>
-      </w:r>
-      <w:proofErr w:type="spellStart"/>
-      <w:r>
-        <w:rPr>
-          <w:lang w:val="es-CO"/>
-        </w:rPr>
-        <w:t>Injection</w:t>
-      </w:r>
-      <w:proofErr w:type="spellEnd"/>
-      <w:r>
-        <w:rPr>
-          <w:lang w:val="es-CO"/>
-        </w:rPr>
-        <w:t>)</w:t>
+        <w:t>Inyección de controladores (Dependency Injection)</w:t>
       </w:r>
     </w:p>
     <w:p>
@@ -14424,21 +12922,7 @@
         <w:rPr>
           <w:lang w:val="es-CO"/>
         </w:rPr>
-        <w:t xml:space="preserve">Es el núcleo del funcionamiento del </w:t>
-      </w:r>
-      <w:proofErr w:type="spellStart"/>
-      <w:r>
-        <w:rPr>
-          <w:lang w:val="es-CO"/>
-        </w:rPr>
-        <w:t>ReactController</w:t>
-      </w:r>
-      <w:proofErr w:type="spellEnd"/>
-      <w:r>
-        <w:rPr>
-          <w:lang w:val="es-CO"/>
-        </w:rPr>
-        <w:t>.</w:t>
+        <w:t>Es el núcleo del funcionamiento del ReactController.</w:t>
       </w:r>
     </w:p>
     <w:p>
@@ -14528,19 +13012,11 @@
           <w:bCs/>
         </w:rPr>
       </w:pPr>
-      <w:proofErr w:type="spellStart"/>
       <w:r>
         <w:rPr>
           <w:bCs/>
         </w:rPr>
-        <w:t>Enviar</w:t>
-      </w:r>
-      <w:proofErr w:type="spellEnd"/>
-      <w:r>
-        <w:rPr>
-          <w:bCs/>
-        </w:rPr>
-        <w:t xml:space="preserve"> solicitudes GET, POST, PUT y DELETE</w:t>
+        <w:t>Enviar solicitudes GET, POST, PUT y DELETE</w:t>
       </w:r>
     </w:p>
     <w:p>
@@ -14600,17 +13076,16 @@
           <w:bCs/>
           <w:lang w:val="es-CO"/>
         </w:rPr>
-        <w:t xml:space="preserve">Integrar autenticación mediante </w:t>
-      </w:r>
-      <w:proofErr w:type="spellStart"/>
-      <w:r>
+        <w:t>Integrar autenticación mediante tokens</w:t>
+      </w:r>
+    </w:p>
+    <w:p>
+      <w:pPr>
         <w:rPr>
           <w:bCs/>
           <w:lang w:val="es-CO"/>
         </w:rPr>
-        <w:t>tokens</w:t>
-      </w:r>
-      <w:proofErr w:type="spellEnd"/>
+      </w:pPr>
     </w:p>
     <w:p>
       <w:pPr>
@@ -14619,36 +13094,12 @@
           <w:lang w:val="es-CO"/>
         </w:rPr>
       </w:pPr>
-    </w:p>
-    <w:p>
-      <w:pPr>
+      <w:r>
         <w:rPr>
           <w:bCs/>
           <w:lang w:val="es-CO"/>
         </w:rPr>
-      </w:pPr>
-      <w:r>
-        <w:rPr>
-          <w:bCs/>
-          <w:lang w:val="es-CO"/>
-        </w:rPr>
-        <w:t xml:space="preserve">Es la conexión directa con el </w:t>
-      </w:r>
-      <w:proofErr w:type="spellStart"/>
-      <w:r>
-        <w:rPr>
-          <w:bCs/>
-          <w:lang w:val="es-CO"/>
-        </w:rPr>
-        <w:t>backend</w:t>
-      </w:r>
-      <w:proofErr w:type="spellEnd"/>
-      <w:r>
-        <w:rPr>
-          <w:bCs/>
-          <w:lang w:val="es-CO"/>
-        </w:rPr>
-        <w:t>.</w:t>
+        <w:t>Es la conexión directa con el backend.</w:t>
       </w:r>
     </w:p>
     <w:p>
@@ -14678,23 +13129,7 @@
           <w:b/>
           <w:lang w:val="es-CO"/>
         </w:rPr>
-        <w:t>Material UI (</w:t>
-      </w:r>
-      <w:proofErr w:type="spellStart"/>
-      <w:r>
-        <w:rPr>
-          <w:b/>
-          <w:lang w:val="es-CO"/>
-        </w:rPr>
-        <w:t>Flutter</w:t>
-      </w:r>
-      <w:proofErr w:type="spellEnd"/>
-      <w:r>
-        <w:rPr>
-          <w:b/>
-          <w:lang w:val="es-CO"/>
-        </w:rPr>
-        <w:t xml:space="preserve"> SDK)</w:t>
+        <w:t>Material UI (Flutter SDK)</w:t>
       </w:r>
       <w:r>
         <w:rPr>
@@ -14728,21 +13163,7 @@
         <w:rPr>
           <w:lang w:val="es-CO"/>
         </w:rPr>
-        <w:t xml:space="preserve">Conjunto de componentes visuales incluidos en </w:t>
-      </w:r>
-      <w:proofErr w:type="spellStart"/>
-      <w:r>
-        <w:rPr>
-          <w:lang w:val="es-CO"/>
-        </w:rPr>
-        <w:t>Flutter</w:t>
-      </w:r>
-      <w:proofErr w:type="spellEnd"/>
-      <w:r>
-        <w:rPr>
-          <w:lang w:val="es-CO"/>
-        </w:rPr>
-        <w:t>.</w:t>
+        <w:t>Conjunto de componentes visuales incluidos en Flutter.</w:t>
       </w:r>
     </w:p>
     <w:p>
@@ -14893,35 +13314,7 @@
         <w:rPr>
           <w:lang w:val="es-CO"/>
         </w:rPr>
-        <w:t xml:space="preserve">El uso de herramientas como </w:t>
-      </w:r>
-      <w:proofErr w:type="spellStart"/>
-      <w:r>
-        <w:rPr>
-          <w:lang w:val="es-CO"/>
-        </w:rPr>
-        <w:t>GetX</w:t>
-      </w:r>
-      <w:proofErr w:type="spellEnd"/>
-      <w:r>
-        <w:rPr>
-          <w:lang w:val="es-CO"/>
-        </w:rPr>
-        <w:t xml:space="preserve"> para la gestión del estado y HTTP para la comunicación con el </w:t>
-      </w:r>
-      <w:proofErr w:type="spellStart"/>
-      <w:r>
-        <w:rPr>
-          <w:lang w:val="es-CO"/>
-        </w:rPr>
-        <w:t>backend</w:t>
-      </w:r>
-      <w:proofErr w:type="spellEnd"/>
-      <w:r>
-        <w:rPr>
-          <w:lang w:val="es-CO"/>
-        </w:rPr>
-        <w:t xml:space="preserve"> garantiza una arquitectura limpia y una integración sólida con la API REST.</w:t>
+        <w:t>El uso de herramientas como GetX para la gestión del estado y HTTP para la comunicación con el backend garantiza una arquitectura limpia y una integración sólida con la API REST.</w:t>
       </w:r>
     </w:p>
     <w:p>
@@ -14961,7 +13354,7 @@
           <w:lang w:val="es-CO"/>
         </w:rPr>
       </w:pPr>
-      <w:bookmarkStart w:id="32" w:name="_Toc227775831"/>
+      <w:bookmarkStart w:id="33" w:name="_Toc227863839"/>
       <w:r>
         <w:rPr>
           <w:lang w:val="es-CO"/>
@@ -14978,23 +13371,9 @@
         <w:rPr>
           <w:lang w:val="es-CO"/>
         </w:rPr>
-        <w:t xml:space="preserve">Requerimientos del Sistema (Aplicación </w:t>
-      </w:r>
-      <w:proofErr w:type="spellStart"/>
-      <w:r>
-        <w:rPr>
-          <w:lang w:val="es-CO"/>
-        </w:rPr>
-        <w:t>Flutter</w:t>
-      </w:r>
-      <w:proofErr w:type="spellEnd"/>
-      <w:r>
-        <w:rPr>
-          <w:lang w:val="es-CO"/>
-        </w:rPr>
-        <w:t>)</w:t>
-      </w:r>
-      <w:bookmarkEnd w:id="32"/>
+        <w:t>Requerimientos del Sistema (Aplicación Flutter)</w:t>
+      </w:r>
+      <w:bookmarkEnd w:id="33"/>
     </w:p>
     <w:p>
       <w:pPr>
@@ -15156,97 +13535,52 @@
           <w:lang w:val="es-CO"/>
         </w:rPr>
       </w:pPr>
-      <w:proofErr w:type="spellStart"/>
       <w:r>
         <w:rPr>
           <w:b/>
           <w:lang w:val="es-CO"/>
         </w:rPr>
-        <w:t>Flutter</w:t>
-      </w:r>
-      <w:proofErr w:type="spellEnd"/>
-      <w:r>
-        <w:rPr>
-          <w:b/>
-          <w:lang w:val="es-CO"/>
-        </w:rPr>
-        <w:t xml:space="preserve"> SDK</w:t>
-      </w:r>
-    </w:p>
-    <w:p>
-      <w:pPr>
-        <w:rPr>
-          <w:lang w:val="es-CO"/>
-        </w:rPr>
-      </w:pPr>
-    </w:p>
-    <w:p>
-      <w:pPr>
-        <w:rPr>
-          <w:lang w:val="es-CO"/>
-        </w:rPr>
-      </w:pPr>
-      <w:r>
-        <w:rPr>
-          <w:lang w:val="es-CO"/>
-        </w:rPr>
-        <w:t xml:space="preserve">Se requiere </w:t>
-      </w:r>
-      <w:proofErr w:type="spellStart"/>
-      <w:r>
-        <w:rPr>
-          <w:lang w:val="es-CO"/>
-        </w:rPr>
-        <w:t>Flutter</w:t>
-      </w:r>
-      <w:proofErr w:type="spellEnd"/>
-      <w:r>
-        <w:rPr>
-          <w:lang w:val="es-CO"/>
-        </w:rPr>
-        <w:t xml:space="preserve"> en su versión estable más reciente.</w:t>
-      </w:r>
-    </w:p>
-    <w:p>
-      <w:pPr>
-        <w:rPr>
-          <w:lang w:val="es-CO"/>
-        </w:rPr>
-      </w:pPr>
-    </w:p>
-    <w:p>
-      <w:pPr>
-        <w:rPr>
-          <w:lang w:val="es-CO"/>
-        </w:rPr>
-      </w:pPr>
-      <w:proofErr w:type="spellStart"/>
-      <w:r>
-        <w:rPr>
-          <w:lang w:val="es-CO"/>
-        </w:rPr>
-        <w:t>Flutter</w:t>
-      </w:r>
-      <w:proofErr w:type="spellEnd"/>
-      <w:r>
-        <w:rPr>
-          <w:lang w:val="es-CO"/>
-        </w:rPr>
-        <w:t xml:space="preserve"> es el </w:t>
-      </w:r>
-      <w:proofErr w:type="spellStart"/>
-      <w:r>
-        <w:rPr>
-          <w:lang w:val="es-CO"/>
-        </w:rPr>
-        <w:t>framework</w:t>
-      </w:r>
-      <w:proofErr w:type="spellEnd"/>
-      <w:r>
-        <w:rPr>
-          <w:lang w:val="es-CO"/>
-        </w:rPr>
-        <w:t xml:space="preserve"> principal utilizado para el desarrollo de la aplicación móvil, permitiendo construir interfaces modernas y de alto rendimiento.</w:t>
+        <w:t>Flutter SDK</w:t>
+      </w:r>
+    </w:p>
+    <w:p>
+      <w:pPr>
+        <w:rPr>
+          <w:lang w:val="es-CO"/>
+        </w:rPr>
+      </w:pPr>
+    </w:p>
+    <w:p>
+      <w:pPr>
+        <w:rPr>
+          <w:lang w:val="es-CO"/>
+        </w:rPr>
+      </w:pPr>
+      <w:r>
+        <w:rPr>
+          <w:lang w:val="es-CO"/>
+        </w:rPr>
+        <w:t>Se requiere Flutter en su versión estable más reciente.</w:t>
+      </w:r>
+    </w:p>
+    <w:p>
+      <w:pPr>
+        <w:rPr>
+          <w:lang w:val="es-CO"/>
+        </w:rPr>
+      </w:pPr>
+    </w:p>
+    <w:p>
+      <w:pPr>
+        <w:rPr>
+          <w:lang w:val="es-CO"/>
+        </w:rPr>
+      </w:pPr>
+      <w:r>
+        <w:rPr>
+          <w:lang w:val="es-CO"/>
+        </w:rPr>
+        <w:t>Flutter es el framework principal utilizado para el desarrollo de la aplicación móvil, permitiendo construir interfaces modernas y de alto rendimiento.</w:t>
       </w:r>
     </w:p>
     <w:p>
@@ -15309,21 +13643,7 @@
         <w:rPr>
           <w:lang w:val="es-CO"/>
         </w:rPr>
-        <w:t xml:space="preserve">Hot </w:t>
-      </w:r>
-      <w:proofErr w:type="spellStart"/>
-      <w:r>
-        <w:rPr>
-          <w:lang w:val="es-CO"/>
-        </w:rPr>
-        <w:t>Reload</w:t>
-      </w:r>
-      <w:proofErr w:type="spellEnd"/>
-      <w:r>
-        <w:rPr>
-          <w:lang w:val="es-CO"/>
-        </w:rPr>
-        <w:t xml:space="preserve"> para pruebas rápidas</w:t>
+        <w:t>Hot Reload para pruebas rápidas</w:t>
       </w:r>
     </w:p>
     <w:p>
@@ -15341,21 +13661,7 @@
         <w:rPr>
           <w:lang w:val="es-CO"/>
         </w:rPr>
-        <w:t xml:space="preserve">Integración con </w:t>
-      </w:r>
-      <w:proofErr w:type="spellStart"/>
-      <w:r>
-        <w:rPr>
-          <w:lang w:val="es-CO"/>
-        </w:rPr>
-        <w:t>APIs</w:t>
-      </w:r>
-      <w:proofErr w:type="spellEnd"/>
-      <w:r>
-        <w:rPr>
-          <w:lang w:val="es-CO"/>
-        </w:rPr>
-        <w:t xml:space="preserve"> REST</w:t>
+        <w:t>Integración con APIs REST</w:t>
       </w:r>
     </w:p>
     <w:p>
@@ -15390,7 +13696,6 @@
           <w:lang w:val="es-CO"/>
         </w:rPr>
       </w:pPr>
-      <w:proofErr w:type="spellStart"/>
       <w:r>
         <w:rPr>
           <w:b/>
@@ -15398,7 +13703,6 @@
         </w:rPr>
         <w:t>Dart</w:t>
       </w:r>
-      <w:proofErr w:type="spellEnd"/>
       <w:r>
         <w:rPr>
           <w:b/>
@@ -15424,21 +13728,7 @@
         <w:rPr>
           <w:lang w:val="es-CO"/>
         </w:rPr>
-        <w:t xml:space="preserve">Lenguaje de programación utilizado por </w:t>
-      </w:r>
-      <w:proofErr w:type="spellStart"/>
-      <w:r>
-        <w:rPr>
-          <w:lang w:val="es-CO"/>
-        </w:rPr>
-        <w:t>Flutter</w:t>
-      </w:r>
-      <w:proofErr w:type="spellEnd"/>
-      <w:r>
-        <w:rPr>
-          <w:lang w:val="es-CO"/>
-        </w:rPr>
-        <w:t>.</w:t>
+        <w:t>Lenguaje de programación utilizado por Flutter.</w:t>
       </w:r>
     </w:p>
     <w:p>
@@ -15501,49 +13791,7 @@
         <w:rPr>
           <w:lang w:val="es-CO"/>
         </w:rPr>
-        <w:t xml:space="preserve">Manejo de </w:t>
-      </w:r>
-      <w:proofErr w:type="spellStart"/>
-      <w:r>
-        <w:rPr>
-          <w:lang w:val="es-CO"/>
-        </w:rPr>
-        <w:t>asincronía</w:t>
-      </w:r>
-      <w:proofErr w:type="spellEnd"/>
-      <w:r>
-        <w:rPr>
-          <w:lang w:val="es-CO"/>
-        </w:rPr>
-        <w:t xml:space="preserve"> (</w:t>
-      </w:r>
-      <w:proofErr w:type="spellStart"/>
-      <w:r>
-        <w:rPr>
-          <w:lang w:val="es-CO"/>
-        </w:rPr>
-        <w:t>async</w:t>
-      </w:r>
-      <w:proofErr w:type="spellEnd"/>
-      <w:r>
-        <w:rPr>
-          <w:lang w:val="es-CO"/>
-        </w:rPr>
-        <w:t>/</w:t>
-      </w:r>
-      <w:proofErr w:type="spellStart"/>
-      <w:r>
-        <w:rPr>
-          <w:lang w:val="es-CO"/>
-        </w:rPr>
-        <w:t>await</w:t>
-      </w:r>
-      <w:proofErr w:type="spellEnd"/>
-      <w:r>
-        <w:rPr>
-          <w:lang w:val="es-CO"/>
-        </w:rPr>
-        <w:t>)</w:t>
+        <w:t>Manejo de asincronía (async/await)</w:t>
       </w:r>
     </w:p>
     <w:p>
@@ -15601,21 +13849,7 @@
         <w:rPr>
           <w:lang w:val="es-CO"/>
         </w:rPr>
-        <w:t xml:space="preserve">Entornos de desarrollo recomendados para trabajar con </w:t>
-      </w:r>
-      <w:proofErr w:type="spellStart"/>
-      <w:r>
-        <w:rPr>
-          <w:lang w:val="es-CO"/>
-        </w:rPr>
-        <w:t>Flutter</w:t>
-      </w:r>
-      <w:proofErr w:type="spellEnd"/>
-      <w:r>
-        <w:rPr>
-          <w:lang w:val="es-CO"/>
-        </w:rPr>
-        <w:t>.</w:t>
+        <w:t>Entornos de desarrollo recomendados para trabajar con Flutter.</w:t>
       </w:r>
     </w:p>
     <w:p>
@@ -15714,44 +13948,8 @@
         <w:rPr>
           <w:lang w:val="es-CO"/>
         </w:rPr>
-        <w:t xml:space="preserve">Instalación de </w:t>
-      </w:r>
-      <w:proofErr w:type="spellStart"/>
-      <w:r>
-        <w:rPr>
-          <w:lang w:val="es-CO"/>
-        </w:rPr>
-        <w:t>plugins</w:t>
-      </w:r>
-      <w:proofErr w:type="spellEnd"/>
-      <w:r>
-        <w:rPr>
-          <w:lang w:val="es-CO"/>
-        </w:rPr>
-        <w:t xml:space="preserve"> de </w:t>
-      </w:r>
-      <w:proofErr w:type="spellStart"/>
-      <w:r>
-        <w:rPr>
-          <w:lang w:val="es-CO"/>
-        </w:rPr>
-        <w:t>Flutter</w:t>
-      </w:r>
-      <w:proofErr w:type="spellEnd"/>
-      <w:r>
-        <w:rPr>
-          <w:lang w:val="es-CO"/>
-        </w:rPr>
-        <w:t xml:space="preserve"> y </w:t>
-      </w:r>
-      <w:proofErr w:type="spellStart"/>
-      <w:r>
-        <w:rPr>
-          <w:lang w:val="es-CO"/>
-        </w:rPr>
-        <w:t>Dart</w:t>
-      </w:r>
-      <w:proofErr w:type="spellEnd"/>
+        <w:t>Instalación de plugins de Flutter y Dart</w:t>
+      </w:r>
     </w:p>
     <w:p>
       <w:pPr>
@@ -15927,19 +14125,11 @@
           <w:lang w:val="es-CO"/>
         </w:rPr>
       </w:pPr>
-      <w:proofErr w:type="spellStart"/>
-      <w:r>
-        <w:rPr>
-          <w:lang w:val="es-CO"/>
-        </w:rPr>
-        <w:t>Flutter</w:t>
-      </w:r>
-      <w:proofErr w:type="spellEnd"/>
-      <w:r>
-        <w:rPr>
-          <w:lang w:val="es-CO"/>
-        </w:rPr>
-        <w:t xml:space="preserve"> utiliza su propio gestor de dependencias llamado pub.</w:t>
+      <w:r>
+        <w:rPr>
+          <w:lang w:val="es-CO"/>
+        </w:rPr>
+        <w:t>Flutter utiliza su propio gestor de dependencias llamado pub.</w:t>
       </w:r>
     </w:p>
     <w:p>
@@ -15984,21 +14174,7 @@
         <w:rPr>
           <w:lang w:val="es-CO"/>
         </w:rPr>
-        <w:t xml:space="preserve">Instalar librerías como </w:t>
-      </w:r>
-      <w:proofErr w:type="spellStart"/>
-      <w:r>
-        <w:rPr>
-          <w:lang w:val="es-CO"/>
-        </w:rPr>
-        <w:t>GetX</w:t>
-      </w:r>
-      <w:proofErr w:type="spellEnd"/>
-      <w:r>
-        <w:rPr>
-          <w:lang w:val="es-CO"/>
-        </w:rPr>
-        <w:t>, HTTP, etc.</w:t>
+        <w:t>Instalar librerías como GetX, HTTP, etc.</w:t>
       </w:r>
     </w:p>
     <w:p>
@@ -16113,19 +14289,11 @@
           <w:lang w:val="es-CO"/>
         </w:rPr>
       </w:pPr>
-      <w:proofErr w:type="spellStart"/>
-      <w:r>
-        <w:rPr>
-          <w:lang w:val="es-CO"/>
-        </w:rPr>
-        <w:t>GetX</w:t>
-      </w:r>
-      <w:proofErr w:type="spellEnd"/>
-      <w:r>
-        <w:rPr>
-          <w:lang w:val="es-CO"/>
-        </w:rPr>
-        <w:t xml:space="preserve"> → Gestión de estado y navegación</w:t>
+      <w:r>
+        <w:rPr>
+          <w:lang w:val="es-CO"/>
+        </w:rPr>
+        <w:t>GetX → Gestión de estado y navegación</w:t>
       </w:r>
     </w:p>
     <w:p>
@@ -16157,19 +14325,11 @@
           <w:lang w:val="es-CO"/>
         </w:rPr>
       </w:pPr>
-      <w:proofErr w:type="spellStart"/>
-      <w:r>
-        <w:rPr>
-          <w:lang w:val="es-CO"/>
-        </w:rPr>
-        <w:t>GetStorage</w:t>
-      </w:r>
-      <w:proofErr w:type="spellEnd"/>
-      <w:r>
-        <w:rPr>
-          <w:lang w:val="es-CO"/>
-        </w:rPr>
-        <w:t xml:space="preserve"> → Almacenamiento local</w:t>
+      <w:r>
+        <w:rPr>
+          <w:lang w:val="es-CO"/>
+        </w:rPr>
+        <w:t>GetStorage → Almacenamiento local</w:t>
       </w:r>
     </w:p>
     <w:p>
@@ -16183,19 +14343,11 @@
           <w:lang w:val="es-CO"/>
         </w:rPr>
       </w:pPr>
-      <w:proofErr w:type="spellStart"/>
-      <w:r>
-        <w:rPr>
-          <w:lang w:val="es-CO"/>
-        </w:rPr>
-        <w:t>Intl</w:t>
-      </w:r>
-      <w:proofErr w:type="spellEnd"/>
-      <w:r>
-        <w:rPr>
-          <w:lang w:val="es-CO"/>
-        </w:rPr>
-        <w:t xml:space="preserve"> → Formato de fechas y datos</w:t>
+      <w:r>
+        <w:rPr>
+          <w:lang w:val="es-CO"/>
+        </w:rPr>
+        <w:t>Intl → Formato de fechas y datos</w:t>
       </w:r>
     </w:p>
     <w:p>
@@ -16217,23 +14369,7 @@
           <w:b/>
           <w:lang w:val="es-CO"/>
         </w:rPr>
-        <w:t>API REST (</w:t>
-      </w:r>
-      <w:proofErr w:type="spellStart"/>
-      <w:r>
-        <w:rPr>
-          <w:b/>
-          <w:lang w:val="es-CO"/>
-        </w:rPr>
-        <w:t>Backend</w:t>
-      </w:r>
-      <w:proofErr w:type="spellEnd"/>
-      <w:r>
-        <w:rPr>
-          <w:b/>
-          <w:lang w:val="es-CO"/>
-        </w:rPr>
-        <w:t>):</w:t>
+        <w:t>API REST (Backend):</w:t>
       </w:r>
     </w:p>
     <w:p>
@@ -16390,21 +14526,12 @@
           <w:lang w:val="es-CO"/>
         </w:rPr>
       </w:pPr>
-      <w:proofErr w:type="spellStart"/>
       <w:r>
         <w:rPr>
           <w:b/>
           <w:lang w:val="es-CO"/>
         </w:rPr>
-        <w:t>Git</w:t>
-      </w:r>
-      <w:proofErr w:type="spellEnd"/>
-      <w:r>
-        <w:rPr>
-          <w:b/>
-          <w:lang w:val="es-CO"/>
-        </w:rPr>
-        <w:t>:</w:t>
+        <w:t>Git:</w:t>
       </w:r>
     </w:p>
     <w:p>
@@ -16669,21 +14796,7 @@
         <w:rPr>
           <w:lang w:val="es-CO"/>
         </w:rPr>
-        <w:t xml:space="preserve">Permite ejecutar el entorno de desarrollo, emuladores y compilaciones de </w:t>
-      </w:r>
-      <w:proofErr w:type="spellStart"/>
-      <w:r>
-        <w:rPr>
-          <w:lang w:val="es-CO"/>
-        </w:rPr>
-        <w:t>Flutter</w:t>
-      </w:r>
-      <w:proofErr w:type="spellEnd"/>
-      <w:r>
-        <w:rPr>
-          <w:lang w:val="es-CO"/>
-        </w:rPr>
-        <w:t xml:space="preserve"> de manera fluida.</w:t>
+        <w:t>Permite ejecutar el entorno de desarrollo, emuladores y compilaciones de Flutter de manera fluida.</w:t>
       </w:r>
     </w:p>
     <w:p>
@@ -16855,16 +14968,8 @@
         <w:rPr>
           <w:lang w:val="es-CO"/>
         </w:rPr>
-        <w:t xml:space="preserve">SDK de </w:t>
-      </w:r>
-      <w:proofErr w:type="spellStart"/>
-      <w:r>
-        <w:rPr>
-          <w:lang w:val="es-CO"/>
-        </w:rPr>
-        <w:t>Flutter</w:t>
-      </w:r>
-      <w:proofErr w:type="spellEnd"/>
+        <w:t>SDK de Flutter</w:t>
+      </w:r>
     </w:p>
     <w:p>
       <w:pPr>
@@ -17107,7 +15212,7 @@
           <w:lang w:val="es-CO"/>
         </w:rPr>
       </w:pPr>
-      <w:bookmarkStart w:id="33" w:name="_Toc227775832"/>
+      <w:bookmarkStart w:id="34" w:name="_Toc227863840"/>
       <w:r>
         <w:rPr>
           <w:lang w:val="es-CO"/>
@@ -17118,23 +15223,9 @@
         <w:rPr>
           <w:lang w:val="es-CO"/>
         </w:rPr>
-        <w:t>Instalación y Configuración del Proyecto (</w:t>
-      </w:r>
-      <w:proofErr w:type="spellStart"/>
-      <w:r>
-        <w:rPr>
-          <w:lang w:val="es-CO"/>
-        </w:rPr>
-        <w:t>Flutter</w:t>
-      </w:r>
-      <w:proofErr w:type="spellEnd"/>
-      <w:r>
-        <w:rPr>
-          <w:lang w:val="es-CO"/>
-        </w:rPr>
-        <w:t>)</w:t>
-      </w:r>
-      <w:bookmarkEnd w:id="33"/>
+        <w:t>Instalación y Configuración del Proyecto (Flutter)</w:t>
+      </w:r>
+      <w:bookmarkEnd w:id="34"/>
     </w:p>
     <w:p>
       <w:pPr>
@@ -17185,7 +15276,7 @@
           <w:lang w:val="es-CO"/>
         </w:rPr>
       </w:pPr>
-      <w:bookmarkStart w:id="34" w:name="_Toc227775833"/>
+      <w:bookmarkStart w:id="35" w:name="_Toc227863841"/>
       <w:r>
         <w:rPr>
           <w:lang w:val="es-CO"/>
@@ -17198,7 +15289,7 @@
         </w:rPr>
         <w:t>.1. Clonado del Repositorio</w:t>
       </w:r>
-      <w:bookmarkEnd w:id="34"/>
+      <w:bookmarkEnd w:id="35"/>
       <w:r>
         <w:rPr>
           <w:lang w:val="es-CO"/>
@@ -17271,17 +15362,8 @@
           <w:b/>
           <w:lang w:val="es-CO"/>
         </w:rPr>
-        <w:t xml:space="preserve">cd </w:t>
-      </w:r>
-      <w:proofErr w:type="spellStart"/>
-      <w:r>
-        <w:rPr>
-          <w:b/>
-          <w:lang w:val="es-CO"/>
-        </w:rPr>
-        <w:t>projectRetentionFlutter</w:t>
-      </w:r>
-      <w:proofErr w:type="spellEnd"/>
+        <w:t>cd projectRetentionFlutter</w:t>
+      </w:r>
     </w:p>
     <w:p>
       <w:pPr>
@@ -17351,7 +15433,7 @@
           <w:lang w:val="es-CO"/>
         </w:rPr>
       </w:pPr>
-      <w:bookmarkStart w:id="35" w:name="_Toc227775834"/>
+      <w:bookmarkStart w:id="36" w:name="_Toc227863842"/>
       <w:r>
         <w:rPr>
           <w:lang w:val="es-CO"/>
@@ -17370,40 +15452,26 @@
         </w:rPr>
         <w:t>Instalación de Dependencias</w:t>
       </w:r>
-      <w:bookmarkEnd w:id="35"/>
-    </w:p>
-    <w:p>
-      <w:pPr>
-        <w:rPr>
-          <w:lang w:val="es-CO"/>
-        </w:rPr>
-      </w:pPr>
-    </w:p>
-    <w:p>
-      <w:pPr>
-        <w:rPr>
-          <w:lang w:val="es-CO"/>
-        </w:rPr>
-      </w:pPr>
-      <w:r>
-        <w:rPr>
-          <w:lang w:val="es-CO"/>
-        </w:rPr>
-        <w:t xml:space="preserve">Una vez dentro del proyecto, se deben instalar todas las dependencias necesarias utilizando el gestor de paquetes de </w:t>
-      </w:r>
-      <w:proofErr w:type="spellStart"/>
-      <w:r>
-        <w:rPr>
-          <w:lang w:val="es-CO"/>
-        </w:rPr>
-        <w:t>Flutter</w:t>
-      </w:r>
-      <w:proofErr w:type="spellEnd"/>
-      <w:r>
-        <w:rPr>
-          <w:lang w:val="es-CO"/>
-        </w:rPr>
-        <w:t>:</w:t>
+      <w:bookmarkEnd w:id="36"/>
+    </w:p>
+    <w:p>
+      <w:pPr>
+        <w:rPr>
+          <w:lang w:val="es-CO"/>
+        </w:rPr>
+      </w:pPr>
+    </w:p>
+    <w:p>
+      <w:pPr>
+        <w:rPr>
+          <w:lang w:val="es-CO"/>
+        </w:rPr>
+      </w:pPr>
+      <w:r>
+        <w:rPr>
+          <w:lang w:val="es-CO"/>
+        </w:rPr>
+        <w:t>Una vez dentro del proyecto, se deben instalar todas las dependencias necesarias utilizando el gestor de paquetes de Flutter:</w:t>
       </w:r>
     </w:p>
     <w:p>
@@ -17420,66 +15488,32 @@
           <w:lang w:val="es-CO"/>
         </w:rPr>
       </w:pPr>
-      <w:proofErr w:type="spellStart"/>
       <w:r>
         <w:rPr>
           <w:b/>
           <w:lang w:val="es-CO"/>
         </w:rPr>
-        <w:t>flutter</w:t>
-      </w:r>
-      <w:proofErr w:type="spellEnd"/>
-      <w:r>
-        <w:rPr>
-          <w:b/>
-          <w:lang w:val="es-CO"/>
-        </w:rPr>
-        <w:t xml:space="preserve"> pub </w:t>
-      </w:r>
-      <w:proofErr w:type="spellStart"/>
-      <w:r>
-        <w:rPr>
-          <w:b/>
-          <w:lang w:val="es-CO"/>
-        </w:rPr>
-        <w:t>get</w:t>
-      </w:r>
-      <w:proofErr w:type="spellEnd"/>
-    </w:p>
-    <w:p>
-      <w:pPr>
-        <w:rPr>
-          <w:lang w:val="es-CO"/>
-        </w:rPr>
-      </w:pPr>
-    </w:p>
-    <w:p>
-      <w:pPr>
-        <w:rPr>
-          <w:lang w:val="es-CO"/>
-        </w:rPr>
-      </w:pPr>
-      <w:r>
-        <w:rPr>
-          <w:lang w:val="es-CO"/>
-        </w:rPr>
-        <w:t xml:space="preserve">Este comando descarga todas las librerías definidas en el archivo </w:t>
-      </w:r>
-      <w:proofErr w:type="spellStart"/>
-      <w:proofErr w:type="gramStart"/>
-      <w:r>
-        <w:rPr>
-          <w:lang w:val="es-CO"/>
-        </w:rPr>
-        <w:t>pubspec.yaml</w:t>
-      </w:r>
-      <w:proofErr w:type="spellEnd"/>
-      <w:proofErr w:type="gramEnd"/>
-      <w:r>
-        <w:rPr>
-          <w:lang w:val="es-CO"/>
-        </w:rPr>
-        <w:t>.</w:t>
+        <w:t>flutter pub get</w:t>
+      </w:r>
+    </w:p>
+    <w:p>
+      <w:pPr>
+        <w:rPr>
+          <w:lang w:val="es-CO"/>
+        </w:rPr>
+      </w:pPr>
+    </w:p>
+    <w:p>
+      <w:pPr>
+        <w:rPr>
+          <w:lang w:val="es-CO"/>
+        </w:rPr>
+      </w:pPr>
+      <w:r>
+        <w:rPr>
+          <w:lang w:val="es-CO"/>
+        </w:rPr>
+        <w:t>Este comando descarga todas las librerías definidas en el archivo pubspec.yaml.</w:t>
       </w:r>
     </w:p>
     <w:p>
@@ -17492,7 +15526,7 @@
           <w:lang w:val="es-CO"/>
         </w:rPr>
       </w:pPr>
-      <w:bookmarkStart w:id="36" w:name="_Toc227775835"/>
+      <w:bookmarkStart w:id="37" w:name="_Toc227863843"/>
       <w:r>
         <w:rPr>
           <w:lang w:val="es-CO"/>
@@ -17512,40 +15546,26 @@
         </w:rPr>
         <w:t>Verificación del Entorno</w:t>
       </w:r>
-      <w:bookmarkEnd w:id="36"/>
-    </w:p>
-    <w:p>
-      <w:pPr>
-        <w:rPr>
-          <w:lang w:val="es-CO"/>
-        </w:rPr>
-      </w:pPr>
-    </w:p>
-    <w:p>
-      <w:pPr>
-        <w:rPr>
-          <w:lang w:val="es-CO"/>
-        </w:rPr>
-      </w:pPr>
-      <w:r>
-        <w:rPr>
-          <w:lang w:val="es-CO"/>
-        </w:rPr>
-        <w:t xml:space="preserve">Se recomienda verificar que </w:t>
-      </w:r>
-      <w:proofErr w:type="spellStart"/>
-      <w:r>
-        <w:rPr>
-          <w:lang w:val="es-CO"/>
-        </w:rPr>
-        <w:t>Flutter</w:t>
-      </w:r>
-      <w:proofErr w:type="spellEnd"/>
-      <w:r>
-        <w:rPr>
-          <w:lang w:val="es-CO"/>
-        </w:rPr>
-        <w:t xml:space="preserve"> esté correctamente instalado ejecutando:</w:t>
+      <w:bookmarkEnd w:id="37"/>
+    </w:p>
+    <w:p>
+      <w:pPr>
+        <w:rPr>
+          <w:lang w:val="es-CO"/>
+        </w:rPr>
+      </w:pPr>
+    </w:p>
+    <w:p>
+      <w:pPr>
+        <w:rPr>
+          <w:lang w:val="es-CO"/>
+        </w:rPr>
+      </w:pPr>
+      <w:r>
+        <w:rPr>
+          <w:lang w:val="es-CO"/>
+        </w:rPr>
+        <w:t>Se recomienda verificar que Flutter esté correctamente instalado ejecutando:</w:t>
       </w:r>
     </w:p>
     <w:p>
@@ -17562,21 +15582,12 @@
           <w:lang w:val="es-CO"/>
         </w:rPr>
       </w:pPr>
-      <w:proofErr w:type="spellStart"/>
       <w:r>
         <w:rPr>
           <w:i/>
           <w:lang w:val="es-CO"/>
         </w:rPr>
-        <w:t>flutter</w:t>
-      </w:r>
-      <w:proofErr w:type="spellEnd"/>
-      <w:r>
-        <w:rPr>
-          <w:i/>
-          <w:lang w:val="es-CO"/>
-        </w:rPr>
-        <w:t xml:space="preserve"> doctor</w:t>
+        <w:t>flutter doctor</w:t>
       </w:r>
     </w:p>
     <w:p>
@@ -17632,19 +15643,9 @@
           <w:numId w:val="61"/>
         </w:numPr>
       </w:pPr>
-      <w:proofErr w:type="spellStart"/>
-      <w:r>
-        <w:t>Problemas</w:t>
-      </w:r>
-      <w:proofErr w:type="spellEnd"/>
-      <w:r>
-        <w:t xml:space="preserve"> de </w:t>
-      </w:r>
-      <w:proofErr w:type="spellStart"/>
-      <w:r>
-        <w:t>configuración</w:t>
-      </w:r>
-      <w:proofErr w:type="spellEnd"/>
+      <w:r>
+        <w:t>Problemas de configuración</w:t>
+      </w:r>
     </w:p>
     <w:p>
       <w:pPr>
@@ -17681,7 +15682,7 @@
           <w:lang w:val="es-CO"/>
         </w:rPr>
       </w:pPr>
-      <w:bookmarkStart w:id="37" w:name="_Toc227775836"/>
+      <w:bookmarkStart w:id="38" w:name="_Toc227863844"/>
       <w:r>
         <w:rPr>
           <w:lang w:val="es-CO"/>
@@ -17700,7 +15701,7 @@
         </w:rPr>
         <w:t>Configuración de la API</w:t>
       </w:r>
-      <w:bookmarkEnd w:id="37"/>
+      <w:bookmarkEnd w:id="38"/>
     </w:p>
     <w:p>
       <w:pPr>
@@ -17751,21 +15752,7 @@
         <w:rPr>
           <w:lang w:val="es-CO"/>
         </w:rPr>
-        <w:t xml:space="preserve"> la URL base del </w:t>
-      </w:r>
-      <w:proofErr w:type="spellStart"/>
-      <w:r>
-        <w:rPr>
-          <w:lang w:val="es-CO"/>
-        </w:rPr>
-        <w:t>backend</w:t>
-      </w:r>
-      <w:proofErr w:type="spellEnd"/>
-      <w:r>
-        <w:rPr>
-          <w:lang w:val="es-CO"/>
-        </w:rPr>
-        <w:t xml:space="preserve"> en el archivo </w:t>
+        <w:t xml:space="preserve"> la URL base del backend en el archivo </w:t>
       </w:r>
       <w:r>
         <w:rPr>
@@ -17789,34 +15776,22 @@
           <w:lang w:val="es-CO"/>
         </w:rPr>
       </w:pPr>
-      <w:proofErr w:type="spellStart"/>
       <w:r>
         <w:rPr>
           <w:b/>
           <w:i/>
           <w:lang w:val="es-CO"/>
         </w:rPr>
-        <w:t>lib</w:t>
-      </w:r>
-      <w:proofErr w:type="spellEnd"/>
+        <w:t>lib/api/</w:t>
+      </w:r>
       <w:r>
         <w:rPr>
           <w:b/>
           <w:i/>
           <w:lang w:val="es-CO"/>
         </w:rPr>
-        <w:t>/api/</w:t>
-      </w:r>
-      <w:proofErr w:type="spellStart"/>
-      <w:r>
-        <w:rPr>
-          <w:b/>
-          <w:i/>
-          <w:lang w:val="es-CO"/>
-        </w:rPr>
         <w:t>apiRetention.dart.dart</w:t>
       </w:r>
-      <w:proofErr w:type="spellEnd"/>
     </w:p>
     <w:p>
       <w:pPr>
@@ -17859,7 +15834,7 @@
           <w:lang w:val="es-CO"/>
         </w:rPr>
       </w:pPr>
-      <w:bookmarkStart w:id="38" w:name="_Toc227775837"/>
+      <w:bookmarkStart w:id="39" w:name="_Toc227863845"/>
       <w:r>
         <w:rPr>
           <w:lang w:val="es-CO"/>
@@ -17884,7 +15859,7 @@
         </w:rPr>
         <w:t>Ejecución de la Aplicación</w:t>
       </w:r>
-      <w:bookmarkEnd w:id="38"/>
+      <w:bookmarkEnd w:id="39"/>
     </w:p>
     <w:p>
       <w:pPr>
@@ -17987,23 +15962,13 @@
           <w:lang w:val="es-CO"/>
         </w:rPr>
       </w:pPr>
-      <w:proofErr w:type="spellStart"/>
       <w:r>
         <w:rPr>
           <w:b/>
           <w:i/>
           <w:lang w:val="es-CO"/>
         </w:rPr>
-        <w:t>flutter</w:t>
-      </w:r>
-      <w:proofErr w:type="spellEnd"/>
-      <w:r>
-        <w:rPr>
-          <w:b/>
-          <w:i/>
-          <w:lang w:val="es-CO"/>
-        </w:rPr>
-        <w:t xml:space="preserve"> run</w:t>
+        <w:t>flutter run</w:t>
       </w:r>
     </w:p>
     <w:p>
@@ -18076,7 +16041,7 @@
           <w:lang w:val="es-CO"/>
         </w:rPr>
       </w:pPr>
-      <w:bookmarkStart w:id="39" w:name="_Toc227775838"/>
+      <w:bookmarkStart w:id="40" w:name="_Toc227863846"/>
       <w:r>
         <w:rPr>
           <w:lang w:val="es-CO"/>
@@ -18096,7 +16061,7 @@
         </w:rPr>
         <w:t>Compilación para Producción</w:t>
       </w:r>
-      <w:bookmarkEnd w:id="39"/>
+      <w:bookmarkEnd w:id="40"/>
     </w:p>
     <w:p>
       <w:pPr>
@@ -18133,119 +16098,56 @@
           <w:lang w:val="es-CO"/>
         </w:rPr>
       </w:pPr>
-      <w:proofErr w:type="spellStart"/>
       <w:r>
         <w:rPr>
           <w:b/>
           <w:i/>
           <w:lang w:val="es-CO"/>
         </w:rPr>
-        <w:t>flutter</w:t>
-      </w:r>
-      <w:proofErr w:type="spellEnd"/>
-      <w:r>
+        <w:t>flutter build apk</w:t>
+      </w:r>
+    </w:p>
+    <w:p>
+      <w:pPr>
+        <w:rPr>
+          <w:lang w:val="es-CO"/>
+        </w:rPr>
+      </w:pPr>
+    </w:p>
+    <w:p>
+      <w:pPr>
+        <w:rPr>
+          <w:lang w:val="es-CO"/>
+        </w:rPr>
+      </w:pPr>
+      <w:r>
+        <w:rPr>
+          <w:lang w:val="es-CO"/>
+        </w:rPr>
+        <w:t>El archivo generado se ubicará en:</w:t>
+      </w:r>
+    </w:p>
+    <w:p>
+      <w:pPr>
+        <w:rPr>
+          <w:lang w:val="es-CO"/>
+        </w:rPr>
+      </w:pPr>
+    </w:p>
+    <w:p>
+      <w:pPr>
         <w:rPr>
           <w:b/>
           <w:i/>
-          <w:lang w:val="es-CO"/>
-        </w:rPr>
-        <w:t xml:space="preserve"> </w:t>
-      </w:r>
-      <w:proofErr w:type="spellStart"/>
+        </w:rPr>
+      </w:pPr>
       <w:r>
         <w:rPr>
           <w:b/>
           <w:i/>
-          <w:lang w:val="es-CO"/>
-        </w:rPr>
-        <w:t>build</w:t>
-      </w:r>
-      <w:proofErr w:type="spellEnd"/>
-      <w:r>
-        <w:rPr>
-          <w:b/>
-          <w:i/>
-          <w:lang w:val="es-CO"/>
-        </w:rPr>
-        <w:t xml:space="preserve"> </w:t>
-      </w:r>
-      <w:proofErr w:type="spellStart"/>
-      <w:r>
-        <w:rPr>
-          <w:b/>
-          <w:i/>
-          <w:lang w:val="es-CO"/>
-        </w:rPr>
-        <w:t>apk</w:t>
-      </w:r>
-      <w:proofErr w:type="spellEnd"/>
-    </w:p>
-    <w:p>
-      <w:pPr>
-        <w:rPr>
-          <w:lang w:val="es-CO"/>
-        </w:rPr>
-      </w:pPr>
-    </w:p>
-    <w:p>
-      <w:pPr>
-        <w:rPr>
-          <w:lang w:val="es-CO"/>
-        </w:rPr>
-      </w:pPr>
-      <w:r>
-        <w:rPr>
-          <w:lang w:val="es-CO"/>
-        </w:rPr>
-        <w:t>El archivo generado se ubicará en:</w:t>
-      </w:r>
-    </w:p>
-    <w:p>
-      <w:pPr>
-        <w:rPr>
-          <w:lang w:val="es-CO"/>
-        </w:rPr>
-      </w:pPr>
-    </w:p>
-    <w:p>
-      <w:pPr>
-        <w:rPr>
-          <w:b/>
-          <w:i/>
-        </w:rPr>
-      </w:pPr>
-      <w:r>
-        <w:rPr>
-          <w:b/>
-          <w:i/>
-        </w:rPr>
-        <w:t>build/app/outputs/flutter-</w:t>
-      </w:r>
-      <w:proofErr w:type="spellStart"/>
-      <w:r>
-        <w:rPr>
-          <w:b/>
-          <w:i/>
-        </w:rPr>
-        <w:t>apk</w:t>
-      </w:r>
-      <w:proofErr w:type="spellEnd"/>
-      <w:r>
-        <w:rPr>
-          <w:b/>
-          <w:i/>
-        </w:rPr>
-        <w:t>/app-</w:t>
-      </w:r>
-      <w:proofErr w:type="spellStart"/>
-      <w:r>
-        <w:rPr>
-          <w:b/>
-          <w:i/>
-        </w:rPr>
-        <w:t>release.apk</w:t>
-      </w:r>
-      <w:proofErr w:type="spellEnd"/>
+        </w:rPr>
+        <w:t>build/app/outputs/flutter-apk/app-release.apk</w:t>
+      </w:r>
     </w:p>
     <w:p/>
     <w:p>
@@ -18258,7 +16160,7 @@
           <w:lang w:val="es-CO"/>
         </w:rPr>
       </w:pPr>
-      <w:bookmarkStart w:id="40" w:name="_Toc227775839"/>
+      <w:bookmarkStart w:id="41" w:name="_Toc227863847"/>
       <w:r>
         <w:rPr>
           <w:lang w:val="es-CO"/>
@@ -18271,7 +16173,7 @@
         </w:rPr>
         <w:t>Estructura Inicial Recomendada</w:t>
       </w:r>
-      <w:bookmarkEnd w:id="40"/>
+      <w:bookmarkEnd w:id="41"/>
     </w:p>
     <w:p>
       <w:pPr>
@@ -18315,32 +16217,8 @@
         <w:rPr>
           <w:lang w:val="es-CO"/>
         </w:rPr>
-        <w:t xml:space="preserve">Correcta configuración del </w:t>
-      </w:r>
-      <w:proofErr w:type="spellStart"/>
-      <w:r>
-        <w:rPr>
-          <w:lang w:val="es-CO"/>
-        </w:rPr>
-        <w:t>ReactController</w:t>
-      </w:r>
-      <w:proofErr w:type="spellEnd"/>
-      <w:r>
-        <w:rPr>
-          <w:lang w:val="es-CO"/>
-        </w:rPr>
-        <w:t xml:space="preserve"> en </w:t>
-      </w:r>
-      <w:proofErr w:type="spellStart"/>
-      <w:proofErr w:type="gramStart"/>
-      <w:r>
-        <w:rPr>
-          <w:lang w:val="es-CO"/>
-        </w:rPr>
-        <w:t>main.dart</w:t>
-      </w:r>
-      <w:proofErr w:type="spellEnd"/>
-      <w:proofErr w:type="gramEnd"/>
+        <w:t>Correcta configuración del ReactController en main.dart</w:t>
+      </w:r>
     </w:p>
     <w:p>
       <w:pPr>
@@ -18401,7 +16279,7 @@
           <w:lang w:val="es-CO"/>
         </w:rPr>
       </w:pPr>
-      <w:bookmarkStart w:id="41" w:name="_Toc227775840"/>
+      <w:bookmarkStart w:id="42" w:name="_Toc227863848"/>
       <w:r>
         <w:rPr>
           <w:lang w:val="es-CO"/>
@@ -18414,7 +16292,7 @@
         </w:rPr>
         <w:t>.  Desarrollo</w:t>
       </w:r>
-      <w:bookmarkEnd w:id="41"/>
+      <w:bookmarkEnd w:id="42"/>
       <w:r>
         <w:rPr>
           <w:lang w:val="es-CO"/>
@@ -18465,7 +16343,7 @@
           <w:lang w:val="es-CO"/>
         </w:rPr>
       </w:pPr>
-      <w:bookmarkStart w:id="42" w:name="_Toc227775841"/>
+      <w:bookmarkStart w:id="43" w:name="_Toc227863849"/>
       <w:r>
         <w:rPr>
           <w:lang w:val="es-CO"/>
@@ -18490,7 +16368,7 @@
         </w:rPr>
         <w:t>e la Aplicación</w:t>
       </w:r>
-      <w:bookmarkEnd w:id="42"/>
+      <w:bookmarkEnd w:id="43"/>
     </w:p>
     <w:p>
       <w:pPr>
@@ -18525,16 +16403,12 @@
           <w:b/>
         </w:rPr>
       </w:pPr>
-      <w:proofErr w:type="spellStart"/>
-      <w:proofErr w:type="gramStart"/>
       <w:r>
         <w:rPr>
           <w:b/>
         </w:rPr>
         <w:t>main.dart</w:t>
       </w:r>
-      <w:proofErr w:type="spellEnd"/>
-      <w:proofErr w:type="gramEnd"/>
     </w:p>
     <w:p>
       <w:pPr>
@@ -18557,7 +16431,7 @@
           <w:noProof/>
         </w:rPr>
         <w:drawing>
-          <wp:inline distT="0" distB="0" distL="0" distR="0" wp14:anchorId="72109335" wp14:editId="00EC5C35">
+          <wp:inline distT="0" distB="0" distL="0" distR="0" wp14:anchorId="4F4898A8" wp14:editId="2F1544B7">
             <wp:extent cx="2791215" cy="1038370"/>
             <wp:effectExtent l="0" t="0" r="9525" b="9525"/>
             <wp:docPr id="2" name="Imagen 2"/>
@@ -18647,18 +16521,8 @@
           <w:lang w:val="es-CO"/>
         </w:rPr>
         <w:lastRenderedPageBreak/>
-        <w:t xml:space="preserve">Inicializar la aplicación </w:t>
-      </w:r>
-      <w:proofErr w:type="spellStart"/>
-      <w:r>
-        <w:rPr>
-          <w:rFonts w:eastAsia="Noto Sans"/>
-          <w:color w:val="333333"/>
-          <w:lang w:val="es-CO"/>
-        </w:rPr>
-        <w:t>Flutter</w:t>
-      </w:r>
-      <w:proofErr w:type="spellEnd"/>
+        <w:t>Inicializar la aplicación Flutter</w:t>
+      </w:r>
     </w:p>
     <w:p>
       <w:pPr>
@@ -18679,25 +16543,7 @@
           <w:color w:val="333333"/>
           <w:lang w:val="es-CO"/>
         </w:rPr>
-        <w:t>Configurar el tema visual (</w:t>
-      </w:r>
-      <w:proofErr w:type="spellStart"/>
-      <w:r>
-        <w:rPr>
-          <w:rFonts w:eastAsia="Noto Sans"/>
-          <w:color w:val="333333"/>
-          <w:lang w:val="es-CO"/>
-        </w:rPr>
-        <w:t>MaterialApp</w:t>
-      </w:r>
-      <w:proofErr w:type="spellEnd"/>
-      <w:r>
-        <w:rPr>
-          <w:rFonts w:eastAsia="Noto Sans"/>
-          <w:color w:val="333333"/>
-          <w:lang w:val="es-CO"/>
-        </w:rPr>
-        <w:t>)</w:t>
+        <w:t>Configurar el tema visual (MaterialApp)</w:t>
       </w:r>
     </w:p>
     <w:p>
@@ -18719,18 +16565,8 @@
           <w:color w:val="333333"/>
           <w:lang w:val="es-CO"/>
         </w:rPr>
-        <w:t xml:space="preserve">Inyectar dependencias con </w:t>
-      </w:r>
-      <w:proofErr w:type="spellStart"/>
-      <w:r>
-        <w:rPr>
-          <w:rFonts w:eastAsia="Noto Sans"/>
-          <w:color w:val="333333"/>
-          <w:lang w:val="es-CO"/>
-        </w:rPr>
-        <w:t>GetX</w:t>
-      </w:r>
-      <w:proofErr w:type="spellEnd"/>
+        <w:t>Inyectar dependencias con GetX</w:t>
+      </w:r>
     </w:p>
     <w:p>
       <w:pPr>
@@ -18773,18 +16609,8 @@
           <w:color w:val="333333"/>
           <w:lang w:val="es-CO"/>
         </w:rPr>
-        <w:t xml:space="preserve">Inicializar el </w:t>
-      </w:r>
-      <w:proofErr w:type="spellStart"/>
-      <w:r>
-        <w:rPr>
-          <w:rFonts w:eastAsia="Noto Sans"/>
-          <w:color w:val="333333"/>
-          <w:lang w:val="es-CO"/>
-        </w:rPr>
-        <w:t>ReactController</w:t>
-      </w:r>
-      <w:proofErr w:type="spellEnd"/>
+        <w:t>Inicializar el ReactController</w:t>
+      </w:r>
     </w:p>
     <w:p>
       <w:pPr>
@@ -18830,7 +16656,6 @@
           <w:lang w:val="es-CO"/>
         </w:rPr>
       </w:pPr>
-      <w:proofErr w:type="spellStart"/>
       <w:r>
         <w:rPr>
           <w:rFonts w:eastAsia="Noto Sans"/>
@@ -18838,48 +16663,7 @@
           <w:color w:val="333333"/>
           <w:lang w:val="es-CO"/>
         </w:rPr>
-        <w:t>Get.put</w:t>
-      </w:r>
-      <w:proofErr w:type="spellEnd"/>
-      <w:r>
-        <w:rPr>
-          <w:rFonts w:eastAsia="Noto Sans"/>
-          <w:b/>
-          <w:color w:val="333333"/>
-          <w:lang w:val="es-CO"/>
-        </w:rPr>
-        <w:t>(</w:t>
-      </w:r>
-      <w:proofErr w:type="spellStart"/>
-      <w:proofErr w:type="gramStart"/>
-      <w:r>
-        <w:rPr>
-          <w:rFonts w:eastAsia="Noto Sans"/>
-          <w:b/>
-          <w:color w:val="333333"/>
-          <w:lang w:val="es-CO"/>
-        </w:rPr>
-        <w:t>ReactController</w:t>
-      </w:r>
-      <w:proofErr w:type="spellEnd"/>
-      <w:r>
-        <w:rPr>
-          <w:rFonts w:eastAsia="Noto Sans"/>
-          <w:b/>
-          <w:color w:val="333333"/>
-          <w:lang w:val="es-CO"/>
-        </w:rPr>
-        <w:t>(</w:t>
-      </w:r>
-      <w:proofErr w:type="gramEnd"/>
-      <w:r>
-        <w:rPr>
-          <w:rFonts w:eastAsia="Noto Sans"/>
-          <w:b/>
-          <w:color w:val="333333"/>
-          <w:lang w:val="es-CO"/>
-        </w:rPr>
-        <w:t>));</w:t>
+        <w:t>Get.put(ReactController());</w:t>
       </w:r>
     </w:p>
     <w:p>
@@ -18910,7 +16694,7 @@
           <w:color w:val="333333"/>
         </w:rPr>
         <w:drawing>
-          <wp:inline distT="0" distB="0" distL="0" distR="0" wp14:anchorId="069A0BCA" wp14:editId="5EC2F024">
+          <wp:inline distT="0" distB="0" distL="0" distR="0" wp14:anchorId="5DF9F898" wp14:editId="59C2D06F">
             <wp:extent cx="4019550" cy="2073524"/>
             <wp:effectExtent l="0" t="0" r="0" b="3175"/>
             <wp:docPr id="4" name="Imagen 4"/>
@@ -18982,7 +16766,7 @@
           <w:lang w:val="es-CO"/>
         </w:rPr>
       </w:pPr>
-      <w:bookmarkStart w:id="43" w:name="_Toc227775842"/>
+      <w:bookmarkStart w:id="44" w:name="_Toc227863850"/>
       <w:r>
         <w:rPr>
           <w:lang w:val="es-CO"/>
@@ -19013,7 +16797,7 @@
         </w:rPr>
         <w:t>Configuración del Sistema</w:t>
       </w:r>
-      <w:bookmarkEnd w:id="43"/>
+      <w:bookmarkEnd w:id="44"/>
     </w:p>
     <w:p>
       <w:pPr>
@@ -19109,13 +16893,8 @@
         </w:numPr>
       </w:pPr>
       <w:r>
-        <w:t xml:space="preserve">Endpoints del </w:t>
-      </w:r>
-      <w:proofErr w:type="spellStart"/>
-      <w:r>
-        <w:t>sistema</w:t>
-      </w:r>
-      <w:proofErr w:type="spellEnd"/>
+        <w:t>Endpoints del sistema</w:t>
+      </w:r>
     </w:p>
     <w:p>
       <w:pPr>
@@ -19125,19 +16904,9 @@
           <w:numId w:val="64"/>
         </w:numPr>
       </w:pPr>
-      <w:proofErr w:type="spellStart"/>
-      <w:r>
-        <w:t>Configuración</w:t>
-      </w:r>
-      <w:proofErr w:type="spellEnd"/>
-      <w:r>
-        <w:t xml:space="preserve"> de </w:t>
-      </w:r>
-      <w:proofErr w:type="spellStart"/>
-      <w:r>
-        <w:t>conexión</w:t>
-      </w:r>
-      <w:proofErr w:type="spellEnd"/>
+      <w:r>
+        <w:t>Configuración de conexión</w:t>
+      </w:r>
     </w:p>
     <w:p>
       <w:pPr>
@@ -19161,7 +16930,7 @@
         </w:rPr>
         <w:lastRenderedPageBreak/>
         <w:drawing>
-          <wp:inline distT="0" distB="0" distL="0" distR="0" wp14:anchorId="77837D68" wp14:editId="0A6F080E">
+          <wp:inline distT="0" distB="0" distL="0" distR="0" wp14:anchorId="21C31DC6" wp14:editId="5559FA89">
             <wp:extent cx="2943636" cy="2600688"/>
             <wp:effectExtent l="0" t="0" r="9525" b="9525"/>
             <wp:docPr id="9" name="Imagen 9"/>
@@ -19221,7 +16990,7 @@
           <w:lang w:val="es-CO"/>
         </w:rPr>
       </w:pPr>
-      <w:bookmarkStart w:id="44" w:name="_Toc227775843"/>
+      <w:bookmarkStart w:id="45" w:name="_Toc227863851"/>
       <w:r>
         <w:rPr>
           <w:lang w:val="es-CO"/>
@@ -19252,7 +17021,7 @@
         </w:rPr>
         <w:t>Consumo de API</w:t>
       </w:r>
-      <w:bookmarkEnd w:id="44"/>
+      <w:bookmarkEnd w:id="45"/>
     </w:p>
     <w:p>
       <w:pPr>
@@ -19294,23 +17063,7 @@
           <w:rFonts w:eastAsia="Times New Roman"/>
           <w:b/>
         </w:rPr>
-        <w:t>lib/</w:t>
-      </w:r>
-      <w:proofErr w:type="spellStart"/>
-      <w:r>
-        <w:rPr>
-          <w:rFonts w:eastAsia="Times New Roman"/>
-          <w:b/>
-        </w:rPr>
-        <w:t>api</w:t>
-      </w:r>
-      <w:proofErr w:type="spellEnd"/>
-      <w:r>
-        <w:rPr>
-          <w:rFonts w:eastAsia="Times New Roman"/>
-          <w:b/>
-        </w:rPr>
-        <w:t>/</w:t>
+        <w:t>lib/api/</w:t>
       </w:r>
     </w:p>
     <w:p>
@@ -19332,7 +17085,7 @@
           <w:noProof/>
         </w:rPr>
         <w:drawing>
-          <wp:inline distT="0" distB="0" distL="0" distR="0" wp14:anchorId="6094AB92" wp14:editId="4286D981">
+          <wp:inline distT="0" distB="0" distL="0" distR="0" wp14:anchorId="77ED5027" wp14:editId="6628E812">
             <wp:extent cx="3077004" cy="876422"/>
             <wp:effectExtent l="0" t="0" r="9525" b="0"/>
             <wp:docPr id="18" name="Imagen 18"/>
@@ -19430,21 +17183,8 @@
           <w:numId w:val="65"/>
         </w:numPr>
       </w:pPr>
-      <w:proofErr w:type="spellStart"/>
-      <w:r>
-        <w:t>Realizar</w:t>
-      </w:r>
-      <w:proofErr w:type="spellEnd"/>
-      <w:r>
-        <w:t xml:space="preserve"> </w:t>
-      </w:r>
-      <w:proofErr w:type="spellStart"/>
-      <w:r>
-        <w:t>peticiones</w:t>
-      </w:r>
-      <w:proofErr w:type="spellEnd"/>
-      <w:r>
-        <w:t xml:space="preserve"> HTTP (GET, POST, PUT, DELETE)</w:t>
+      <w:r>
+        <w:t>Realizar peticiones HTTP (GET, POST, PUT, DELETE)</w:t>
       </w:r>
     </w:p>
     <w:p>
@@ -19462,16 +17202,8 @@
         <w:rPr>
           <w:lang w:val="es-CO"/>
         </w:rPr>
-        <w:t xml:space="preserve">Enviar datos al </w:t>
-      </w:r>
-      <w:proofErr w:type="spellStart"/>
-      <w:r>
-        <w:rPr>
-          <w:lang w:val="es-CO"/>
-        </w:rPr>
-        <w:t>backend</w:t>
-      </w:r>
-      <w:proofErr w:type="spellEnd"/>
+        <w:t>Enviar datos al backend</w:t>
+      </w:r>
     </w:p>
     <w:p>
       <w:pPr>
@@ -19533,7 +17265,7 @@
           <w:lang w:val="es-CO"/>
         </w:rPr>
       </w:pPr>
-      <w:bookmarkStart w:id="45" w:name="_Toc227775844"/>
+      <w:bookmarkStart w:id="46" w:name="_Toc227863852"/>
       <w:r>
         <w:rPr>
           <w:lang w:val="es-CO"/>
@@ -19564,7 +17296,7 @@
         </w:rPr>
         <w:t>Controladores</w:t>
       </w:r>
-      <w:bookmarkEnd w:id="45"/>
+      <w:bookmarkEnd w:id="46"/>
     </w:p>
     <w:p>
       <w:pPr>
@@ -19600,38 +17332,13 @@
           <w:lang w:val="es-CO"/>
         </w:rPr>
       </w:pPr>
-      <w:proofErr w:type="spellStart"/>
       <w:r>
         <w:rPr>
           <w:b/>
           <w:lang w:val="es-CO"/>
         </w:rPr>
         <w:lastRenderedPageBreak/>
-        <w:t>lib</w:t>
-      </w:r>
-      <w:proofErr w:type="spellEnd"/>
-      <w:r>
-        <w:rPr>
-          <w:b/>
-          <w:lang w:val="es-CO"/>
-        </w:rPr>
-        <w:t>/</w:t>
-      </w:r>
-      <w:proofErr w:type="spellStart"/>
-      <w:r>
-        <w:rPr>
-          <w:b/>
-          <w:lang w:val="es-CO"/>
-        </w:rPr>
-        <w:t>controllers</w:t>
-      </w:r>
-      <w:proofErr w:type="spellEnd"/>
-      <w:r>
-        <w:rPr>
-          <w:b/>
-          <w:lang w:val="es-CO"/>
-        </w:rPr>
-        <w:t>/</w:t>
+        <w:t>lib/controllers/</w:t>
       </w:r>
     </w:p>
     <w:p>
@@ -19656,7 +17363,7 @@
           <w:noProof/>
         </w:rPr>
         <w:drawing>
-          <wp:inline distT="0" distB="0" distL="0" distR="0" wp14:anchorId="4A52FF0E" wp14:editId="6D0FAA14">
+          <wp:inline distT="0" distB="0" distL="0" distR="0" wp14:anchorId="4A5BD6C7" wp14:editId="404B5AC6">
             <wp:extent cx="3048425" cy="1057423"/>
             <wp:effectExtent l="0" t="0" r="0" b="9525"/>
             <wp:docPr id="19" name="Imagen 19"/>
@@ -19753,7 +17460,6 @@
           <w:lang w:val="es-CO"/>
         </w:rPr>
       </w:pPr>
-      <w:proofErr w:type="spellStart"/>
       <w:r>
         <w:rPr>
           <w:b/>
@@ -19761,7 +17467,6 @@
         </w:rPr>
         <w:t>ReactController.dart</w:t>
       </w:r>
-      <w:proofErr w:type="spellEnd"/>
     </w:p>
     <w:p>
       <w:pPr>
@@ -19926,7 +17631,7 @@
           <w:lang w:val="es-CO"/>
         </w:rPr>
       </w:pPr>
-      <w:bookmarkStart w:id="46" w:name="_Toc227775845"/>
+      <w:bookmarkStart w:id="47" w:name="_Toc227863853"/>
       <w:r>
         <w:rPr>
           <w:lang w:val="es-CO"/>
@@ -19955,52 +17660,36 @@
         <w:rPr>
           <w:lang w:val="es-CO"/>
         </w:rPr>
-        <w:t>Gestión de Estado (</w:t>
-      </w:r>
-      <w:proofErr w:type="spellStart"/>
-      <w:r>
-        <w:rPr>
+        <w:t>Gestión de Estado (GetX)</w:t>
+      </w:r>
+      <w:bookmarkEnd w:id="47"/>
+    </w:p>
+    <w:p>
+      <w:pPr>
+        <w:rPr>
+          <w:lang w:val="es-CO"/>
+        </w:rPr>
+      </w:pPr>
+    </w:p>
+    <w:p>
+      <w:pPr>
+        <w:rPr>
+          <w:lang w:val="es-CO"/>
+        </w:rPr>
+      </w:pPr>
+      <w:r>
+        <w:rPr>
+          <w:lang w:val="es-CO"/>
+        </w:rPr>
+        <w:t xml:space="preserve">El sistema utiliza </w:t>
+      </w:r>
+      <w:r>
+        <w:rPr>
+          <w:rStyle w:val="Textoennegrita"/>
           <w:lang w:val="es-CO"/>
         </w:rPr>
         <w:t>GetX</w:t>
       </w:r>
-      <w:proofErr w:type="spellEnd"/>
-      <w:r>
-        <w:rPr>
-          <w:lang w:val="es-CO"/>
-        </w:rPr>
-        <w:t>)</w:t>
-      </w:r>
-      <w:bookmarkEnd w:id="46"/>
-    </w:p>
-    <w:p>
-      <w:pPr>
-        <w:rPr>
-          <w:lang w:val="es-CO"/>
-        </w:rPr>
-      </w:pPr>
-    </w:p>
-    <w:p>
-      <w:pPr>
-        <w:rPr>
-          <w:lang w:val="es-CO"/>
-        </w:rPr>
-      </w:pPr>
-      <w:r>
-        <w:rPr>
-          <w:lang w:val="es-CO"/>
-        </w:rPr>
-        <w:t xml:space="preserve">El sistema utiliza </w:t>
-      </w:r>
-      <w:proofErr w:type="spellStart"/>
-      <w:r>
-        <w:rPr>
-          <w:rStyle w:val="Textoennegrita"/>
-          <w:lang w:val="es-CO"/>
-        </w:rPr>
-        <w:t>GetX</w:t>
-      </w:r>
-      <w:proofErr w:type="spellEnd"/>
       <w:r>
         <w:rPr>
           <w:lang w:val="es-CO"/>
@@ -20028,7 +17717,7 @@
         </w:rPr>
         <w:lastRenderedPageBreak/>
         <w:drawing>
-          <wp:inline distT="0" distB="0" distL="0" distR="0" wp14:anchorId="0CFCB3FC" wp14:editId="5591819E">
+          <wp:inline distT="0" distB="0" distL="0" distR="0" wp14:anchorId="25E6268A" wp14:editId="09612FFD">
             <wp:extent cx="3084443" cy="2895600"/>
             <wp:effectExtent l="0" t="0" r="1905" b="0"/>
             <wp:docPr id="20" name="Imagen 20"/>
@@ -20111,32 +17800,7 @@
           <w:rFonts w:eastAsia="Times New Roman"/>
           <w:lang w:val="es-CO"/>
         </w:rPr>
-        <w:t xml:space="preserve">Variables reactivas </w:t>
-      </w:r>
-      <w:proofErr w:type="gramStart"/>
-      <w:r>
-        <w:rPr>
-          <w:rFonts w:eastAsia="Times New Roman"/>
-          <w:lang w:val="es-CO"/>
-        </w:rPr>
-        <w:t>(.</w:t>
-      </w:r>
-      <w:proofErr w:type="spellStart"/>
-      <w:r>
-        <w:rPr>
-          <w:rFonts w:eastAsia="Times New Roman"/>
-          <w:lang w:val="es-CO"/>
-        </w:rPr>
-        <w:t>obs</w:t>
-      </w:r>
-      <w:proofErr w:type="spellEnd"/>
-      <w:proofErr w:type="gramEnd"/>
-      <w:r>
-        <w:rPr>
-          <w:rFonts w:eastAsia="Times New Roman"/>
-          <w:lang w:val="es-CO"/>
-        </w:rPr>
-        <w:t xml:space="preserve">) </w:t>
+        <w:t xml:space="preserve">Variables reactivas (.obs) </w:t>
       </w:r>
     </w:p>
     <w:p>
@@ -20239,23 +17903,13 @@
           <w:lang w:val="es-CO"/>
         </w:rPr>
       </w:pPr>
-      <w:proofErr w:type="spellStart"/>
       <w:r>
         <w:rPr>
           <w:rFonts w:eastAsia="Times New Roman"/>
           <w:b/>
           <w:lang w:val="es-CO"/>
         </w:rPr>
-        <w:t>var</w:t>
-      </w:r>
-      <w:proofErr w:type="spellEnd"/>
-      <w:r>
-        <w:rPr>
-          <w:rFonts w:eastAsia="Times New Roman"/>
-          <w:b/>
-          <w:lang w:val="es-CO"/>
-        </w:rPr>
-        <w:t xml:space="preserve"> _pagina = 0.obs;</w:t>
+        <w:t>var _pagina = 0.obs;</w:t>
       </w:r>
     </w:p>
     <w:p>
@@ -20288,7 +17942,7 @@
           <w:lang w:val="es-CO"/>
         </w:rPr>
       </w:pPr>
-      <w:bookmarkStart w:id="47" w:name="_Toc227775846"/>
+      <w:bookmarkStart w:id="48" w:name="_Toc227863854"/>
       <w:r>
         <w:rPr>
           <w:lang w:val="es-CO"/>
@@ -20319,7 +17973,7 @@
         </w:rPr>
         <w:t>Vistas (Interfaz de Usuario)</w:t>
       </w:r>
-      <w:bookmarkEnd w:id="47"/>
+      <w:bookmarkEnd w:id="48"/>
     </w:p>
     <w:p>
       <w:pPr>
@@ -20376,7 +18030,7 @@
         </w:rPr>
         <w:lastRenderedPageBreak/>
         <w:drawing>
-          <wp:inline distT="0" distB="0" distL="0" distR="0" wp14:anchorId="4A2677A5" wp14:editId="40C8C856">
+          <wp:inline distT="0" distB="0" distL="0" distR="0" wp14:anchorId="707AA4B2" wp14:editId="2C0D2BD0">
             <wp:extent cx="3010320" cy="1991003"/>
             <wp:effectExtent l="0" t="0" r="0" b="9525"/>
             <wp:docPr id="21" name="Imagen 21"/>
@@ -20477,14 +18131,12 @@
           <w:lang w:val="es-CO"/>
         </w:rPr>
       </w:pPr>
-      <w:proofErr w:type="spellStart"/>
       <w:r>
         <w:rPr>
           <w:lang w:val="es-CO"/>
         </w:rPr>
         <w:t>Login</w:t>
       </w:r>
-      <w:proofErr w:type="spellEnd"/>
     </w:p>
     <w:p>
       <w:pPr>
@@ -20497,14 +18149,12 @@
           <w:lang w:val="es-CO"/>
         </w:rPr>
       </w:pPr>
-      <w:proofErr w:type="spellStart"/>
       <w:r>
         <w:rPr>
           <w:lang w:val="es-CO"/>
         </w:rPr>
         <w:t>Dashboard</w:t>
       </w:r>
-      <w:proofErr w:type="spellEnd"/>
     </w:p>
     <w:p>
       <w:pPr>
@@ -20634,19 +18284,11 @@
           <w:lang w:val="es-CO"/>
         </w:rPr>
       </w:pPr>
-      <w:proofErr w:type="spellStart"/>
-      <w:r>
-        <w:rPr>
-          <w:lang w:val="es-CO"/>
-        </w:rPr>
-        <w:t>Renderizar</w:t>
-      </w:r>
-      <w:proofErr w:type="spellEnd"/>
-      <w:r>
-        <w:rPr>
-          <w:lang w:val="es-CO"/>
-        </w:rPr>
-        <w:t xml:space="preserve"> contenido dinámico</w:t>
+      <w:r>
+        <w:rPr>
+          <w:lang w:val="es-CO"/>
+        </w:rPr>
+        <w:t>Renderizar contenido dinámico</w:t>
       </w:r>
     </w:p>
     <w:p>
@@ -20725,7 +18367,7 @@
           <w:lang w:val="es-CO"/>
         </w:rPr>
       </w:pPr>
-      <w:bookmarkStart w:id="48" w:name="_Toc227775847"/>
+      <w:bookmarkStart w:id="49" w:name="_Toc227863855"/>
       <w:r>
         <w:rPr>
           <w:lang w:val="es-CO"/>
@@ -20756,7 +18398,7 @@
         </w:rPr>
         <w:t>Gestión de Dependencias</w:t>
       </w:r>
-      <w:bookmarkEnd w:id="48"/>
+      <w:bookmarkEnd w:id="49"/>
     </w:p>
     <w:p>
       <w:pPr>
@@ -20792,16 +18434,12 @@
           <w:b/>
         </w:rPr>
       </w:pPr>
-      <w:proofErr w:type="spellStart"/>
-      <w:proofErr w:type="gramStart"/>
       <w:r>
         <w:rPr>
           <w:b/>
         </w:rPr>
         <w:t>pubspec.yaml</w:t>
       </w:r>
-      <w:proofErr w:type="spellEnd"/>
-      <w:proofErr w:type="gramEnd"/>
     </w:p>
     <w:p>
       <w:pPr>
@@ -20833,7 +18471,7 @@
           <w:noProof/>
         </w:rPr>
         <w:drawing>
-          <wp:inline distT="0" distB="0" distL="0" distR="0" wp14:anchorId="71BA6B73" wp14:editId="17B8FD50">
+          <wp:inline distT="0" distB="0" distL="0" distR="0" wp14:anchorId="10569AD0" wp14:editId="657DE5A4">
             <wp:extent cx="3171825" cy="1108599"/>
             <wp:effectExtent l="0" t="0" r="0" b="0"/>
             <wp:docPr id="5" name="Imagen 5"/>
@@ -20937,21 +18575,7 @@
         <w:rPr>
           <w:lang w:val="es-CO"/>
         </w:rPr>
-        <w:t>Librerías utilizadas (</w:t>
-      </w:r>
-      <w:proofErr w:type="spellStart"/>
-      <w:r>
-        <w:rPr>
-          <w:lang w:val="es-CO"/>
-        </w:rPr>
-        <w:t>GetX</w:t>
-      </w:r>
-      <w:proofErr w:type="spellEnd"/>
-      <w:r>
-        <w:rPr>
-          <w:lang w:val="es-CO"/>
-        </w:rPr>
-        <w:t>, HTTP, etc.)</w:t>
+        <w:t>Librerías utilizadas (GetX, HTTP, etc.)</w:t>
       </w:r>
     </w:p>
     <w:p>
@@ -20987,21 +18611,7 @@
         <w:rPr>
           <w:lang w:val="es-CO"/>
         </w:rPr>
-        <w:t>Recursos del proyecto (</w:t>
-      </w:r>
-      <w:proofErr w:type="spellStart"/>
-      <w:r>
-        <w:rPr>
-          <w:lang w:val="es-CO"/>
-        </w:rPr>
-        <w:t>assets</w:t>
-      </w:r>
-      <w:proofErr w:type="spellEnd"/>
-      <w:r>
-        <w:rPr>
-          <w:lang w:val="es-CO"/>
-        </w:rPr>
-        <w:t>, imágenes)</w:t>
+        <w:t>Recursos del proyecto (assets, imágenes)</w:t>
       </w:r>
     </w:p>
     <w:p>
@@ -21014,7 +18624,7 @@
           <w:lang w:val="es-CO"/>
         </w:rPr>
       </w:pPr>
-      <w:bookmarkStart w:id="49" w:name="_Toc227775848"/>
+      <w:bookmarkStart w:id="50" w:name="_Toc227863856"/>
       <w:r>
         <w:rPr>
           <w:lang w:val="es-CO"/>
@@ -21039,7 +18649,7 @@
         </w:rPr>
         <w:t>Flujo del Sistema</w:t>
       </w:r>
-      <w:bookmarkEnd w:id="49"/>
+      <w:bookmarkEnd w:id="50"/>
     </w:p>
     <w:p>
       <w:pPr>
@@ -21083,21 +18693,7 @@
         <w:rPr>
           <w:lang w:val="es-CO"/>
         </w:rPr>
-        <w:t>El usuario interactúa con una vista (</w:t>
-      </w:r>
-      <w:proofErr w:type="spellStart"/>
-      <w:r>
-        <w:rPr>
-          <w:lang w:val="es-CO"/>
-        </w:rPr>
-        <w:t>views</w:t>
-      </w:r>
-      <w:proofErr w:type="spellEnd"/>
-      <w:r>
-        <w:rPr>
-          <w:lang w:val="es-CO"/>
-        </w:rPr>
-        <w:t>/)</w:t>
+        <w:t>El usuario interactúa con una vista (views/)</w:t>
       </w:r>
     </w:p>
     <w:p>
@@ -21115,21 +18711,7 @@
         <w:rPr>
           <w:lang w:val="es-CO"/>
         </w:rPr>
-        <w:t>La vista llama al controlador (</w:t>
-      </w:r>
-      <w:proofErr w:type="spellStart"/>
-      <w:r>
-        <w:rPr>
-          <w:lang w:val="es-CO"/>
-        </w:rPr>
-        <w:t>controllers</w:t>
-      </w:r>
-      <w:proofErr w:type="spellEnd"/>
-      <w:r>
-        <w:rPr>
-          <w:lang w:val="es-CO"/>
-        </w:rPr>
-        <w:t>/)</w:t>
+        <w:t>La vista llama al controlador (controllers/)</w:t>
       </w:r>
     </w:p>
     <w:p>
@@ -21251,21 +18833,7 @@
         <w:rPr>
           <w:lang w:val="es-CO"/>
         </w:rPr>
-        <w:t xml:space="preserve">La estructura de desarrollo de la aplicación móvil de SENA Contigo está organizada en módulos claramente definidos, utilizando una arquitectura basada en controladores y gestión de estado con </w:t>
-      </w:r>
-      <w:proofErr w:type="spellStart"/>
-      <w:r>
-        <w:rPr>
-          <w:lang w:val="es-CO"/>
-        </w:rPr>
-        <w:t>GetX</w:t>
-      </w:r>
-      <w:proofErr w:type="spellEnd"/>
-      <w:r>
-        <w:rPr>
-          <w:lang w:val="es-CO"/>
-        </w:rPr>
-        <w:t>.</w:t>
+        <w:t>La estructura de desarrollo de la aplicación móvil de SENA Contigo está organizada en módulos claramente definidos, utilizando una arquitectura basada en controladores y gestión de estado con GetX.</w:t>
       </w:r>
     </w:p>
     <w:p>
@@ -21324,14 +18892,12 @@
           <w:lang w:val="es-CO"/>
         </w:rPr>
       </w:pPr>
-      <w:proofErr w:type="spellStart"/>
       <w:r>
         <w:rPr>
           <w:lang w:val="es-CO"/>
         </w:rPr>
         <w:t>Mantenible</w:t>
       </w:r>
-      <w:proofErr w:type="spellEnd"/>
     </w:p>
     <w:p>
       <w:pPr>
@@ -21422,28 +18988,14 @@
         </w:rPr>
         <w:t xml:space="preserve"> </w:t>
       </w:r>
-      <w:bookmarkStart w:id="50" w:name="_Toc227775849"/>
-      <w:r>
-        <w:rPr>
-          <w:lang w:val="es-CO"/>
-        </w:rPr>
-        <w:t>Despliegue de la Aplicación (</w:t>
-      </w:r>
-      <w:proofErr w:type="spellStart"/>
-      <w:r>
-        <w:rPr>
-          <w:lang w:val="es-CO"/>
-        </w:rPr>
-        <w:t>Flutter</w:t>
-      </w:r>
-      <w:proofErr w:type="spellEnd"/>
-      <w:r>
-        <w:rPr>
-          <w:lang w:val="es-CO"/>
-        </w:rPr>
-        <w:t>)</w:t>
-      </w:r>
-      <w:bookmarkEnd w:id="50"/>
+      <w:bookmarkStart w:id="51" w:name="_Toc227863857"/>
+      <w:r>
+        <w:rPr>
+          <w:lang w:val="es-CO"/>
+        </w:rPr>
+        <w:t>Despliegue de la Aplicación (Flutter)</w:t>
+      </w:r>
+      <w:bookmarkEnd w:id="51"/>
     </w:p>
     <w:p>
       <w:pPr>
@@ -21515,7 +19067,7 @@
           <w:lang w:val="es-CO"/>
         </w:rPr>
       </w:pPr>
-      <w:bookmarkStart w:id="51" w:name="_Toc227775850"/>
+      <w:bookmarkStart w:id="52" w:name="_Toc227863858"/>
       <w:r>
         <w:rPr>
           <w:lang w:val="es-CO"/>
@@ -21540,7 +19092,7 @@
         </w:rPr>
         <w:t>Generación de la Aplicación</w:t>
       </w:r>
-      <w:bookmarkEnd w:id="51"/>
+      <w:bookmarkEnd w:id="52"/>
     </w:p>
     <w:p>
       <w:pPr>
@@ -21622,41 +19174,19 @@
         <w:rPr>
           <w:b/>
         </w:rPr>
-        <w:t xml:space="preserve">flutter build </w:t>
-      </w:r>
-      <w:proofErr w:type="spellStart"/>
-      <w:r>
+        <w:t>flutter build apk –release</w:t>
+      </w:r>
+    </w:p>
+    <w:p>
+      <w:pPr>
         <w:rPr>
           <w:b/>
         </w:rPr>
-        <w:t>apk</w:t>
-      </w:r>
-      <w:proofErr w:type="spellEnd"/>
-      <w:r>
-        <w:rPr>
-          <w:b/>
-        </w:rPr>
-        <w:t xml:space="preserve"> –release</w:t>
-      </w:r>
-    </w:p>
-    <w:p>
-      <w:pPr>
-        <w:rPr>
-          <w:b/>
-        </w:rPr>
-      </w:pPr>
-    </w:p>
-    <w:p>
-      <w:r>
-        <w:t xml:space="preserve">Este </w:t>
-      </w:r>
-      <w:proofErr w:type="spellStart"/>
-      <w:r>
-        <w:t>proceso</w:t>
-      </w:r>
-      <w:proofErr w:type="spellEnd"/>
-      <w:r>
-        <w:t>:</w:t>
+      </w:pPr>
+    </w:p>
+    <w:p>
+      <w:r>
+        <w:t>Este proceso:</w:t>
       </w:r>
     </w:p>
     <w:p/>
@@ -21711,29 +19241,7 @@
         <w:rPr>
           <w:lang w:val="es-CO"/>
         </w:rPr>
-        <w:t xml:space="preserve">Genera un archivo instalable </w:t>
-      </w:r>
-      <w:proofErr w:type="gramStart"/>
-      <w:r>
-        <w:rPr>
-          <w:lang w:val="es-CO"/>
-        </w:rPr>
-        <w:t>(.</w:t>
-      </w:r>
-      <w:proofErr w:type="spellStart"/>
-      <w:r>
-        <w:rPr>
-          <w:lang w:val="es-CO"/>
-        </w:rPr>
-        <w:t>apk</w:t>
-      </w:r>
-      <w:proofErr w:type="spellEnd"/>
-      <w:proofErr w:type="gramEnd"/>
-      <w:r>
-        <w:rPr>
-          <w:lang w:val="es-CO"/>
-        </w:rPr>
-        <w:t>)</w:t>
+        <w:t>Genera un archivo instalable (.apk)</w:t>
       </w:r>
     </w:p>
     <w:p>
@@ -21774,30 +19282,8 @@
         <w:rPr>
           <w:b/>
         </w:rPr>
-        <w:t>build/app/outputs/flutter-</w:t>
-      </w:r>
-      <w:proofErr w:type="spellStart"/>
-      <w:r>
-        <w:rPr>
-          <w:b/>
-        </w:rPr>
-        <w:t>apk</w:t>
-      </w:r>
-      <w:proofErr w:type="spellEnd"/>
-      <w:r>
-        <w:rPr>
-          <w:b/>
-        </w:rPr>
-        <w:t>/app-</w:t>
-      </w:r>
-      <w:proofErr w:type="spellStart"/>
-      <w:r>
-        <w:rPr>
-          <w:b/>
-        </w:rPr>
-        <w:t>release.apk</w:t>
-      </w:r>
-      <w:proofErr w:type="spellEnd"/>
+        <w:t>build/app/outputs/flutter-apk/app-release.apk</w:t>
+      </w:r>
     </w:p>
     <w:p>
       <w:pPr>
@@ -21820,7 +19306,7 @@
         </w:rPr>
         <w:lastRenderedPageBreak/>
         <w:drawing>
-          <wp:inline distT="0" distB="0" distL="0" distR="0" wp14:anchorId="2EDA9425" wp14:editId="12721E1F">
+          <wp:inline distT="0" distB="0" distL="0" distR="0" wp14:anchorId="29DFBABE" wp14:editId="070BCFA9">
             <wp:extent cx="2810267" cy="2372056"/>
             <wp:effectExtent l="0" t="0" r="9525" b="9525"/>
             <wp:docPr id="8" name="Imagen 8"/>
@@ -21873,7 +19359,7 @@
           <w:lang w:val="es-CO"/>
         </w:rPr>
       </w:pPr>
-      <w:bookmarkStart w:id="52" w:name="_Toc227775851"/>
+      <w:bookmarkStart w:id="53" w:name="_Toc227863859"/>
       <w:r>
         <w:rPr>
           <w:lang w:val="es-CO"/>
@@ -21898,7 +19384,7 @@
         </w:rPr>
         <w:t>Firma de la Aplicación</w:t>
       </w:r>
-      <w:bookmarkEnd w:id="52"/>
+      <w:bookmarkEnd w:id="53"/>
     </w:p>
     <w:p>
       <w:pPr>
@@ -22015,26 +19501,18 @@
           <w:b/>
         </w:rPr>
       </w:pPr>
-      <w:proofErr w:type="spellStart"/>
       <w:r>
         <w:rPr>
           <w:b/>
         </w:rPr>
-        <w:t>Proceso</w:t>
-      </w:r>
-      <w:proofErr w:type="spellEnd"/>
-      <w:r>
+        <w:t>Proceso general:</w:t>
+      </w:r>
+    </w:p>
+    <w:p>
+      <w:pPr>
         <w:rPr>
           <w:b/>
         </w:rPr>
-        <w:t xml:space="preserve"> general:</w:t>
-      </w:r>
-    </w:p>
-    <w:p>
-      <w:pPr>
-        <w:rPr>
-          <w:b/>
-        </w:rPr>
       </w:pPr>
     </w:p>
     <w:p>
@@ -22053,78 +19531,19 @@
         <w:rPr>
           <w:lang w:val="es-CO"/>
         </w:rPr>
-        <w:t xml:space="preserve">Generar un </w:t>
-      </w:r>
-      <w:proofErr w:type="spellStart"/>
-      <w:r>
-        <w:rPr>
-          <w:lang w:val="es-CO"/>
-        </w:rPr>
-        <w:t>keystore</w:t>
-      </w:r>
-      <w:proofErr w:type="spellEnd"/>
-      <w:r>
-        <w:rPr>
-          <w:lang w:val="es-CO"/>
-        </w:rPr>
-        <w:t>:</w:t>
-      </w:r>
-    </w:p>
-    <w:p>
-      <w:pPr>
-        <w:rPr>
-          <w:lang w:val="es-CO"/>
-        </w:rPr>
-      </w:pPr>
-    </w:p>
-    <w:p>
-      <w:proofErr w:type="spellStart"/>
-      <w:r>
-        <w:t>keytool</w:t>
-      </w:r>
-      <w:proofErr w:type="spellEnd"/>
-      <w:r>
-        <w:t xml:space="preserve"> -</w:t>
-      </w:r>
-      <w:proofErr w:type="spellStart"/>
-      <w:r>
-        <w:t>genkey</w:t>
-      </w:r>
-      <w:proofErr w:type="spellEnd"/>
-      <w:r>
-        <w:t xml:space="preserve"> -v -</w:t>
-      </w:r>
-      <w:proofErr w:type="spellStart"/>
-      <w:r>
-        <w:t>keystore</w:t>
-      </w:r>
-      <w:proofErr w:type="spellEnd"/>
-      <w:r>
-        <w:t xml:space="preserve"> </w:t>
-      </w:r>
-      <w:proofErr w:type="spellStart"/>
-      <w:r>
-        <w:t>key.jks</w:t>
-      </w:r>
-      <w:proofErr w:type="spellEnd"/>
-      <w:r>
-        <w:t xml:space="preserve"> -</w:t>
-      </w:r>
-      <w:proofErr w:type="spellStart"/>
-      <w:r>
-        <w:t>keyalg</w:t>
-      </w:r>
-      <w:proofErr w:type="spellEnd"/>
-      <w:r>
-        <w:t xml:space="preserve"> RSA -</w:t>
-      </w:r>
-      <w:proofErr w:type="spellStart"/>
-      <w:r>
-        <w:t>keysize</w:t>
-      </w:r>
-      <w:proofErr w:type="spellEnd"/>
-      <w:r>
-        <w:t xml:space="preserve"> 2048 -validity 10000 -alias key</w:t>
+        <w:t>Generar un keystore:</w:t>
+      </w:r>
+    </w:p>
+    <w:p>
+      <w:pPr>
+        <w:rPr>
+          <w:lang w:val="es-CO"/>
+        </w:rPr>
+      </w:pPr>
+    </w:p>
+    <w:p>
+      <w:r>
+        <w:t>keytool -genkey -v -keystore key.jks -keyalg RSA -keysize 2048 -validity 10000 -alias key</w:t>
       </w:r>
     </w:p>
     <w:p/>
@@ -22160,28 +19579,12 @@
           <w:lang w:val="es-CO"/>
         </w:rPr>
       </w:pPr>
-      <w:proofErr w:type="spellStart"/>
-      <w:r>
-        <w:rPr>
-          <w:lang w:val="es-CO"/>
-        </w:rPr>
-        <w:t>android</w:t>
-      </w:r>
-      <w:proofErr w:type="spellEnd"/>
-      <w:r>
-        <w:rPr>
-          <w:lang w:val="es-CO"/>
-        </w:rPr>
-        <w:t>/</w:t>
-      </w:r>
-      <w:proofErr w:type="spellStart"/>
-      <w:r>
-        <w:rPr>
-          <w:lang w:val="es-CO"/>
-        </w:rPr>
-        <w:t>key.properties</w:t>
-      </w:r>
-      <w:proofErr w:type="spellEnd"/>
+      <w:r>
+        <w:rPr>
+          <w:lang w:val="es-CO"/>
+        </w:rPr>
+        <w:t>android/key.properties</w:t>
+      </w:r>
     </w:p>
     <w:p>
       <w:pPr>
@@ -22222,28 +19625,12 @@
           <w:lang w:val="es-CO"/>
         </w:rPr>
       </w:pPr>
-      <w:proofErr w:type="spellStart"/>
-      <w:r>
-        <w:rPr>
-          <w:lang w:val="es-CO"/>
-        </w:rPr>
-        <w:t>android</w:t>
-      </w:r>
-      <w:proofErr w:type="spellEnd"/>
-      <w:r>
-        <w:rPr>
-          <w:lang w:val="es-CO"/>
-        </w:rPr>
-        <w:t>/app/</w:t>
-      </w:r>
-      <w:proofErr w:type="spellStart"/>
-      <w:r>
-        <w:rPr>
-          <w:lang w:val="es-CO"/>
-        </w:rPr>
-        <w:t>build.gradle</w:t>
-      </w:r>
-      <w:proofErr w:type="spellEnd"/>
+      <w:r>
+        <w:rPr>
+          <w:lang w:val="es-CO"/>
+        </w:rPr>
+        <w:t>android/app/build.gradle</w:t>
+      </w:r>
     </w:p>
     <w:p>
       <w:pPr>
@@ -22276,7 +19663,7 @@
           <w:lang w:val="es-CO"/>
         </w:rPr>
       </w:pPr>
-      <w:bookmarkStart w:id="53" w:name="_Toc227775852"/>
+      <w:bookmarkStart w:id="54" w:name="_Toc227863860"/>
       <w:r>
         <w:rPr>
           <w:lang w:val="es-CO"/>
@@ -22302,7 +19689,7 @@
         </w:rPr>
         <w:t>Instalación en Dispositivos</w:t>
       </w:r>
-      <w:bookmarkEnd w:id="53"/>
+      <w:bookmarkEnd w:id="54"/>
     </w:p>
     <w:p>
       <w:pPr>
@@ -22393,13 +19780,8 @@
       </w:pPr>
     </w:p>
     <w:p>
-      <w:proofErr w:type="spellStart"/>
-      <w:r>
-        <w:t>Ejemplo</w:t>
-      </w:r>
-      <w:proofErr w:type="spellEnd"/>
-      <w:r>
-        <w:t>:</w:t>
+      <w:r>
+        <w:t>Ejemplo:</w:t>
       </w:r>
     </w:p>
     <w:p/>
@@ -22409,42 +19791,12 @@
           <w:lang w:val="es-CO"/>
         </w:rPr>
       </w:pPr>
-      <w:proofErr w:type="spellStart"/>
-      <w:r>
-        <w:rPr>
-          <w:lang w:val="es-CO"/>
-        </w:rPr>
-        <w:t>adb</w:t>
-      </w:r>
-      <w:proofErr w:type="spellEnd"/>
-      <w:r>
-        <w:rPr>
-          <w:lang w:val="es-CO"/>
-        </w:rPr>
-        <w:t xml:space="preserve"> </w:t>
-      </w:r>
-      <w:proofErr w:type="spellStart"/>
-      <w:r>
-        <w:rPr>
-          <w:lang w:val="es-CO"/>
-        </w:rPr>
-        <w:t>install</w:t>
-      </w:r>
-      <w:proofErr w:type="spellEnd"/>
-      <w:r>
-        <w:rPr>
-          <w:lang w:val="es-CO"/>
-        </w:rPr>
-        <w:t xml:space="preserve"> app-</w:t>
-      </w:r>
-      <w:proofErr w:type="spellStart"/>
-      <w:r>
-        <w:rPr>
-          <w:lang w:val="es-CO"/>
-        </w:rPr>
-        <w:t>release.apk</w:t>
-      </w:r>
-      <w:proofErr w:type="spellEnd"/>
+      <w:r>
+        <w:rPr>
+          <w:lang w:val="es-CO"/>
+        </w:rPr>
+        <w:t>adb install app-release.apk</w:t>
+      </w:r>
     </w:p>
     <w:p>
       <w:pPr>
@@ -22463,7 +19815,7 @@
           <w:lang w:val="es-CO"/>
         </w:rPr>
       </w:pPr>
-      <w:bookmarkStart w:id="54" w:name="_Toc227775853"/>
+      <w:bookmarkStart w:id="55" w:name="_Toc227863861"/>
       <w:r>
         <w:rPr>
           <w:lang w:val="es-CO"/>
@@ -22488,7 +19840,7 @@
         </w:rPr>
         <w:t>Despliegue en Entornos de Producción</w:t>
       </w:r>
-      <w:bookmarkEnd w:id="54"/>
+      <w:bookmarkEnd w:id="55"/>
     </w:p>
     <w:p>
       <w:pPr>
@@ -22711,7 +20063,7 @@
           <w:lang w:val="es-CO"/>
         </w:rPr>
       </w:pPr>
-      <w:bookmarkStart w:id="55" w:name="_Toc227775854"/>
+      <w:bookmarkStart w:id="56" w:name="_Toc227863862"/>
       <w:r>
         <w:rPr>
           <w:lang w:val="es-CO"/>
@@ -22736,7 +20088,7 @@
         </w:rPr>
         <w:t>Configuración de la API en Producción</w:t>
       </w:r>
-      <w:bookmarkEnd w:id="55"/>
+      <w:bookmarkEnd w:id="56"/>
     </w:p>
     <w:p>
       <w:pPr>
@@ -22766,32 +20118,14 @@
       </w:pPr>
     </w:p>
     <w:p>
-      <w:proofErr w:type="spellStart"/>
-      <w:r>
-        <w:t>Ejemplo</w:t>
-      </w:r>
-      <w:proofErr w:type="spellEnd"/>
-      <w:r>
-        <w:t>:</w:t>
+      <w:r>
+        <w:t>Ejemplo:</w:t>
       </w:r>
     </w:p>
     <w:p/>
     <w:p>
-      <w:proofErr w:type="spellStart"/>
-      <w:r>
-        <w:t>const</w:t>
-      </w:r>
-      <w:proofErr w:type="spellEnd"/>
-      <w:r>
-        <w:t xml:space="preserve"> String </w:t>
-      </w:r>
-      <w:proofErr w:type="spellStart"/>
-      <w:r>
-        <w:t>baseUrl</w:t>
-      </w:r>
-      <w:proofErr w:type="spellEnd"/>
-      <w:r>
-        <w:t xml:space="preserve"> = "https://api-sena-contigo.onrender.com";</w:t>
+      <w:r>
+        <w:t>const String baseUrl = "https://api-sena-contigo.onrender.com";</w:t>
       </w:r>
     </w:p>
     <w:p/>
@@ -22844,27 +20178,9 @@
           <w:numId w:val="79"/>
         </w:numPr>
       </w:pPr>
-      <w:proofErr w:type="spellStart"/>
-      <w:r>
-        <w:t>Funcionamiento</w:t>
-      </w:r>
-      <w:proofErr w:type="spellEnd"/>
-      <w:r>
-        <w:t xml:space="preserve"> </w:t>
-      </w:r>
-      <w:proofErr w:type="spellStart"/>
-      <w:r>
-        <w:t>completo</w:t>
-      </w:r>
-      <w:proofErr w:type="spellEnd"/>
-      <w:r>
-        <w:t xml:space="preserve"> del </w:t>
-      </w:r>
-      <w:proofErr w:type="spellStart"/>
-      <w:r>
-        <w:t>sistema</w:t>
-      </w:r>
-      <w:proofErr w:type="spellEnd"/>
+      <w:r>
+        <w:t>Funcionamiento completo del sistema</w:t>
+      </w:r>
     </w:p>
     <w:p>
       <w:pPr>
@@ -22901,7 +20217,7 @@
           <w:lang w:val="es-CO"/>
         </w:rPr>
       </w:pPr>
-      <w:bookmarkStart w:id="56" w:name="_Toc227775855"/>
+      <w:bookmarkStart w:id="57" w:name="_Toc227863863"/>
       <w:r>
         <w:rPr>
           <w:lang w:val="es-CO"/>
@@ -22926,7 +20242,7 @@
         </w:rPr>
         <w:t>Pruebas Post-Despliegue</w:t>
       </w:r>
-      <w:bookmarkEnd w:id="56"/>
+      <w:bookmarkEnd w:id="57"/>
     </w:p>
     <w:p>
       <w:pPr>
@@ -23058,33 +20374,11 @@
           <w:lang w:val="es-CO"/>
         </w:rPr>
       </w:pPr>
-      <w:proofErr w:type="spellStart"/>
-      <w:r>
-        <w:rPr>
-          <w:lang w:val="es-CO"/>
-        </w:rPr>
-        <w:t>Flutter</w:t>
-      </w:r>
-      <w:proofErr w:type="spellEnd"/>
-      <w:r>
-        <w:rPr>
-          <w:lang w:val="es-CO"/>
-        </w:rPr>
-        <w:t xml:space="preserve"> permite generar nuevas versiones fácilmente mediante </w:t>
-      </w:r>
-      <w:proofErr w:type="spellStart"/>
-      <w:r>
-        <w:rPr>
-          <w:lang w:val="es-CO"/>
-        </w:rPr>
-        <w:t>recompilación</w:t>
-      </w:r>
-      <w:proofErr w:type="spellEnd"/>
-      <w:r>
-        <w:rPr>
-          <w:lang w:val="es-CO"/>
-        </w:rPr>
-        <w:t>.</w:t>
+      <w:r>
+        <w:rPr>
+          <w:lang w:val="es-CO"/>
+        </w:rPr>
+        <w:t>Flutter permite generar nuevas versiones fácilmente mediante recompilación.</w:t>
       </w:r>
     </w:p>
     <w:p>
@@ -23097,7 +20391,7 @@
           <w:lang w:val="es-CO"/>
         </w:rPr>
       </w:pPr>
-      <w:bookmarkStart w:id="57" w:name="_Toc227775856"/>
+      <w:bookmarkStart w:id="58" w:name="_Toc227863864"/>
       <w:r>
         <w:rPr>
           <w:lang w:val="es-CO"/>
@@ -23122,7 +20416,7 @@
         </w:rPr>
         <w:t>Mantenimiento y Actualizaciones</w:t>
       </w:r>
-      <w:bookmarkEnd w:id="57"/>
+      <w:bookmarkEnd w:id="58"/>
     </w:p>
     <w:p>
       <w:pPr>
@@ -23256,33 +20550,11 @@
           <w:lang w:val="es-CO"/>
         </w:rPr>
       </w:pPr>
-      <w:proofErr w:type="spellStart"/>
-      <w:r>
-        <w:rPr>
-          <w:lang w:val="es-CO"/>
-        </w:rPr>
-        <w:t>Flutter</w:t>
-      </w:r>
-      <w:proofErr w:type="spellEnd"/>
-      <w:r>
-        <w:rPr>
-          <w:lang w:val="es-CO"/>
-        </w:rPr>
-        <w:t xml:space="preserve"> permite generar nuevas versiones fácilmente mediante </w:t>
-      </w:r>
-      <w:proofErr w:type="spellStart"/>
-      <w:r>
-        <w:rPr>
-          <w:lang w:val="es-CO"/>
-        </w:rPr>
-        <w:t>recompilación</w:t>
-      </w:r>
-      <w:proofErr w:type="spellEnd"/>
-      <w:r>
-        <w:rPr>
-          <w:lang w:val="es-CO"/>
-        </w:rPr>
-        <w:t>.</w:t>
+      <w:r>
+        <w:rPr>
+          <w:lang w:val="es-CO"/>
+        </w:rPr>
+        <w:t>Flutter permite generar nuevas versiones fácilmente mediante recompilación.</w:t>
       </w:r>
     </w:p>
     <w:p>
@@ -23324,55 +20596,27 @@
         <w:rPr>
           <w:lang w:val="es-CO"/>
         </w:rPr>
-        <w:t xml:space="preserve">El proceso de despliegue de la aplicación </w:t>
-      </w:r>
-      <w:proofErr w:type="spellStart"/>
-      <w:r>
-        <w:rPr>
-          <w:lang w:val="es-CO"/>
-        </w:rPr>
-        <w:t>Flutter</w:t>
-      </w:r>
-      <w:proofErr w:type="spellEnd"/>
-      <w:r>
-        <w:rPr>
-          <w:lang w:val="es-CO"/>
-        </w:rPr>
-        <w:t xml:space="preserve"> de SENA Contigo permite llevar el sistema a un entorno real, garantizando su uso por parte de los usuarios finales.</w:t>
-      </w:r>
-    </w:p>
-    <w:p>
-      <w:pPr>
-        <w:rPr>
-          <w:lang w:val="es-CO"/>
-        </w:rPr>
-      </w:pPr>
-    </w:p>
-    <w:p>
-      <w:pPr>
-        <w:rPr>
-          <w:lang w:val="es-CO"/>
-        </w:rPr>
-      </w:pPr>
-      <w:r>
-        <w:rPr>
-          <w:lang w:val="es-CO"/>
-        </w:rPr>
-        <w:t xml:space="preserve">La generación de </w:t>
-      </w:r>
-      <w:proofErr w:type="spellStart"/>
-      <w:r>
-        <w:rPr>
-          <w:lang w:val="es-CO"/>
-        </w:rPr>
-        <w:t>APKs</w:t>
-      </w:r>
-      <w:proofErr w:type="spellEnd"/>
-      <w:r>
-        <w:rPr>
-          <w:lang w:val="es-CO"/>
-        </w:rPr>
-        <w:t>, la firma digital y la integración con la API en producción aseguran una aplicación segura, funcional y lista para su distribución.</w:t>
+        <w:t>El proceso de despliegue de la aplicación Flutter de SENA Contigo permite llevar el sistema a un entorno real, garantizando su uso por parte de los usuarios finales.</w:t>
+      </w:r>
+    </w:p>
+    <w:p>
+      <w:pPr>
+        <w:rPr>
+          <w:lang w:val="es-CO"/>
+        </w:rPr>
+      </w:pPr>
+    </w:p>
+    <w:p>
+      <w:pPr>
+        <w:rPr>
+          <w:lang w:val="es-CO"/>
+        </w:rPr>
+      </w:pPr>
+      <w:r>
+        <w:rPr>
+          <w:lang w:val="es-CO"/>
+        </w:rPr>
+        <w:t>La generación de APKs, la firma digital y la integración con la API en producción aseguran una aplicación segura, funcional y lista para su distribución.</w:t>
       </w:r>
     </w:p>
     <w:p>
@@ -23497,28 +20741,14 @@
         </w:rPr>
         <w:t xml:space="preserve"> </w:t>
       </w:r>
-      <w:bookmarkStart w:id="58" w:name="_Toc227775857"/>
-      <w:r>
-        <w:rPr>
-          <w:lang w:val="es-CO"/>
-        </w:rPr>
-        <w:t>Seguridad en la Aplicación (</w:t>
-      </w:r>
-      <w:proofErr w:type="spellStart"/>
-      <w:r>
-        <w:rPr>
-          <w:lang w:val="es-CO"/>
-        </w:rPr>
-        <w:t>Flutter</w:t>
-      </w:r>
-      <w:proofErr w:type="spellEnd"/>
-      <w:r>
-        <w:rPr>
-          <w:lang w:val="es-CO"/>
-        </w:rPr>
-        <w:t>)</w:t>
-      </w:r>
-      <w:bookmarkEnd w:id="58"/>
+      <w:bookmarkStart w:id="59" w:name="_Toc227863865"/>
+      <w:r>
+        <w:rPr>
+          <w:lang w:val="es-CO"/>
+        </w:rPr>
+        <w:t>Seguridad en la Aplicación (Flutter)</w:t>
+      </w:r>
+      <w:bookmarkEnd w:id="59"/>
     </w:p>
     <w:p>
       <w:pPr>
@@ -23582,7 +20812,7 @@
           <w:lang w:val="es-CO"/>
         </w:rPr>
       </w:pPr>
-      <w:bookmarkStart w:id="59" w:name="_Toc227775858"/>
+      <w:bookmarkStart w:id="60" w:name="_Toc227863866"/>
       <w:r>
         <w:rPr>
           <w:lang w:val="es-CO"/>
@@ -23601,60 +20831,32 @@
         </w:rPr>
         <w:t xml:space="preserve">. </w:t>
       </w:r>
-      <w:bookmarkEnd w:id="59"/>
       <w:r>
         <w:rPr>
           <w:lang w:val="es-CO"/>
         </w:rPr>
         <w:t>Autenticación de Usuarios</w:t>
       </w:r>
-    </w:p>
-    <w:p>
-      <w:pPr>
-        <w:rPr>
-          <w:lang w:val="es-CO"/>
-        </w:rPr>
-      </w:pPr>
-    </w:p>
-    <w:p>
-      <w:pPr>
-        <w:rPr>
-          <w:lang w:val="es-CO"/>
-        </w:rPr>
-      </w:pPr>
-      <w:r>
-        <w:rPr>
-          <w:lang w:val="es-CO"/>
-        </w:rPr>
-        <w:t xml:space="preserve">El sistema implementa autenticación basada en </w:t>
-      </w:r>
-      <w:proofErr w:type="spellStart"/>
-      <w:r>
-        <w:rPr>
-          <w:lang w:val="es-CO"/>
-        </w:rPr>
-        <w:t>tokens</w:t>
-      </w:r>
-      <w:proofErr w:type="spellEnd"/>
-      <w:r>
-        <w:rPr>
-          <w:lang w:val="es-CO"/>
-        </w:rPr>
-        <w:t xml:space="preserve"> mediante JSON Web </w:t>
-      </w:r>
-      <w:proofErr w:type="spellStart"/>
-      <w:r>
-        <w:rPr>
-          <w:lang w:val="es-CO"/>
-        </w:rPr>
-        <w:t>Token</w:t>
-      </w:r>
-      <w:proofErr w:type="spellEnd"/>
-      <w:r>
-        <w:rPr>
-          <w:lang w:val="es-CO"/>
-        </w:rPr>
-        <w:t xml:space="preserve"> (JWT).</w:t>
+      <w:bookmarkEnd w:id="60"/>
+    </w:p>
+    <w:p>
+      <w:pPr>
+        <w:rPr>
+          <w:lang w:val="es-CO"/>
+        </w:rPr>
+      </w:pPr>
+    </w:p>
+    <w:p>
+      <w:pPr>
+        <w:rPr>
+          <w:lang w:val="es-CO"/>
+        </w:rPr>
+      </w:pPr>
+      <w:r>
+        <w:rPr>
+          <w:lang w:val="es-CO"/>
+        </w:rPr>
+        <w:t>El sistema implementa autenticación basada en tokens mediante JSON Web Token (JWT).</w:t>
       </w:r>
     </w:p>
     <w:p>
@@ -23735,16 +20937,8 @@
         <w:rPr>
           <w:lang w:val="es-CO"/>
         </w:rPr>
-        <w:t xml:space="preserve">La API valida los datos y genera un </w:t>
-      </w:r>
-      <w:proofErr w:type="spellStart"/>
-      <w:r>
-        <w:rPr>
-          <w:lang w:val="es-CO"/>
-        </w:rPr>
-        <w:t>token</w:t>
-      </w:r>
-      <w:proofErr w:type="spellEnd"/>
+        <w:t>La API valida los datos y genera un token</w:t>
+      </w:r>
     </w:p>
     <w:p>
       <w:pPr>
@@ -23761,21 +20955,7 @@
         <w:rPr>
           <w:lang w:val="es-CO"/>
         </w:rPr>
-        <w:t xml:space="preserve">El </w:t>
-      </w:r>
-      <w:proofErr w:type="spellStart"/>
-      <w:r>
-        <w:rPr>
-          <w:lang w:val="es-CO"/>
-        </w:rPr>
-        <w:t>token</w:t>
-      </w:r>
-      <w:proofErr w:type="spellEnd"/>
-      <w:r>
-        <w:rPr>
-          <w:lang w:val="es-CO"/>
-        </w:rPr>
-        <w:t xml:space="preserve"> es almacenado en la aplicación</w:t>
+        <w:t>El token es almacenado en la aplicación</w:t>
       </w:r>
     </w:p>
     <w:p>
@@ -23907,7 +21087,7 @@
           <w:lang w:val="es-CO"/>
         </w:rPr>
       </w:pPr>
-      <w:bookmarkStart w:id="60" w:name="_Toc227775859"/>
+      <w:bookmarkStart w:id="61" w:name="_Toc227863867"/>
       <w:r>
         <w:rPr>
           <w:lang w:val="es-CO"/>
@@ -23927,68 +21107,32 @@
         </w:rPr>
         <w:t xml:space="preserve">. </w:t>
       </w:r>
-      <w:bookmarkEnd w:id="60"/>
-      <w:r>
-        <w:rPr>
-          <w:lang w:val="es-CO"/>
-        </w:rPr>
-        <w:t xml:space="preserve">Manejo de </w:t>
-      </w:r>
-      <w:proofErr w:type="spellStart"/>
-      <w:r>
-        <w:rPr>
-          <w:lang w:val="es-CO"/>
-        </w:rPr>
-        <w:t>Tokens</w:t>
-      </w:r>
-      <w:proofErr w:type="spellEnd"/>
-    </w:p>
-    <w:p>
-      <w:pPr>
-        <w:rPr>
-          <w:lang w:val="es-CO"/>
-        </w:rPr>
-      </w:pPr>
-    </w:p>
-    <w:p>
-      <w:pPr>
-        <w:rPr>
-          <w:lang w:val="es-CO"/>
-        </w:rPr>
-      </w:pPr>
-      <w:r>
-        <w:rPr>
-          <w:lang w:val="es-CO"/>
-        </w:rPr>
-        <w:t xml:space="preserve">El </w:t>
-      </w:r>
-      <w:proofErr w:type="spellStart"/>
-      <w:r>
-        <w:rPr>
-          <w:lang w:val="es-CO"/>
-        </w:rPr>
-        <w:t>token</w:t>
-      </w:r>
-      <w:proofErr w:type="spellEnd"/>
-      <w:r>
-        <w:rPr>
-          <w:lang w:val="es-CO"/>
-        </w:rPr>
-        <w:t xml:space="preserve"> de autenticación es gestionado desde el </w:t>
-      </w:r>
-      <w:proofErr w:type="spellStart"/>
-      <w:r>
-        <w:rPr>
-          <w:lang w:val="es-CO"/>
-        </w:rPr>
-        <w:t>ReactController</w:t>
-      </w:r>
-      <w:proofErr w:type="spellEnd"/>
-      <w:r>
-        <w:rPr>
-          <w:lang w:val="es-CO"/>
-        </w:rPr>
-        <w:t>.</w:t>
+      <w:r>
+        <w:rPr>
+          <w:lang w:val="es-CO"/>
+        </w:rPr>
+        <w:t>Manejo de Tokens</w:t>
+      </w:r>
+      <w:bookmarkEnd w:id="61"/>
+    </w:p>
+    <w:p>
+      <w:pPr>
+        <w:rPr>
+          <w:lang w:val="es-CO"/>
+        </w:rPr>
+      </w:pPr>
+    </w:p>
+    <w:p>
+      <w:pPr>
+        <w:rPr>
+          <w:lang w:val="es-CO"/>
+        </w:rPr>
+      </w:pPr>
+      <w:r>
+        <w:rPr>
+          <w:lang w:val="es-CO"/>
+        </w:rPr>
+        <w:t>El token de autenticación es gestionado desde el ReactController.</w:t>
       </w:r>
     </w:p>
     <w:p>
@@ -24033,16 +21177,8 @@
         <w:rPr>
           <w:lang w:val="es-CO"/>
         </w:rPr>
-        <w:t xml:space="preserve">Almacenamiento del </w:t>
-      </w:r>
-      <w:proofErr w:type="spellStart"/>
-      <w:r>
-        <w:rPr>
-          <w:lang w:val="es-CO"/>
-        </w:rPr>
-        <w:t>token</w:t>
-      </w:r>
-      <w:proofErr w:type="spellEnd"/>
+        <w:t>Almacenamiento del token</w:t>
+      </w:r>
     </w:p>
     <w:p>
       <w:pPr>
@@ -24059,21 +21195,7 @@
         <w:rPr>
           <w:lang w:val="es-CO"/>
         </w:rPr>
-        <w:t xml:space="preserve">Envío del </w:t>
-      </w:r>
-      <w:proofErr w:type="spellStart"/>
-      <w:r>
-        <w:rPr>
-          <w:lang w:val="es-CO"/>
-        </w:rPr>
-        <w:t>token</w:t>
-      </w:r>
-      <w:proofErr w:type="spellEnd"/>
-      <w:r>
-        <w:rPr>
-          <w:lang w:val="es-CO"/>
-        </w:rPr>
-        <w:t xml:space="preserve"> en cada petición HTTP</w:t>
+        <w:t>Envío del token en cada petición HTTP</w:t>
       </w:r>
     </w:p>
     <w:p>
@@ -24091,38 +21213,19 @@
         <w:rPr>
           <w:lang w:val="es-CO"/>
         </w:rPr>
-        <w:t xml:space="preserve">Eliminación del </w:t>
-      </w:r>
-      <w:proofErr w:type="spellStart"/>
-      <w:r>
-        <w:rPr>
-          <w:lang w:val="es-CO"/>
-        </w:rPr>
-        <w:t>token</w:t>
-      </w:r>
-      <w:proofErr w:type="spellEnd"/>
-      <w:r>
-        <w:rPr>
-          <w:lang w:val="es-CO"/>
-        </w:rPr>
-        <w:t xml:space="preserve"> en el cierre de sesión</w:t>
-      </w:r>
-    </w:p>
-    <w:p>
-      <w:pPr>
-        <w:rPr>
-          <w:lang w:val="es-CO"/>
-        </w:rPr>
-      </w:pPr>
-    </w:p>
-    <w:p>
-      <w:proofErr w:type="spellStart"/>
-      <w:r>
-        <w:t>Ejemplo</w:t>
-      </w:r>
-      <w:proofErr w:type="spellEnd"/>
-      <w:r>
-        <w:t>:</w:t>
+        <w:t>Eliminación del token en el cierre de sesión</w:t>
+      </w:r>
+    </w:p>
+    <w:p>
+      <w:pPr>
+        <w:rPr>
+          <w:lang w:val="es-CO"/>
+        </w:rPr>
+      </w:pPr>
+    </w:p>
+    <w:p>
+      <w:r>
+        <w:t>Ejemplo:</w:t>
       </w:r>
     </w:p>
     <w:p/>
@@ -24205,7 +21308,7 @@
           <w:lang w:val="es-CO"/>
         </w:rPr>
       </w:pPr>
-      <w:bookmarkStart w:id="61" w:name="_Toc227775860"/>
+      <w:bookmarkStart w:id="62" w:name="_Toc227863868"/>
       <w:r>
         <w:rPr>
           <w:lang w:val="es-CO"/>
@@ -24224,13 +21327,13 @@
         </w:rPr>
         <w:t xml:space="preserve">. </w:t>
       </w:r>
-      <w:bookmarkEnd w:id="61"/>
       <w:r>
         <w:rPr>
           <w:lang w:val="es-CO"/>
         </w:rPr>
         <w:t>Almacenamiento Seguro (Local)</w:t>
       </w:r>
+      <w:bookmarkEnd w:id="62"/>
     </w:p>
     <w:p>
       <w:pPr>
@@ -24251,7 +21354,6 @@
         </w:rPr>
         <w:t xml:space="preserve">En caso de utilizar almacenamiento local (como </w:t>
       </w:r>
-      <w:proofErr w:type="spellStart"/>
       <w:r>
         <w:rPr>
           <w:b/>
@@ -24259,7 +21361,6 @@
         </w:rPr>
         <w:t>GetStorage</w:t>
       </w:r>
-      <w:proofErr w:type="spellEnd"/>
       <w:r>
         <w:rPr>
           <w:lang w:val="es-CO"/>
@@ -24307,21 +21408,7 @@
         <w:rPr>
           <w:lang w:val="es-CO"/>
         </w:rPr>
-        <w:t xml:space="preserve">Guardar únicamente </w:t>
-      </w:r>
-      <w:proofErr w:type="spellStart"/>
-      <w:r>
-        <w:rPr>
-          <w:lang w:val="es-CO"/>
-        </w:rPr>
-        <w:t>tokens</w:t>
-      </w:r>
-      <w:proofErr w:type="spellEnd"/>
-      <w:r>
-        <w:rPr>
-          <w:lang w:val="es-CO"/>
-        </w:rPr>
-        <w:t xml:space="preserve"> necesarios</w:t>
+        <w:t>Guardar únicamente tokens necesarios</w:t>
       </w:r>
     </w:p>
     <w:p>
@@ -24365,7 +21452,7 @@
           <w:lang w:val="es-CO"/>
         </w:rPr>
       </w:pPr>
-      <w:bookmarkStart w:id="62" w:name="_Toc227775861"/>
+      <w:bookmarkStart w:id="63" w:name="_Toc227863869"/>
       <w:r>
         <w:rPr>
           <w:lang w:val="es-CO"/>
@@ -24384,46 +21471,32 @@
         </w:rPr>
         <w:t xml:space="preserve">. </w:t>
       </w:r>
-      <w:bookmarkEnd w:id="62"/>
       <w:r>
         <w:rPr>
           <w:lang w:val="es-CO"/>
         </w:rPr>
         <w:t>Comunicación Segura (HTTPS)</w:t>
       </w:r>
-    </w:p>
-    <w:p>
-      <w:pPr>
-        <w:rPr>
-          <w:lang w:val="es-CO"/>
-        </w:rPr>
-      </w:pPr>
-    </w:p>
-    <w:p>
-      <w:pPr>
-        <w:rPr>
-          <w:lang w:val="es-CO"/>
-        </w:rPr>
-      </w:pPr>
-      <w:r>
-        <w:rPr>
-          <w:lang w:val="es-CO"/>
-        </w:rPr>
-        <w:t xml:space="preserve">La comunicación entre la aplicación </w:t>
-      </w:r>
-      <w:proofErr w:type="spellStart"/>
-      <w:r>
-        <w:rPr>
-          <w:lang w:val="es-CO"/>
-        </w:rPr>
-        <w:t>Flutter</w:t>
-      </w:r>
-      <w:proofErr w:type="spellEnd"/>
-      <w:r>
-        <w:rPr>
-          <w:lang w:val="es-CO"/>
-        </w:rPr>
-        <w:t xml:space="preserve"> y la API REST se realiza mediante el protocolo HTTPS.</w:t>
+      <w:bookmarkEnd w:id="63"/>
+    </w:p>
+    <w:p>
+      <w:pPr>
+        <w:rPr>
+          <w:lang w:val="es-CO"/>
+        </w:rPr>
+      </w:pPr>
+    </w:p>
+    <w:p>
+      <w:pPr>
+        <w:rPr>
+          <w:lang w:val="es-CO"/>
+        </w:rPr>
+      </w:pPr>
+      <w:r>
+        <w:rPr>
+          <w:lang w:val="es-CO"/>
+        </w:rPr>
+        <w:t>La comunicación entre la aplicación Flutter y la API REST se realiza mediante el protocolo HTTPS.</w:t>
       </w:r>
     </w:p>
     <w:p>
@@ -24530,7 +21603,7 @@
           <w:lang w:val="es-CO"/>
         </w:rPr>
       </w:pPr>
-      <w:bookmarkStart w:id="63" w:name="_Toc227775862"/>
+      <w:bookmarkStart w:id="64" w:name="_Toc227863870"/>
       <w:r>
         <w:rPr>
           <w:lang w:val="es-CO"/>
@@ -24556,7 +21629,6 @@
         </w:rPr>
         <w:t>.</w:t>
       </w:r>
-      <w:bookmarkEnd w:id="63"/>
       <w:r>
         <w:rPr>
           <w:lang w:val="es-CO"/>
@@ -24569,6 +21641,7 @@
         </w:rPr>
         <w:t>Control de Acceso por Roles</w:t>
       </w:r>
+      <w:bookmarkEnd w:id="64"/>
     </w:p>
     <w:p>
       <w:pPr>
@@ -24688,49 +21761,27 @@
         <w:rPr>
           <w:lang w:val="es-CO"/>
         </w:rPr>
-        <w:t xml:space="preserve">Esto se gestiona desde el </w:t>
-      </w:r>
-      <w:proofErr w:type="spellStart"/>
-      <w:r>
-        <w:rPr>
-          <w:lang w:val="es-CO"/>
-        </w:rPr>
-        <w:t>ReactController</w:t>
-      </w:r>
-      <w:proofErr w:type="spellEnd"/>
-      <w:r>
-        <w:rPr>
-          <w:lang w:val="es-CO"/>
-        </w:rPr>
-        <w:t xml:space="preserve"> mediante funciones como:</w:t>
-      </w:r>
-    </w:p>
-    <w:p>
-      <w:pPr>
-        <w:rPr>
-          <w:lang w:val="es-CO"/>
-        </w:rPr>
-      </w:pPr>
-    </w:p>
-    <w:p>
-      <w:pPr>
-        <w:rPr>
-          <w:lang w:val="es-CO"/>
-        </w:rPr>
-      </w:pPr>
-      <w:proofErr w:type="spellStart"/>
-      <w:r>
-        <w:rPr>
-          <w:lang w:val="es-CO"/>
-        </w:rPr>
-        <w:t>hasRole</w:t>
-      </w:r>
-      <w:proofErr w:type="spellEnd"/>
-      <w:r>
-        <w:rPr>
-          <w:lang w:val="es-CO"/>
-        </w:rPr>
-        <w:t>("ADMIN")</w:t>
+        <w:t>Esto se gestiona desde el ReactController mediante funciones como:</w:t>
+      </w:r>
+    </w:p>
+    <w:p>
+      <w:pPr>
+        <w:rPr>
+          <w:lang w:val="es-CO"/>
+        </w:rPr>
+      </w:pPr>
+    </w:p>
+    <w:p>
+      <w:pPr>
+        <w:rPr>
+          <w:lang w:val="es-CO"/>
+        </w:rPr>
+      </w:pPr>
+      <w:r>
+        <w:rPr>
+          <w:lang w:val="es-CO"/>
+        </w:rPr>
+        <w:t>hasRole("ADMIN")</w:t>
       </w:r>
     </w:p>
     <w:p>
@@ -24837,7 +21888,7 @@
           <w:lang w:val="es-CO"/>
         </w:rPr>
       </w:pPr>
-      <w:bookmarkStart w:id="64" w:name="_Toc227775863"/>
+      <w:bookmarkStart w:id="65" w:name="_Toc227863871"/>
       <w:r>
         <w:rPr>
           <w:lang w:val="es-CO"/>
@@ -24862,60 +21913,32 @@
         </w:rPr>
         <w:t xml:space="preserve"> </w:t>
       </w:r>
-      <w:bookmarkEnd w:id="64"/>
       <w:r>
         <w:rPr>
           <w:lang w:val="es-CO"/>
         </w:rPr>
         <w:t>Validación de Datos</w:t>
       </w:r>
-    </w:p>
-    <w:p>
-      <w:pPr>
-        <w:rPr>
-          <w:lang w:val="es-CO"/>
-        </w:rPr>
-      </w:pPr>
-    </w:p>
-    <w:p>
-      <w:pPr>
-        <w:rPr>
-          <w:lang w:val="es-CO"/>
-        </w:rPr>
-      </w:pPr>
-      <w:r>
-        <w:rPr>
-          <w:lang w:val="es-CO"/>
-        </w:rPr>
-        <w:t xml:space="preserve">La aplicación realiza validaciones tanto en </w:t>
-      </w:r>
-      <w:proofErr w:type="spellStart"/>
-      <w:r>
-        <w:rPr>
-          <w:lang w:val="es-CO"/>
-        </w:rPr>
-        <w:t>frontend</w:t>
-      </w:r>
-      <w:proofErr w:type="spellEnd"/>
-      <w:r>
-        <w:rPr>
-          <w:lang w:val="es-CO"/>
-        </w:rPr>
-        <w:t xml:space="preserve"> como en </w:t>
-      </w:r>
-      <w:proofErr w:type="spellStart"/>
-      <w:r>
-        <w:rPr>
-          <w:lang w:val="es-CO"/>
-        </w:rPr>
-        <w:t>backend</w:t>
-      </w:r>
-      <w:proofErr w:type="spellEnd"/>
-      <w:r>
-        <w:rPr>
-          <w:lang w:val="es-CO"/>
-        </w:rPr>
-        <w:t>.</w:t>
+      <w:bookmarkEnd w:id="65"/>
+    </w:p>
+    <w:p>
+      <w:pPr>
+        <w:rPr>
+          <w:lang w:val="es-CO"/>
+        </w:rPr>
+      </w:pPr>
+    </w:p>
+    <w:p>
+      <w:pPr>
+        <w:rPr>
+          <w:lang w:val="es-CO"/>
+        </w:rPr>
+      </w:pPr>
+      <w:r>
+        <w:rPr>
+          <w:lang w:val="es-CO"/>
+        </w:rPr>
+        <w:t>La aplicación realiza validaciones tanto en frontend como en backend.</w:t>
       </w:r>
     </w:p>
     <w:p>
@@ -25135,7 +22158,7 @@
           <w:lang w:val="es-CO"/>
         </w:rPr>
       </w:pPr>
-      <w:bookmarkStart w:id="65" w:name="_Toc227775864"/>
+      <w:bookmarkStart w:id="66" w:name="_Toc227863872"/>
       <w:r>
         <w:rPr>
           <w:lang w:val="es-CO"/>
@@ -25161,13 +22184,13 @@
         </w:rPr>
         <w:t xml:space="preserve"> </w:t>
       </w:r>
-      <w:bookmarkEnd w:id="65"/>
       <w:r>
         <w:rPr>
           <w:lang w:val="es-CO"/>
         </w:rPr>
         <w:t>Cierre de Sesión Seguro</w:t>
       </w:r>
+      <w:bookmarkEnd w:id="66"/>
     </w:p>
     <w:p>
       <w:pPr>
@@ -25204,30 +22227,12 @@
           <w:lang w:val="es-CO"/>
         </w:rPr>
       </w:pPr>
-      <w:proofErr w:type="spellStart"/>
-      <w:proofErr w:type="gramStart"/>
       <w:r>
         <w:rPr>
           <w:b/>
           <w:lang w:val="es-CO"/>
         </w:rPr>
-        <w:t>logout</w:t>
-      </w:r>
-      <w:proofErr w:type="spellEnd"/>
-      <w:r>
-        <w:rPr>
-          <w:b/>
-          <w:lang w:val="es-CO"/>
-        </w:rPr>
-        <w:t>(</w:t>
-      </w:r>
-      <w:proofErr w:type="gramEnd"/>
-      <w:r>
-        <w:rPr>
-          <w:b/>
-          <w:lang w:val="es-CO"/>
-        </w:rPr>
-        <w:t>);</w:t>
+        <w:t>logout();</w:t>
       </w:r>
     </w:p>
     <w:p>
@@ -25268,14 +22273,12 @@
           <w:lang w:val="es-CO"/>
         </w:rPr>
       </w:pPr>
-      <w:proofErr w:type="spellStart"/>
       <w:r>
         <w:rPr>
           <w:lang w:val="es-CO"/>
         </w:rPr>
         <w:t>Token</w:t>
       </w:r>
-      <w:proofErr w:type="spellEnd"/>
     </w:p>
     <w:p>
       <w:pPr>
@@ -25356,6 +22359,7 @@
           <w:lang w:val="es-CO"/>
         </w:rPr>
       </w:pPr>
+      <w:bookmarkStart w:id="67" w:name="_Toc227863873"/>
       <w:r>
         <w:rPr>
           <w:lang w:val="es-CO"/>
@@ -25380,39 +22384,26 @@
         </w:rPr>
         <w:t>Protección de Código</w:t>
       </w:r>
-    </w:p>
-    <w:p>
-      <w:pPr>
-        <w:rPr>
-          <w:lang w:val="es-CO"/>
-        </w:rPr>
-      </w:pPr>
-    </w:p>
-    <w:p>
-      <w:pPr>
-        <w:rPr>
-          <w:lang w:val="es-CO"/>
-        </w:rPr>
-      </w:pPr>
-      <w:r>
-        <w:rPr>
-          <w:lang w:val="es-CO"/>
-        </w:rPr>
-        <w:t xml:space="preserve">Aunque </w:t>
-      </w:r>
-      <w:proofErr w:type="spellStart"/>
-      <w:r>
-        <w:rPr>
-          <w:lang w:val="es-CO"/>
-        </w:rPr>
-        <w:t>Flutter</w:t>
-      </w:r>
-      <w:proofErr w:type="spellEnd"/>
-      <w:r>
-        <w:rPr>
-          <w:lang w:val="es-CO"/>
-        </w:rPr>
-        <w:t xml:space="preserve"> compila a código nativo, se aplican buenas prácticas como:</w:t>
+      <w:bookmarkEnd w:id="67"/>
+    </w:p>
+    <w:p>
+      <w:pPr>
+        <w:rPr>
+          <w:lang w:val="es-CO"/>
+        </w:rPr>
+      </w:pPr>
+    </w:p>
+    <w:p>
+      <w:pPr>
+        <w:rPr>
+          <w:lang w:val="es-CO"/>
+        </w:rPr>
+      </w:pPr>
+      <w:r>
+        <w:rPr>
+          <w:lang w:val="es-CO"/>
+        </w:rPr>
+        <w:t>Aunque Flutter compila a código nativo, se aplican buenas prácticas como:</w:t>
       </w:r>
     </w:p>
     <w:p>
@@ -25437,16 +22428,8 @@
         <w:rPr>
           <w:lang w:val="es-CO"/>
         </w:rPr>
-        <w:t xml:space="preserve">Uso de variables de entorno para </w:t>
-      </w:r>
-      <w:proofErr w:type="spellStart"/>
-      <w:r>
-        <w:rPr>
-          <w:lang w:val="es-CO"/>
-        </w:rPr>
-        <w:t>endpoints</w:t>
-      </w:r>
-      <w:proofErr w:type="spellEnd"/>
+        <w:t>Uso de variables de entorno para endpoints</w:t>
+      </w:r>
     </w:p>
     <w:p>
       <w:pPr>
@@ -25572,8 +22555,6 @@
         </w:rPr>
         <w:t>Estas medidas aseguran que la información de los usuarios esté protegida y que el sistema funcione de manera segura en entornos reales.</w:t>
       </w:r>
-      <w:bookmarkStart w:id="66" w:name="_GoBack"/>
-      <w:bookmarkEnd w:id="66"/>
     </w:p>
     <w:sectPr>
       <w:headerReference w:type="default" r:id="rId23"/>
@@ -25764,7 +22745,7 @@
         <w:szCs w:val="20"/>
         <w:lang w:val="es-ES"/>
       </w:rPr>
-      <w:t>42</w:t>
+      <w:t>4</w:t>
     </w:r>
     <w:r>
       <w:rPr>

--- a/Manual Técnico Sena Contigo Flutter.docx
+++ b/Manual Técnico Sena Contigo Flutter.docx
@@ -454,15 +454,7 @@
             <w:rPr>
               <w:lang w:val="es-ES"/>
             </w:rPr>
-            <w:t>Conte</w:t>
-          </w:r>
-          <w:bookmarkStart w:id="4" w:name="_GoBack"/>
-          <w:bookmarkEnd w:id="4"/>
-          <w:r>
-            <w:rPr>
-              <w:lang w:val="es-ES"/>
-            </w:rPr>
-            <w:t>nido</w:t>
+            <w:t>Contenido</w:t>
           </w:r>
         </w:p>
         <w:p>
@@ -4732,16 +4724,16 @@
           <w:lang w:val="es-CO"/>
         </w:rPr>
       </w:pPr>
-      <w:bookmarkStart w:id="5" w:name="_ax1x1zhwq2zn" w:colFirst="0" w:colLast="0"/>
-      <w:bookmarkStart w:id="6" w:name="_vwjrlqj1xbra" w:colFirst="0" w:colLast="0"/>
-      <w:bookmarkStart w:id="7" w:name="_y08g5p1mcji3" w:colFirst="0" w:colLast="0"/>
-      <w:bookmarkStart w:id="8" w:name="_ck2y9nizskrd" w:colFirst="0" w:colLast="0"/>
-      <w:bookmarkStart w:id="9" w:name="_b87v2yljygwa" w:colFirst="0" w:colLast="0"/>
+      <w:bookmarkStart w:id="4" w:name="_ax1x1zhwq2zn" w:colFirst="0" w:colLast="0"/>
+      <w:bookmarkStart w:id="5" w:name="_vwjrlqj1xbra" w:colFirst="0" w:colLast="0"/>
+      <w:bookmarkStart w:id="6" w:name="_y08g5p1mcji3" w:colFirst="0" w:colLast="0"/>
+      <w:bookmarkStart w:id="7" w:name="_ck2y9nizskrd" w:colFirst="0" w:colLast="0"/>
+      <w:bookmarkStart w:id="8" w:name="_b87v2yljygwa" w:colFirst="0" w:colLast="0"/>
+      <w:bookmarkEnd w:id="4"/>
       <w:bookmarkEnd w:id="5"/>
       <w:bookmarkEnd w:id="6"/>
       <w:bookmarkEnd w:id="7"/>
       <w:bookmarkEnd w:id="8"/>
-      <w:bookmarkEnd w:id="9"/>
     </w:p>
     <w:p>
       <w:pPr>
@@ -4758,12 +4750,12 @@
           <w:numId w:val="1"/>
         </w:numPr>
       </w:pPr>
-      <w:bookmarkStart w:id="10" w:name="_Toc227863816"/>
+      <w:bookmarkStart w:id="9" w:name="_Toc227863816"/>
       <w:r>
         <w:lastRenderedPageBreak/>
         <w:t>Introducción</w:t>
       </w:r>
-      <w:bookmarkEnd w:id="10"/>
+      <w:bookmarkEnd w:id="9"/>
     </w:p>
     <w:p>
       <w:pPr>
@@ -5244,14 +5236,14 @@
           <w:lang w:val="es-CO"/>
         </w:rPr>
       </w:pPr>
-      <w:bookmarkStart w:id="11" w:name="_Toc227863817"/>
+      <w:bookmarkStart w:id="10" w:name="_Toc227863817"/>
       <w:r>
         <w:rPr>
           <w:lang w:val="es-CO"/>
         </w:rPr>
         <w:t>2. Objetivo</w:t>
       </w:r>
-      <w:bookmarkEnd w:id="11"/>
+      <w:bookmarkEnd w:id="10"/>
     </w:p>
     <w:p>
       <w:pPr>
@@ -5456,7 +5448,7 @@
           <w:lang w:val="es-CO"/>
         </w:rPr>
       </w:pPr>
-      <w:bookmarkStart w:id="12" w:name="_Toc227863818"/>
+      <w:bookmarkStart w:id="11" w:name="_Toc227863818"/>
       <w:r>
         <w:rPr>
           <w:lang w:val="es-CO"/>
@@ -5464,7 +5456,7 @@
         <w:lastRenderedPageBreak/>
         <w:t>3. Alcance</w:t>
       </w:r>
-      <w:bookmarkEnd w:id="12"/>
+      <w:bookmarkEnd w:id="11"/>
     </w:p>
     <w:p>
       <w:pPr>
@@ -6761,14 +6753,14 @@
           <w:lang w:val="es-CO"/>
         </w:rPr>
       </w:pPr>
-      <w:bookmarkStart w:id="13" w:name="_Toc227863819"/>
+      <w:bookmarkStart w:id="12" w:name="_Toc227863819"/>
       <w:r>
         <w:rPr>
           <w:lang w:val="es-CO"/>
         </w:rPr>
         <w:t>4. Ámbito de la Aplicación</w:t>
       </w:r>
-      <w:bookmarkEnd w:id="13"/>
+      <w:bookmarkEnd w:id="12"/>
     </w:p>
     <w:p>
       <w:pPr>
@@ -8293,7 +8285,7 @@
           <w:lang w:val="es-CO"/>
         </w:rPr>
       </w:pPr>
-      <w:bookmarkStart w:id="14" w:name="_Toc227863820"/>
+      <w:bookmarkStart w:id="13" w:name="_Toc227863820"/>
       <w:r>
         <w:rPr>
           <w:lang w:val="es-CO"/>
@@ -8306,7 +8298,7 @@
         </w:rPr>
         <w:t xml:space="preserve"> (API)</w:t>
       </w:r>
-      <w:bookmarkEnd w:id="14"/>
+      <w:bookmarkEnd w:id="13"/>
       <w:r>
         <w:rPr>
           <w:lang w:val="es-CO"/>
@@ -8424,7 +8416,7 @@
           <w:lang w:val="es-CO"/>
         </w:rPr>
       </w:pPr>
-      <w:bookmarkStart w:id="15" w:name="_Toc227863821"/>
+      <w:bookmarkStart w:id="14" w:name="_Toc227863821"/>
       <w:r>
         <w:rPr>
           <w:lang w:val="es-CO"/>
@@ -8438,148 +8430,148 @@
         </w:rPr>
         <w:t>Enfoque Arquitectónico</w:t>
       </w:r>
+      <w:bookmarkEnd w:id="14"/>
+    </w:p>
+    <w:p>
+      <w:pPr>
+        <w:rPr>
+          <w:lang w:val="es-CO"/>
+        </w:rPr>
+      </w:pPr>
+    </w:p>
+    <w:p>
+      <w:pPr>
+        <w:rPr>
+          <w:lang w:val="es-CO"/>
+        </w:rPr>
+      </w:pPr>
+      <w:r>
+        <w:rPr>
+          <w:lang w:val="es-CO"/>
+        </w:rPr>
+        <w:t>La aplicación sigue un enfoque basado en:</w:t>
+      </w:r>
+    </w:p>
+    <w:p>
+      <w:pPr>
+        <w:rPr>
+          <w:lang w:val="es-CO"/>
+        </w:rPr>
+      </w:pPr>
+    </w:p>
+    <w:p>
+      <w:pPr>
+        <w:rPr>
+          <w:lang w:val="es-CO"/>
+        </w:rPr>
+      </w:pPr>
+      <w:r>
+        <w:rPr>
+          <w:lang w:val="es-CO"/>
+        </w:rPr>
+        <w:t>Separación por módulos (views, controllers, api)</w:t>
+      </w:r>
+    </w:p>
+    <w:p>
+      <w:pPr>
+        <w:rPr>
+          <w:lang w:val="es-CO"/>
+        </w:rPr>
+      </w:pPr>
+      <w:r>
+        <w:rPr>
+          <w:lang w:val="es-CO"/>
+        </w:rPr>
+        <w:t>Gestión de estado reactiva</w:t>
+      </w:r>
+    </w:p>
+    <w:p>
+      <w:pPr>
+        <w:rPr>
+          <w:lang w:val="es-CO"/>
+        </w:rPr>
+      </w:pPr>
+      <w:r>
+        <w:rPr>
+          <w:lang w:val="es-CO"/>
+        </w:rPr>
+        <w:t>Control centralizado de datos</w:t>
+      </w:r>
+    </w:p>
+    <w:p>
+      <w:pPr>
+        <w:rPr>
+          <w:lang w:val="es-CO"/>
+        </w:rPr>
+      </w:pPr>
+      <w:r>
+        <w:rPr>
+          <w:lang w:val="es-CO"/>
+        </w:rPr>
+        <w:t>Consumo de API REST</w:t>
+      </w:r>
+    </w:p>
+    <w:p>
+      <w:pPr>
+        <w:rPr>
+          <w:lang w:val="es-CO"/>
+        </w:rPr>
+      </w:pPr>
+    </w:p>
+    <w:p>
+      <w:pPr>
+        <w:rPr>
+          <w:lang w:val="es-CO"/>
+        </w:rPr>
+      </w:pPr>
+      <w:r>
+        <w:rPr>
+          <w:lang w:val="es-CO"/>
+        </w:rPr>
+        <w:t xml:space="preserve">El uso de </w:t>
+      </w:r>
+      <w:r>
+        <w:rPr>
+          <w:b/>
+          <w:lang w:val="es-CO"/>
+        </w:rPr>
+        <w:t>GetX</w:t>
+      </w:r>
+      <w:r>
+        <w:rPr>
+          <w:lang w:val="es-CO"/>
+        </w:rPr>
+        <w:t xml:space="preserve"> permite que cualquier cambio en el controlador se refleje automáticamente en la interfaz de usuario.</w:t>
+      </w:r>
+    </w:p>
+    <w:p>
+      <w:pPr>
+        <w:rPr>
+          <w:lang w:val="es-CO"/>
+        </w:rPr>
+      </w:pPr>
+    </w:p>
+    <w:p>
+      <w:pPr>
+        <w:pStyle w:val="Ttulo2"/>
+        <w:rPr>
+          <w:lang w:val="es-CO"/>
+        </w:rPr>
+      </w:pPr>
+      <w:bookmarkStart w:id="15" w:name="_Toc227863822"/>
+      <w:r>
+        <w:rPr>
+          <w:lang w:val="es-CO"/>
+        </w:rPr>
+        <w:t xml:space="preserve">5.2. </w:t>
+      </w:r>
+      <w:r>
+        <w:rPr>
+          <w:lang w:val="es-CO"/>
+        </w:rPr>
+        <w:t>Inicialización del Controlador</w:t>
+      </w:r>
       <w:bookmarkEnd w:id="15"/>
-    </w:p>
-    <w:p>
-      <w:pPr>
-        <w:rPr>
-          <w:lang w:val="es-CO"/>
-        </w:rPr>
-      </w:pPr>
-    </w:p>
-    <w:p>
-      <w:pPr>
-        <w:rPr>
-          <w:lang w:val="es-CO"/>
-        </w:rPr>
-      </w:pPr>
-      <w:r>
-        <w:rPr>
-          <w:lang w:val="es-CO"/>
-        </w:rPr>
-        <w:t>La aplicación sigue un enfoque basado en:</w:t>
-      </w:r>
-    </w:p>
-    <w:p>
-      <w:pPr>
-        <w:rPr>
-          <w:lang w:val="es-CO"/>
-        </w:rPr>
-      </w:pPr>
-    </w:p>
-    <w:p>
-      <w:pPr>
-        <w:rPr>
-          <w:lang w:val="es-CO"/>
-        </w:rPr>
-      </w:pPr>
-      <w:r>
-        <w:rPr>
-          <w:lang w:val="es-CO"/>
-        </w:rPr>
-        <w:t>Separación por módulos (views, controllers, api)</w:t>
-      </w:r>
-    </w:p>
-    <w:p>
-      <w:pPr>
-        <w:rPr>
-          <w:lang w:val="es-CO"/>
-        </w:rPr>
-      </w:pPr>
-      <w:r>
-        <w:rPr>
-          <w:lang w:val="es-CO"/>
-        </w:rPr>
-        <w:t>Gestión de estado reactiva</w:t>
-      </w:r>
-    </w:p>
-    <w:p>
-      <w:pPr>
-        <w:rPr>
-          <w:lang w:val="es-CO"/>
-        </w:rPr>
-      </w:pPr>
-      <w:r>
-        <w:rPr>
-          <w:lang w:val="es-CO"/>
-        </w:rPr>
-        <w:t>Control centralizado de datos</w:t>
-      </w:r>
-    </w:p>
-    <w:p>
-      <w:pPr>
-        <w:rPr>
-          <w:lang w:val="es-CO"/>
-        </w:rPr>
-      </w:pPr>
-      <w:r>
-        <w:rPr>
-          <w:lang w:val="es-CO"/>
-        </w:rPr>
-        <w:t>Consumo de API REST</w:t>
-      </w:r>
-    </w:p>
-    <w:p>
-      <w:pPr>
-        <w:rPr>
-          <w:lang w:val="es-CO"/>
-        </w:rPr>
-      </w:pPr>
-    </w:p>
-    <w:p>
-      <w:pPr>
-        <w:rPr>
-          <w:lang w:val="es-CO"/>
-        </w:rPr>
-      </w:pPr>
-      <w:r>
-        <w:rPr>
-          <w:lang w:val="es-CO"/>
-        </w:rPr>
-        <w:t xml:space="preserve">El uso de </w:t>
-      </w:r>
-      <w:r>
-        <w:rPr>
-          <w:b/>
-          <w:lang w:val="es-CO"/>
-        </w:rPr>
-        <w:t>GetX</w:t>
-      </w:r>
-      <w:r>
-        <w:rPr>
-          <w:lang w:val="es-CO"/>
-        </w:rPr>
-        <w:t xml:space="preserve"> permite que cualquier cambio en el controlador se refleje automáticamente en la interfaz de usuario.</w:t>
-      </w:r>
-    </w:p>
-    <w:p>
-      <w:pPr>
-        <w:rPr>
-          <w:lang w:val="es-CO"/>
-        </w:rPr>
-      </w:pPr>
-    </w:p>
-    <w:p>
-      <w:pPr>
-        <w:pStyle w:val="Ttulo2"/>
-        <w:rPr>
-          <w:lang w:val="es-CO"/>
-        </w:rPr>
-      </w:pPr>
-      <w:bookmarkStart w:id="16" w:name="_Toc227863822"/>
-      <w:r>
-        <w:rPr>
-          <w:lang w:val="es-CO"/>
-        </w:rPr>
-        <w:t xml:space="preserve">5.2. </w:t>
-      </w:r>
-      <w:r>
-        <w:rPr>
-          <w:lang w:val="es-CO"/>
-        </w:rPr>
-        <w:t>Inicialización del Controlador</w:t>
-      </w:r>
-      <w:bookmarkEnd w:id="16"/>
       <w:r>
         <w:rPr>
           <w:lang w:val="es-CO"/>
@@ -8779,14 +8771,14 @@
           <w:lang w:val="es-CO"/>
         </w:rPr>
       </w:pPr>
-      <w:bookmarkStart w:id="17" w:name="_Toc227863823"/>
+      <w:bookmarkStart w:id="16" w:name="_Toc227863823"/>
       <w:r>
         <w:rPr>
           <w:lang w:val="es-CO"/>
         </w:rPr>
         <w:t>5.3 Variables Reactivas</w:t>
       </w:r>
-      <w:bookmarkEnd w:id="17"/>
+      <w:bookmarkEnd w:id="16"/>
     </w:p>
     <w:p>
       <w:pPr>
@@ -9168,7 +9160,7 @@
           <w:lang w:val="es-CO"/>
         </w:rPr>
       </w:pPr>
-      <w:bookmarkStart w:id="18" w:name="_Toc227863824"/>
+      <w:bookmarkStart w:id="17" w:name="_Toc227863824"/>
       <w:r>
         <w:rPr>
           <w:lang w:val="es-CO"/>
@@ -9181,7 +9173,7 @@
         </w:rPr>
         <w:t>Métodos SET (Actualización de Estado)</w:t>
       </w:r>
-      <w:bookmarkEnd w:id="18"/>
+      <w:bookmarkEnd w:id="17"/>
     </w:p>
     <w:p>
       <w:pPr>
@@ -9392,7 +9384,7 @@
           <w:lang w:val="es-CO"/>
         </w:rPr>
       </w:pPr>
-      <w:bookmarkStart w:id="19" w:name="_Toc227863825"/>
+      <w:bookmarkStart w:id="18" w:name="_Toc227863825"/>
       <w:r>
         <w:rPr>
           <w:lang w:val="es-CO"/>
@@ -9411,7 +9403,7 @@
         </w:rPr>
         <w:t>Métodos GET (Acceso a Datos)</w:t>
       </w:r>
-      <w:bookmarkEnd w:id="19"/>
+      <w:bookmarkEnd w:id="18"/>
     </w:p>
     <w:p>
       <w:pPr>
@@ -9606,7 +9598,7 @@
           <w:lang w:val="es-CO"/>
         </w:rPr>
       </w:pPr>
-      <w:bookmarkStart w:id="20" w:name="_Toc227863826"/>
+      <w:bookmarkStart w:id="19" w:name="_Toc227863826"/>
       <w:r>
         <w:rPr>
           <w:lang w:val="es-CO"/>
@@ -9619,7 +9611,7 @@
         </w:rPr>
         <w:t>Gestión de Autenticación</w:t>
       </w:r>
-      <w:bookmarkEnd w:id="20"/>
+      <w:bookmarkEnd w:id="19"/>
     </w:p>
     <w:p>
       <w:pPr>
@@ -9841,7 +9833,7 @@
           <w:lang w:val="es-CO"/>
         </w:rPr>
       </w:pPr>
-      <w:bookmarkStart w:id="21" w:name="_Toc227863827"/>
+      <w:bookmarkStart w:id="20" w:name="_Toc227863827"/>
       <w:r>
         <w:rPr>
           <w:lang w:val="es-CO"/>
@@ -9854,7 +9846,7 @@
         </w:rPr>
         <w:t>Gestión de Autenticación</w:t>
       </w:r>
-      <w:bookmarkEnd w:id="21"/>
+      <w:bookmarkEnd w:id="20"/>
     </w:p>
     <w:p>
       <w:pPr>
@@ -9972,7 +9964,7 @@
           <w:lang w:val="es-CO"/>
         </w:rPr>
       </w:pPr>
-      <w:bookmarkStart w:id="22" w:name="_Toc227863828"/>
+      <w:bookmarkStart w:id="21" w:name="_Toc227863828"/>
       <w:r>
         <w:rPr>
           <w:lang w:val="es-CO"/>
@@ -9985,7 +9977,7 @@
         </w:rPr>
         <w:t>Gestión de Autenticación</w:t>
       </w:r>
-      <w:bookmarkEnd w:id="22"/>
+      <w:bookmarkEnd w:id="21"/>
     </w:p>
     <w:p>
       <w:pPr>
@@ -10163,7 +10155,7 @@
           <w:lang w:val="es-CO"/>
         </w:rPr>
       </w:pPr>
-      <w:bookmarkStart w:id="23" w:name="_Toc227863829"/>
+      <w:bookmarkStart w:id="22" w:name="_Toc227863829"/>
       <w:r>
         <w:rPr>
           <w:lang w:val="es-CO"/>
@@ -10177,7 +10169,7 @@
         </w:rPr>
         <w:t>Gestión de Estado Global</w:t>
       </w:r>
-      <w:bookmarkEnd w:id="23"/>
+      <w:bookmarkEnd w:id="22"/>
     </w:p>
     <w:p>
       <w:pPr>
@@ -10379,7 +10371,7 @@
           <w:lang w:val="es-CO"/>
         </w:rPr>
       </w:pPr>
-      <w:bookmarkStart w:id="24" w:name="_Toc227863830"/>
+      <w:bookmarkStart w:id="23" w:name="_Toc227863830"/>
       <w:r>
         <w:rPr>
           <w:lang w:val="es-CO"/>
@@ -10392,7 +10384,7 @@
         </w:rPr>
         <w:t>Limpieza de Datos</w:t>
       </w:r>
-      <w:bookmarkEnd w:id="24"/>
+      <w:bookmarkEnd w:id="23"/>
     </w:p>
     <w:p>
       <w:pPr>
@@ -10777,89 +10769,89 @@
           <w:lang w:val="es-CO"/>
         </w:rPr>
       </w:pPr>
-      <w:bookmarkStart w:id="25" w:name="_Toc227863831"/>
+      <w:bookmarkStart w:id="24" w:name="_Toc227863831"/>
       <w:r>
         <w:rPr>
           <w:lang w:val="es-CO"/>
         </w:rPr>
         <w:t>6.  Estructura del Proyecto</w:t>
       </w:r>
+      <w:bookmarkEnd w:id="24"/>
+      <w:r>
+        <w:rPr>
+          <w:lang w:val="es-CO"/>
+        </w:rPr>
+        <w:t xml:space="preserve"> </w:t>
+      </w:r>
+    </w:p>
+    <w:p>
+      <w:pPr>
+        <w:spacing w:before="240" w:after="240"/>
+        <w:rPr>
+          <w:lang w:val="es-CO"/>
+        </w:rPr>
+      </w:pPr>
+      <w:r>
+        <w:rPr>
+          <w:lang w:val="es-CO"/>
+        </w:rPr>
+        <w:t xml:space="preserve">La aplicación móvil de </w:t>
+      </w:r>
+      <w:r>
+        <w:rPr>
+          <w:b/>
+          <w:lang w:val="es-CO"/>
+        </w:rPr>
+        <w:t>SENA Contigo</w:t>
+      </w:r>
+      <w:r>
+        <w:rPr>
+          <w:lang w:val="es-CO"/>
+        </w:rPr>
+        <w:t xml:space="preserve"> está organizada bajo una estructura modular que permite separar responsabilidades, mejorar la mantenibilidad del código y facilita</w:t>
+      </w:r>
+      <w:r>
+        <w:rPr>
+          <w:lang w:val="es-CO"/>
+        </w:rPr>
+        <w:t>r la escalabilidad del sistema.</w:t>
+      </w:r>
+    </w:p>
+    <w:p>
+      <w:pPr>
+        <w:spacing w:before="240" w:after="240"/>
+        <w:rPr>
+          <w:lang w:val="es-CO"/>
+        </w:rPr>
+      </w:pPr>
+      <w:r>
+        <w:rPr>
+          <w:lang w:val="es-CO"/>
+        </w:rPr>
+        <w:t>El proyecto sigue una organización basada en capas, donde cada carpeta cumple una función específica dentro de la arquitectura de la aplicación.</w:t>
+      </w:r>
+    </w:p>
+    <w:p>
+      <w:pPr>
+        <w:pStyle w:val="Ttulo2"/>
+        <w:rPr>
+          <w:lang w:val="es-CO"/>
+        </w:rPr>
+      </w:pPr>
+      <w:bookmarkStart w:id="25" w:name="_Toc227863832"/>
+      <w:r>
+        <w:rPr>
+          <w:lang w:val="es-CO"/>
+        </w:rPr>
+        <w:t xml:space="preserve">6.1 </w:t>
+      </w:r>
+      <w:r>
+        <w:rPr>
+          <w:lang w:val="es-CO"/>
+        </w:rPr>
+        <w:t>Estructura General</w:t>
+      </w:r>
       <w:bookmarkEnd w:id="25"/>
-      <w:r>
-        <w:rPr>
-          <w:lang w:val="es-CO"/>
-        </w:rPr>
-        <w:t xml:space="preserve"> </w:t>
-      </w:r>
-    </w:p>
-    <w:p>
-      <w:pPr>
-        <w:spacing w:before="240" w:after="240"/>
-        <w:rPr>
-          <w:lang w:val="es-CO"/>
-        </w:rPr>
-      </w:pPr>
-      <w:r>
-        <w:rPr>
-          <w:lang w:val="es-CO"/>
-        </w:rPr>
-        <w:t xml:space="preserve">La aplicación móvil de </w:t>
-      </w:r>
-      <w:r>
-        <w:rPr>
-          <w:b/>
-          <w:lang w:val="es-CO"/>
-        </w:rPr>
-        <w:t>SENA Contigo</w:t>
-      </w:r>
-      <w:r>
-        <w:rPr>
-          <w:lang w:val="es-CO"/>
-        </w:rPr>
-        <w:t xml:space="preserve"> está organizada bajo una estructura modular que permite separar responsabilidades, mejorar la mantenibilidad del código y facilita</w:t>
-      </w:r>
-      <w:r>
-        <w:rPr>
-          <w:lang w:val="es-CO"/>
-        </w:rPr>
-        <w:t>r la escalabilidad del sistema.</w:t>
-      </w:r>
-    </w:p>
-    <w:p>
-      <w:pPr>
-        <w:spacing w:before="240" w:after="240"/>
-        <w:rPr>
-          <w:lang w:val="es-CO"/>
-        </w:rPr>
-      </w:pPr>
-      <w:r>
-        <w:rPr>
-          <w:lang w:val="es-CO"/>
-        </w:rPr>
-        <w:t>El proyecto sigue una organización basada en capas, donde cada carpeta cumple una función específica dentro de la arquitectura de la aplicación.</w:t>
-      </w:r>
-    </w:p>
-    <w:p>
-      <w:pPr>
-        <w:pStyle w:val="Ttulo2"/>
-        <w:rPr>
-          <w:lang w:val="es-CO"/>
-        </w:rPr>
-      </w:pPr>
-      <w:bookmarkStart w:id="26" w:name="_Toc227863832"/>
-      <w:r>
-        <w:rPr>
-          <w:lang w:val="es-CO"/>
-        </w:rPr>
-        <w:t xml:space="preserve">6.1 </w:t>
-      </w:r>
-      <w:r>
-        <w:rPr>
-          <w:lang w:val="es-CO"/>
-        </w:rPr>
-        <w:t>Estructura General</w:t>
-      </w:r>
-      <w:bookmarkEnd w:id="26"/>
     </w:p>
     <w:p>
       <w:pPr>
@@ -10966,14 +10958,14 @@
           <w:lang w:val="es-CO"/>
         </w:rPr>
       </w:pPr>
-      <w:bookmarkStart w:id="27" w:name="_Toc227863833"/>
+      <w:bookmarkStart w:id="26" w:name="_Toc227863833"/>
       <w:r>
         <w:rPr>
           <w:lang w:val="es-CO"/>
         </w:rPr>
         <w:t>6.2 Carpeta api/</w:t>
       </w:r>
-      <w:bookmarkEnd w:id="27"/>
+      <w:bookmarkEnd w:id="26"/>
     </w:p>
     <w:p>
       <w:pPr>
@@ -11216,7 +11208,7 @@
           <w:lang w:val="es-CO"/>
         </w:rPr>
       </w:pPr>
-      <w:bookmarkStart w:id="28" w:name="_Toc227863834"/>
+      <w:bookmarkStart w:id="27" w:name="_Toc227863834"/>
       <w:r>
         <w:rPr>
           <w:lang w:val="es-CO"/>
@@ -11239,7 +11231,7 @@
         </w:rPr>
         <w:t>controllers/</w:t>
       </w:r>
-      <w:bookmarkEnd w:id="28"/>
+      <w:bookmarkEnd w:id="27"/>
     </w:p>
     <w:p>
       <w:pPr>
@@ -11480,7 +11472,7 @@
           <w:lang w:val="es-CO"/>
         </w:rPr>
       </w:pPr>
-      <w:bookmarkStart w:id="29" w:name="_Toc227863835"/>
+      <w:bookmarkStart w:id="28" w:name="_Toc227863835"/>
       <w:r>
         <w:rPr>
           <w:lang w:val="es-CO"/>
@@ -11504,7 +11496,7 @@
         </w:rPr>
         <w:t>views/</w:t>
       </w:r>
-      <w:bookmarkEnd w:id="29"/>
+      <w:bookmarkEnd w:id="28"/>
     </w:p>
     <w:p>
       <w:pPr>
@@ -11771,7 +11763,7 @@
           <w:lang w:val="es-CO"/>
         </w:rPr>
       </w:pPr>
-      <w:bookmarkStart w:id="30" w:name="_Toc227863836"/>
+      <w:bookmarkStart w:id="29" w:name="_Toc227863836"/>
       <w:r>
         <w:rPr>
           <w:lang w:val="es-CO"/>
@@ -11788,7 +11780,7 @@
         </w:rPr>
         <w:t>Archivo main.dart</w:t>
       </w:r>
-      <w:bookmarkEnd w:id="30"/>
+      <w:bookmarkEnd w:id="29"/>
     </w:p>
     <w:p>
       <w:pPr>
@@ -11979,7 +11971,7 @@
           <w:lang w:val="es-CO"/>
         </w:rPr>
       </w:pPr>
-      <w:bookmarkStart w:id="31" w:name="_Toc227863837"/>
+      <w:bookmarkStart w:id="30" w:name="_Toc227863837"/>
       <w:r>
         <w:rPr>
           <w:lang w:val="es-CO"/>
@@ -11999,7 +11991,7 @@
         </w:rPr>
         <w:t xml:space="preserve"> Flujo de la Aplicación</w:t>
       </w:r>
-      <w:bookmarkEnd w:id="31"/>
+      <w:bookmarkEnd w:id="30"/>
     </w:p>
     <w:p>
       <w:pPr>
@@ -12285,7 +12277,7 @@
           <w:lang w:val="es-CO"/>
         </w:rPr>
       </w:pPr>
-      <w:bookmarkStart w:id="32" w:name="_Toc227863838"/>
+      <w:bookmarkStart w:id="31" w:name="_Toc227863838"/>
       <w:r>
         <w:rPr>
           <w:lang w:val="es-CO"/>
@@ -12310,7 +12302,7 @@
         </w:rPr>
         <w:t>)</w:t>
       </w:r>
-      <w:bookmarkEnd w:id="32"/>
+      <w:bookmarkEnd w:id="31"/>
       <w:r>
         <w:rPr>
           <w:lang w:val="es-CO"/>
@@ -13354,7 +13346,7 @@
           <w:lang w:val="es-CO"/>
         </w:rPr>
       </w:pPr>
-      <w:bookmarkStart w:id="33" w:name="_Toc227863839"/>
+      <w:bookmarkStart w:id="32" w:name="_Toc227863839"/>
       <w:r>
         <w:rPr>
           <w:lang w:val="es-CO"/>
@@ -13373,7 +13365,7 @@
         </w:rPr>
         <w:t>Requerimientos del Sistema (Aplicación Flutter)</w:t>
       </w:r>
-      <w:bookmarkEnd w:id="33"/>
+      <w:bookmarkEnd w:id="32"/>
     </w:p>
     <w:p>
       <w:pPr>
@@ -15212,7 +15204,7 @@
           <w:lang w:val="es-CO"/>
         </w:rPr>
       </w:pPr>
-      <w:bookmarkStart w:id="34" w:name="_Toc227863840"/>
+      <w:bookmarkStart w:id="33" w:name="_Toc227863840"/>
       <w:r>
         <w:rPr>
           <w:lang w:val="es-CO"/>
@@ -15225,7 +15217,7 @@
         </w:rPr>
         <w:t>Instalación y Configuración del Proyecto (Flutter)</w:t>
       </w:r>
-      <w:bookmarkEnd w:id="34"/>
+      <w:bookmarkEnd w:id="33"/>
     </w:p>
     <w:p>
       <w:pPr>
@@ -15276,7 +15268,7 @@
           <w:lang w:val="es-CO"/>
         </w:rPr>
       </w:pPr>
-      <w:bookmarkStart w:id="35" w:name="_Toc227863841"/>
+      <w:bookmarkStart w:id="34" w:name="_Toc227863841"/>
       <w:r>
         <w:rPr>
           <w:lang w:val="es-CO"/>
@@ -15289,7 +15281,7 @@
         </w:rPr>
         <w:t>.1. Clonado del Repositorio</w:t>
       </w:r>
-      <w:bookmarkEnd w:id="35"/>
+      <w:bookmarkEnd w:id="34"/>
       <w:r>
         <w:rPr>
           <w:lang w:val="es-CO"/>
@@ -15433,7 +15425,7 @@
           <w:lang w:val="es-CO"/>
         </w:rPr>
       </w:pPr>
-      <w:bookmarkStart w:id="36" w:name="_Toc227863842"/>
+      <w:bookmarkStart w:id="35" w:name="_Toc227863842"/>
       <w:r>
         <w:rPr>
           <w:lang w:val="es-CO"/>
@@ -15452,7 +15444,7 @@
         </w:rPr>
         <w:t>Instalación de Dependencias</w:t>
       </w:r>
-      <w:bookmarkEnd w:id="36"/>
+      <w:bookmarkEnd w:id="35"/>
     </w:p>
     <w:p>
       <w:pPr>
@@ -15526,7 +15518,7 @@
           <w:lang w:val="es-CO"/>
         </w:rPr>
       </w:pPr>
-      <w:bookmarkStart w:id="37" w:name="_Toc227863843"/>
+      <w:bookmarkStart w:id="36" w:name="_Toc227863843"/>
       <w:r>
         <w:rPr>
           <w:lang w:val="es-CO"/>
@@ -15546,7 +15538,7 @@
         </w:rPr>
         <w:t>Verificación del Entorno</w:t>
       </w:r>
-      <w:bookmarkEnd w:id="37"/>
+      <w:bookmarkEnd w:id="36"/>
     </w:p>
     <w:p>
       <w:pPr>
@@ -15682,7 +15674,7 @@
           <w:lang w:val="es-CO"/>
         </w:rPr>
       </w:pPr>
-      <w:bookmarkStart w:id="38" w:name="_Toc227863844"/>
+      <w:bookmarkStart w:id="37" w:name="_Toc227863844"/>
       <w:r>
         <w:rPr>
           <w:lang w:val="es-CO"/>
@@ -15701,7 +15693,7 @@
         </w:rPr>
         <w:t>Configuración de la API</w:t>
       </w:r>
-      <w:bookmarkEnd w:id="38"/>
+      <w:bookmarkEnd w:id="37"/>
     </w:p>
     <w:p>
       <w:pPr>
@@ -15834,7 +15826,7 @@
           <w:lang w:val="es-CO"/>
         </w:rPr>
       </w:pPr>
-      <w:bookmarkStart w:id="39" w:name="_Toc227863845"/>
+      <w:bookmarkStart w:id="38" w:name="_Toc227863845"/>
       <w:r>
         <w:rPr>
           <w:lang w:val="es-CO"/>
@@ -15859,7 +15851,7 @@
         </w:rPr>
         <w:t>Ejecución de la Aplicación</w:t>
       </w:r>
-      <w:bookmarkEnd w:id="39"/>
+      <w:bookmarkEnd w:id="38"/>
     </w:p>
     <w:p>
       <w:pPr>
@@ -16041,7 +16033,7 @@
           <w:lang w:val="es-CO"/>
         </w:rPr>
       </w:pPr>
-      <w:bookmarkStart w:id="40" w:name="_Toc227863846"/>
+      <w:bookmarkStart w:id="39" w:name="_Toc227863846"/>
       <w:r>
         <w:rPr>
           <w:lang w:val="es-CO"/>
@@ -16061,7 +16053,7 @@
         </w:rPr>
         <w:t>Compilación para Producción</w:t>
       </w:r>
-      <w:bookmarkEnd w:id="40"/>
+      <w:bookmarkEnd w:id="39"/>
     </w:p>
     <w:p>
       <w:pPr>
@@ -16160,7 +16152,7 @@
           <w:lang w:val="es-CO"/>
         </w:rPr>
       </w:pPr>
-      <w:bookmarkStart w:id="41" w:name="_Toc227863847"/>
+      <w:bookmarkStart w:id="40" w:name="_Toc227863847"/>
       <w:r>
         <w:rPr>
           <w:lang w:val="es-CO"/>
@@ -16173,7 +16165,7 @@
         </w:rPr>
         <w:t>Estructura Inicial Recomendada</w:t>
       </w:r>
-      <w:bookmarkEnd w:id="41"/>
+      <w:bookmarkEnd w:id="40"/>
     </w:p>
     <w:p>
       <w:pPr>
@@ -16279,7 +16271,7 @@
           <w:lang w:val="es-CO"/>
         </w:rPr>
       </w:pPr>
-      <w:bookmarkStart w:id="42" w:name="_Toc227863848"/>
+      <w:bookmarkStart w:id="41" w:name="_Toc227863848"/>
       <w:r>
         <w:rPr>
           <w:lang w:val="es-CO"/>
@@ -16292,7 +16284,7 @@
         </w:rPr>
         <w:t>.  Desarrollo</w:t>
       </w:r>
-      <w:bookmarkEnd w:id="42"/>
+      <w:bookmarkEnd w:id="41"/>
       <w:r>
         <w:rPr>
           <w:lang w:val="es-CO"/>
@@ -16343,7 +16335,7 @@
           <w:lang w:val="es-CO"/>
         </w:rPr>
       </w:pPr>
-      <w:bookmarkStart w:id="43" w:name="_Toc227863849"/>
+      <w:bookmarkStart w:id="42" w:name="_Toc227863849"/>
       <w:r>
         <w:rPr>
           <w:lang w:val="es-CO"/>
@@ -16368,7 +16360,7 @@
         </w:rPr>
         <w:t>e la Aplicación</w:t>
       </w:r>
-      <w:bookmarkEnd w:id="43"/>
+      <w:bookmarkEnd w:id="42"/>
     </w:p>
     <w:p>
       <w:pPr>
@@ -16766,7 +16758,7 @@
           <w:lang w:val="es-CO"/>
         </w:rPr>
       </w:pPr>
-      <w:bookmarkStart w:id="44" w:name="_Toc227863850"/>
+      <w:bookmarkStart w:id="43" w:name="_Toc227863850"/>
       <w:r>
         <w:rPr>
           <w:lang w:val="es-CO"/>
@@ -16797,7 +16789,7 @@
         </w:rPr>
         <w:t>Configuración del Sistema</w:t>
       </w:r>
-      <w:bookmarkEnd w:id="44"/>
+      <w:bookmarkEnd w:id="43"/>
     </w:p>
     <w:p>
       <w:pPr>
@@ -16990,7 +16982,7 @@
           <w:lang w:val="es-CO"/>
         </w:rPr>
       </w:pPr>
-      <w:bookmarkStart w:id="45" w:name="_Toc227863851"/>
+      <w:bookmarkStart w:id="44" w:name="_Toc227863851"/>
       <w:r>
         <w:rPr>
           <w:lang w:val="es-CO"/>
@@ -17021,7 +17013,7 @@
         </w:rPr>
         <w:t>Consumo de API</w:t>
       </w:r>
-      <w:bookmarkEnd w:id="45"/>
+      <w:bookmarkEnd w:id="44"/>
     </w:p>
     <w:p>
       <w:pPr>
@@ -17265,7 +17257,7 @@
           <w:lang w:val="es-CO"/>
         </w:rPr>
       </w:pPr>
-      <w:bookmarkStart w:id="46" w:name="_Toc227863852"/>
+      <w:bookmarkStart w:id="45" w:name="_Toc227863852"/>
       <w:r>
         <w:rPr>
           <w:lang w:val="es-CO"/>
@@ -17296,7 +17288,7 @@
         </w:rPr>
         <w:t>Controladores</w:t>
       </w:r>
-      <w:bookmarkEnd w:id="46"/>
+      <w:bookmarkEnd w:id="45"/>
     </w:p>
     <w:p>
       <w:pPr>
@@ -17631,7 +17623,7 @@
           <w:lang w:val="es-CO"/>
         </w:rPr>
       </w:pPr>
-      <w:bookmarkStart w:id="47" w:name="_Toc227863853"/>
+      <w:bookmarkStart w:id="46" w:name="_Toc227863853"/>
       <w:r>
         <w:rPr>
           <w:lang w:val="es-CO"/>
@@ -17662,7 +17654,7 @@
         </w:rPr>
         <w:t>Gestión de Estado (GetX)</w:t>
       </w:r>
-      <w:bookmarkEnd w:id="47"/>
+      <w:bookmarkEnd w:id="46"/>
     </w:p>
     <w:p>
       <w:pPr>
@@ -17942,7 +17934,7 @@
           <w:lang w:val="es-CO"/>
         </w:rPr>
       </w:pPr>
-      <w:bookmarkStart w:id="48" w:name="_Toc227863854"/>
+      <w:bookmarkStart w:id="47" w:name="_Toc227863854"/>
       <w:r>
         <w:rPr>
           <w:lang w:val="es-CO"/>
@@ -17973,7 +17965,7 @@
         </w:rPr>
         <w:t>Vistas (Interfaz de Usuario)</w:t>
       </w:r>
-      <w:bookmarkEnd w:id="48"/>
+      <w:bookmarkEnd w:id="47"/>
     </w:p>
     <w:p>
       <w:pPr>
@@ -18367,7 +18359,7 @@
           <w:lang w:val="es-CO"/>
         </w:rPr>
       </w:pPr>
-      <w:bookmarkStart w:id="49" w:name="_Toc227863855"/>
+      <w:bookmarkStart w:id="48" w:name="_Toc227863855"/>
       <w:r>
         <w:rPr>
           <w:lang w:val="es-CO"/>
@@ -18398,7 +18390,7 @@
         </w:rPr>
         <w:t>Gestión de Dependencias</w:t>
       </w:r>
-      <w:bookmarkEnd w:id="49"/>
+      <w:bookmarkEnd w:id="48"/>
     </w:p>
     <w:p>
       <w:pPr>
@@ -18624,7 +18616,7 @@
           <w:lang w:val="es-CO"/>
         </w:rPr>
       </w:pPr>
-      <w:bookmarkStart w:id="50" w:name="_Toc227863856"/>
+      <w:bookmarkStart w:id="49" w:name="_Toc227863856"/>
       <w:r>
         <w:rPr>
           <w:lang w:val="es-CO"/>
@@ -18649,7 +18641,7 @@
         </w:rPr>
         <w:t>Flujo del Sistema</w:t>
       </w:r>
-      <w:bookmarkEnd w:id="50"/>
+      <w:bookmarkEnd w:id="49"/>
     </w:p>
     <w:p>
       <w:pPr>
@@ -18988,14 +18980,14 @@
         </w:rPr>
         <w:t xml:space="preserve"> </w:t>
       </w:r>
-      <w:bookmarkStart w:id="51" w:name="_Toc227863857"/>
+      <w:bookmarkStart w:id="50" w:name="_Toc227863857"/>
       <w:r>
         <w:rPr>
           <w:lang w:val="es-CO"/>
         </w:rPr>
         <w:t>Despliegue de la Aplicación (Flutter)</w:t>
       </w:r>
-      <w:bookmarkEnd w:id="51"/>
+      <w:bookmarkEnd w:id="50"/>
     </w:p>
     <w:p>
       <w:pPr>
@@ -19067,7 +19059,7 @@
           <w:lang w:val="es-CO"/>
         </w:rPr>
       </w:pPr>
-      <w:bookmarkStart w:id="52" w:name="_Toc227863858"/>
+      <w:bookmarkStart w:id="51" w:name="_Toc227863858"/>
       <w:r>
         <w:rPr>
           <w:lang w:val="es-CO"/>
@@ -19092,7 +19084,7 @@
         </w:rPr>
         <w:t>Generación de la Aplicación</w:t>
       </w:r>
-      <w:bookmarkEnd w:id="52"/>
+      <w:bookmarkEnd w:id="51"/>
     </w:p>
     <w:p>
       <w:pPr>
@@ -19359,7 +19351,7 @@
           <w:lang w:val="es-CO"/>
         </w:rPr>
       </w:pPr>
-      <w:bookmarkStart w:id="53" w:name="_Toc227863859"/>
+      <w:bookmarkStart w:id="52" w:name="_Toc227863859"/>
       <w:r>
         <w:rPr>
           <w:lang w:val="es-CO"/>
@@ -19384,7 +19376,7 @@
         </w:rPr>
         <w:t>Firma de la Aplicación</w:t>
       </w:r>
-      <w:bookmarkEnd w:id="53"/>
+      <w:bookmarkEnd w:id="52"/>
     </w:p>
     <w:p>
       <w:pPr>
@@ -19663,7 +19655,7 @@
           <w:lang w:val="es-CO"/>
         </w:rPr>
       </w:pPr>
-      <w:bookmarkStart w:id="54" w:name="_Toc227863860"/>
+      <w:bookmarkStart w:id="53" w:name="_Toc227863860"/>
       <w:r>
         <w:rPr>
           <w:lang w:val="es-CO"/>
@@ -19689,7 +19681,7 @@
         </w:rPr>
         <w:t>Instalación en Dispositivos</w:t>
       </w:r>
-      <w:bookmarkEnd w:id="54"/>
+      <w:bookmarkEnd w:id="53"/>
     </w:p>
     <w:p>
       <w:pPr>
@@ -19815,7 +19807,7 @@
           <w:lang w:val="es-CO"/>
         </w:rPr>
       </w:pPr>
-      <w:bookmarkStart w:id="55" w:name="_Toc227863861"/>
+      <w:bookmarkStart w:id="54" w:name="_Toc227863861"/>
       <w:r>
         <w:rPr>
           <w:lang w:val="es-CO"/>
@@ -19840,7 +19832,7 @@
         </w:rPr>
         <w:t>Despliegue en Entornos de Producción</w:t>
       </w:r>
-      <w:bookmarkEnd w:id="55"/>
+      <w:bookmarkEnd w:id="54"/>
     </w:p>
     <w:p>
       <w:pPr>
@@ -20063,7 +20055,7 @@
           <w:lang w:val="es-CO"/>
         </w:rPr>
       </w:pPr>
-      <w:bookmarkStart w:id="56" w:name="_Toc227863862"/>
+      <w:bookmarkStart w:id="55" w:name="_Toc227863862"/>
       <w:r>
         <w:rPr>
           <w:lang w:val="es-CO"/>
@@ -20088,7 +20080,7 @@
         </w:rPr>
         <w:t>Configuración de la API en Producción</w:t>
       </w:r>
-      <w:bookmarkEnd w:id="56"/>
+      <w:bookmarkEnd w:id="55"/>
     </w:p>
     <w:p>
       <w:pPr>
@@ -20217,7 +20209,7 @@
           <w:lang w:val="es-CO"/>
         </w:rPr>
       </w:pPr>
-      <w:bookmarkStart w:id="57" w:name="_Toc227863863"/>
+      <w:bookmarkStart w:id="56" w:name="_Toc227863863"/>
       <w:r>
         <w:rPr>
           <w:lang w:val="es-CO"/>
@@ -20242,7 +20234,7 @@
         </w:rPr>
         <w:t>Pruebas Post-Despliegue</w:t>
       </w:r>
-      <w:bookmarkEnd w:id="57"/>
+      <w:bookmarkEnd w:id="56"/>
     </w:p>
     <w:p>
       <w:pPr>
@@ -20391,7 +20383,7 @@
           <w:lang w:val="es-CO"/>
         </w:rPr>
       </w:pPr>
-      <w:bookmarkStart w:id="58" w:name="_Toc227863864"/>
+      <w:bookmarkStart w:id="57" w:name="_Toc227863864"/>
       <w:r>
         <w:rPr>
           <w:lang w:val="es-CO"/>
@@ -20416,7 +20408,7 @@
         </w:rPr>
         <w:t>Mantenimiento y Actualizaciones</w:t>
       </w:r>
-      <w:bookmarkEnd w:id="58"/>
+      <w:bookmarkEnd w:id="57"/>
     </w:p>
     <w:p>
       <w:pPr>
@@ -20741,14 +20733,14 @@
         </w:rPr>
         <w:t xml:space="preserve"> </w:t>
       </w:r>
-      <w:bookmarkStart w:id="59" w:name="_Toc227863865"/>
+      <w:bookmarkStart w:id="58" w:name="_Toc227863865"/>
       <w:r>
         <w:rPr>
           <w:lang w:val="es-CO"/>
         </w:rPr>
         <w:t>Seguridad en la Aplicación (Flutter)</w:t>
       </w:r>
-      <w:bookmarkEnd w:id="59"/>
+      <w:bookmarkEnd w:id="58"/>
     </w:p>
     <w:p>
       <w:pPr>
@@ -20812,7 +20804,7 @@
           <w:lang w:val="es-CO"/>
         </w:rPr>
       </w:pPr>
-      <w:bookmarkStart w:id="60" w:name="_Toc227863866"/>
+      <w:bookmarkStart w:id="59" w:name="_Toc227863866"/>
       <w:r>
         <w:rPr>
           <w:lang w:val="es-CO"/>
@@ -20837,7 +20829,7 @@
         </w:rPr>
         <w:t>Autenticación de Usuarios</w:t>
       </w:r>
-      <w:bookmarkEnd w:id="60"/>
+      <w:bookmarkEnd w:id="59"/>
     </w:p>
     <w:p>
       <w:pPr>
@@ -21087,7 +21079,7 @@
           <w:lang w:val="es-CO"/>
         </w:rPr>
       </w:pPr>
-      <w:bookmarkStart w:id="61" w:name="_Toc227863867"/>
+      <w:bookmarkStart w:id="60" w:name="_Toc227863867"/>
       <w:r>
         <w:rPr>
           <w:lang w:val="es-CO"/>
@@ -21113,7 +21105,7 @@
         </w:rPr>
         <w:t>Manejo de Tokens</w:t>
       </w:r>
-      <w:bookmarkEnd w:id="61"/>
+      <w:bookmarkEnd w:id="60"/>
     </w:p>
     <w:p>
       <w:pPr>
@@ -21308,7 +21300,7 @@
           <w:lang w:val="es-CO"/>
         </w:rPr>
       </w:pPr>
-      <w:bookmarkStart w:id="62" w:name="_Toc227863868"/>
+      <w:bookmarkStart w:id="61" w:name="_Toc227863868"/>
       <w:r>
         <w:rPr>
           <w:lang w:val="es-CO"/>
@@ -21333,7 +21325,7 @@
         </w:rPr>
         <w:t>Almacenamiento Seguro (Local)</w:t>
       </w:r>
-      <w:bookmarkEnd w:id="62"/>
+      <w:bookmarkEnd w:id="61"/>
     </w:p>
     <w:p>
       <w:pPr>
@@ -21452,7 +21444,7 @@
           <w:lang w:val="es-CO"/>
         </w:rPr>
       </w:pPr>
-      <w:bookmarkStart w:id="63" w:name="_Toc227863869"/>
+      <w:bookmarkStart w:id="62" w:name="_Toc227863869"/>
       <w:r>
         <w:rPr>
           <w:lang w:val="es-CO"/>
@@ -21477,7 +21469,7 @@
         </w:rPr>
         <w:t>Comunicación Segura (HTTPS)</w:t>
       </w:r>
-      <w:bookmarkEnd w:id="63"/>
+      <w:bookmarkEnd w:id="62"/>
     </w:p>
     <w:p>
       <w:pPr>
@@ -21603,7 +21595,7 @@
           <w:lang w:val="es-CO"/>
         </w:rPr>
       </w:pPr>
-      <w:bookmarkStart w:id="64" w:name="_Toc227863870"/>
+      <w:bookmarkStart w:id="63" w:name="_Toc227863870"/>
       <w:r>
         <w:rPr>
           <w:lang w:val="es-CO"/>
@@ -21641,7 +21633,7 @@
         </w:rPr>
         <w:t>Control de Acceso por Roles</w:t>
       </w:r>
-      <w:bookmarkEnd w:id="64"/>
+      <w:bookmarkEnd w:id="63"/>
     </w:p>
     <w:p>
       <w:pPr>
@@ -21888,7 +21880,7 @@
           <w:lang w:val="es-CO"/>
         </w:rPr>
       </w:pPr>
-      <w:bookmarkStart w:id="65" w:name="_Toc227863871"/>
+      <w:bookmarkStart w:id="64" w:name="_Toc227863871"/>
       <w:r>
         <w:rPr>
           <w:lang w:val="es-CO"/>
@@ -21919,7 +21911,7 @@
         </w:rPr>
         <w:t>Validación de Datos</w:t>
       </w:r>
-      <w:bookmarkEnd w:id="65"/>
+      <w:bookmarkEnd w:id="64"/>
     </w:p>
     <w:p>
       <w:pPr>
@@ -22158,7 +22150,7 @@
           <w:lang w:val="es-CO"/>
         </w:rPr>
       </w:pPr>
-      <w:bookmarkStart w:id="66" w:name="_Toc227863872"/>
+      <w:bookmarkStart w:id="65" w:name="_Toc227863872"/>
       <w:r>
         <w:rPr>
           <w:lang w:val="es-CO"/>
@@ -22190,7 +22182,7 @@
         </w:rPr>
         <w:t>Cierre de Sesión Seguro</w:t>
       </w:r>
-      <w:bookmarkEnd w:id="66"/>
+      <w:bookmarkEnd w:id="65"/>
     </w:p>
     <w:p>
       <w:pPr>
@@ -22359,7 +22351,7 @@
           <w:lang w:val="es-CO"/>
         </w:rPr>
       </w:pPr>
-      <w:bookmarkStart w:id="67" w:name="_Toc227863873"/>
+      <w:bookmarkStart w:id="66" w:name="_Toc227863873"/>
       <w:r>
         <w:rPr>
           <w:lang w:val="es-CO"/>
@@ -22384,7 +22376,7 @@
         </w:rPr>
         <w:t>Protección de Código</w:t>
       </w:r>
-      <w:bookmarkEnd w:id="67"/>
+      <w:bookmarkEnd w:id="66"/>
     </w:p>
     <w:p>
       <w:pPr>
@@ -22555,6 +22547,28 @@
         </w:rPr>
         <w:t>Estas medidas aseguran que la información de los usuarios esté protegida y que el sistema funcione de manera segura en entornos reales.</w:t>
       </w:r>
+    </w:p>
+    <w:p>
+      <w:pPr>
+        <w:rPr>
+          <w:lang w:val="es-CO"/>
+        </w:rPr>
+      </w:pPr>
+    </w:p>
+    <w:p>
+      <w:pPr>
+        <w:rPr>
+          <w:lang w:val="es-CO"/>
+        </w:rPr>
+      </w:pPr>
+      <w:r>
+        <w:rPr>
+          <w:lang w:val="es-CO"/>
+        </w:rPr>
+        <w:t>COMMIT</w:t>
+      </w:r>
+      <w:bookmarkStart w:id="67" w:name="_GoBack"/>
+      <w:bookmarkEnd w:id="67"/>
     </w:p>
     <w:sectPr>
       <w:headerReference w:type="default" r:id="rId23"/>
@@ -22745,7 +22759,7 @@
         <w:szCs w:val="20"/>
         <w:lang w:val="es-ES"/>
       </w:rPr>
-      <w:t>4</w:t>
+      <w:t>42</w:t>
     </w:r>
     <w:r>
       <w:rPr>

--- a/Manual Técnico Sena Contigo Flutter.docx
+++ b/Manual Técnico Sena Contigo Flutter.docx
@@ -22567,8 +22567,20 @@
         </w:rPr>
         <w:t>COMMIT</w:t>
       </w:r>
+      <w:r>
+        <w:rPr>
+          <w:lang w:val="es-CO"/>
+        </w:rPr>
+        <w:t xml:space="preserve"> COOM</w:t>
+      </w:r>
       <w:bookmarkStart w:id="67" w:name="_GoBack"/>
       <w:bookmarkEnd w:id="67"/>
+      <w:r>
+        <w:rPr>
+          <w:lang w:val="es-CO"/>
+        </w:rPr>
+        <w:t>MIT</w:t>
+      </w:r>
     </w:p>
     <w:sectPr>
       <w:headerReference w:type="default" r:id="rId23"/>

--- a/Manual Técnico Sena Contigo Flutter.docx
+++ b/Manual Técnico Sena Contigo Flutter.docx
@@ -22571,16 +22571,16 @@
         <w:rPr>
           <w:lang w:val="es-CO"/>
         </w:rPr>
-        <w:t xml:space="preserve"> COOM</w:t>
+        <w:t xml:space="preserve"> COOMMIT</w:t>
+      </w:r>
+      <w:r>
+        <w:rPr>
+          <w:lang w:val="es-CO"/>
+        </w:rPr>
+        <w:t xml:space="preserve"> COMMIT </w:t>
       </w:r>
       <w:bookmarkStart w:id="67" w:name="_GoBack"/>
       <w:bookmarkEnd w:id="67"/>
-      <w:r>
-        <w:rPr>
-          <w:lang w:val="es-CO"/>
-        </w:rPr>
-        <w:t>MIT</w:t>
-      </w:r>
     </w:p>
     <w:sectPr>
       <w:headerReference w:type="default" r:id="rId23"/>

--- a/Manual Técnico Sena Contigo Flutter.docx
+++ b/Manual Técnico Sena Contigo Flutter.docx
@@ -22578,6 +22578,12 @@
           <w:lang w:val="es-CO"/>
         </w:rPr>
         <w:t xml:space="preserve"> COMMIT </w:t>
+      </w:r>
+      <w:r>
+        <w:rPr>
+          <w:lang w:val="es-CO"/>
+        </w:rPr>
+        <w:t xml:space="preserve">COMMIT </w:t>
       </w:r>
       <w:bookmarkStart w:id="67" w:name="_GoBack"/>
       <w:bookmarkEnd w:id="67"/>

--- a/Manual Técnico Sena Contigo Flutter.docx
+++ b/Manual Técnico Sena Contigo Flutter.docx
@@ -22584,6 +22584,12 @@
           <w:lang w:val="es-CO"/>
         </w:rPr>
         <w:t xml:space="preserve">COMMIT </w:t>
+      </w:r>
+      <w:r>
+        <w:rPr>
+          <w:lang w:val="es-CO"/>
+        </w:rPr>
+        <w:t>COMMIT</w:t>
       </w:r>
       <w:bookmarkStart w:id="67" w:name="_GoBack"/>
       <w:bookmarkEnd w:id="67"/>

--- a/Manual Técnico Sena Contigo Flutter.docx
+++ b/Manual Técnico Sena Contigo Flutter.docx
@@ -22571,25 +22571,7 @@
         <w:rPr>
           <w:lang w:val="es-CO"/>
         </w:rPr>
-        <w:t xml:space="preserve"> COOMMIT</w:t>
-      </w:r>
-      <w:r>
-        <w:rPr>
-          <w:lang w:val="es-CO"/>
-        </w:rPr>
-        <w:t xml:space="preserve"> COMMIT </w:t>
-      </w:r>
-      <w:r>
-        <w:rPr>
-          <w:lang w:val="es-CO"/>
-        </w:rPr>
-        <w:t xml:space="preserve">COMMIT </w:t>
-      </w:r>
-      <w:r>
-        <w:rPr>
-          <w:lang w:val="es-CO"/>
-        </w:rPr>
-        <w:t>COMMIT</w:t>
+        <w:t xml:space="preserve"> </w:t>
       </w:r>
       <w:bookmarkStart w:id="67" w:name="_GoBack"/>
       <w:bookmarkEnd w:id="67"/>
